--- a/06_relazioni_e_parametri/trimero catena/relazione_vqe_trimero_catena.docx
+++ b/06_relazioni_e_parametri/trimero catena/relazione_vqe_trimero_catena.docx
@@ -1,6 +1,6 @@
 
 <file path=word/document.xml><?xml version="1.0" encoding="utf-8"?>
-<w:document xmlns:wpc="http://schemas.microsoft.com/office/word/2010/wordprocessingCanvas" xmlns:mc="http://schemas.openxmlformats.org/markup-compatibility/2006" xmlns:o="urn:schemas-microsoft-com:office:office" xmlns:r="http://schemas.openxmlformats.org/officeDocument/2006/relationships" xmlns:m="http://schemas.openxmlformats.org/officeDocument/2006/math" xmlns:v="urn:schemas-microsoft-com:vml" xmlns:wp14="http://schemas.microsoft.com/office/word/2010/wordprocessingDrawing" xmlns:wp="http://schemas.openxmlformats.org/drawingml/2006/wordprocessingDrawing" xmlns:w10="urn:schemas-microsoft-com:office:word" xmlns:w="http://schemas.openxmlformats.org/wordprocessingml/2006/main" xmlns:w14="http://schemas.microsoft.com/office/word/2010/wordml" xmlns:w15="http://schemas.microsoft.com/office/word/2012/wordml" xmlns:wpg="http://schemas.microsoft.com/office/word/2010/wordprocessingGroup" xmlns:wpi="http://schemas.microsoft.com/office/word/2010/wordprocessingInk" xmlns:wne="http://schemas.microsoft.com/office/word/2006/wordml" xmlns:wps="http://schemas.microsoft.com/office/word/2010/wordprocessingShape" xmlns:cx="http://schemas.microsoft.com/office/drawing/2014/chartex" xmlns:cx1="http://schemas.microsoft.com/office/drawing/2015/9/8/chartex" xmlns:cx2="http://schemas.microsoft.com/office/drawing/2015/10/21/chartex" xmlns:cx3="http://schemas.microsoft.com/office/drawing/2016/5/9/chartex" xmlns:cx4="http://schemas.microsoft.com/office/drawing/2016/5/10/chartex" xmlns:cx5="http://schemas.microsoft.com/office/drawing/2016/5/11/chartex" xmlns:cx6="http://schemas.microsoft.com/office/drawing/2016/5/12/chartex" xmlns:cx7="http://schemas.microsoft.com/office/drawing/2016/5/13/chartex" xmlns:cx8="http://schemas.microsoft.com/office/drawing/2016/5/14/chartex" xmlns:aink="http://schemas.microsoft.com/office/drawing/2016/ink" xmlns:am3d="http://schemas.microsoft.com/office/drawing/2017/model3d" xmlns:w16cex="http://schemas.microsoft.com/office/word/2018/wordml/cex" xmlns:w16cid="http://schemas.microsoft.com/office/word/2016/wordml/cid" xmlns:w16="http://schemas.microsoft.com/office/word/2018/wordml" xmlns:w16sdtdh="http://schemas.microsoft.com/office/word/2020/wordml/sdtdatahash" xmlns:w16se="http://schemas.microsoft.com/office/word/2015/wordml/symex" mc:Ignorable="w14 w15 wp14">
+<w:document xmlns:wpc="http://schemas.microsoft.com/office/word/2010/wordprocessingCanvas" xmlns:cx="http://schemas.microsoft.com/office/drawing/2014/chartex" xmlns:cx1="http://schemas.microsoft.com/office/drawing/2015/9/8/chartex" xmlns:cx2="http://schemas.microsoft.com/office/drawing/2015/10/21/chartex" xmlns:cx3="http://schemas.microsoft.com/office/drawing/2016/5/9/chartex" xmlns:cx4="http://schemas.microsoft.com/office/drawing/2016/5/10/chartex" xmlns:cx5="http://schemas.microsoft.com/office/drawing/2016/5/11/chartex" xmlns:cx6="http://schemas.microsoft.com/office/drawing/2016/5/12/chartex" xmlns:cx7="http://schemas.microsoft.com/office/drawing/2016/5/13/chartex" xmlns:cx8="http://schemas.microsoft.com/office/drawing/2016/5/14/chartex" xmlns:mc="http://schemas.openxmlformats.org/markup-compatibility/2006" xmlns:aink="http://schemas.microsoft.com/office/drawing/2016/ink" xmlns:am3d="http://schemas.microsoft.com/office/drawing/2017/model3d" xmlns:o="urn:schemas-microsoft-com:office:office" xmlns:oel="http://schemas.microsoft.com/office/2019/extlst" xmlns:r="http://schemas.openxmlformats.org/officeDocument/2006/relationships" xmlns:m="http://schemas.openxmlformats.org/officeDocument/2006/math" xmlns:v="urn:schemas-microsoft-com:vml" xmlns:wp14="http://schemas.microsoft.com/office/word/2010/wordprocessingDrawing" xmlns:wp="http://schemas.openxmlformats.org/drawingml/2006/wordprocessingDrawing" xmlns:w10="urn:schemas-microsoft-com:office:word" xmlns:w="http://schemas.openxmlformats.org/wordprocessingml/2006/main" xmlns:w14="http://schemas.microsoft.com/office/word/2010/wordml" xmlns:w15="http://schemas.microsoft.com/office/word/2012/wordml" xmlns:w16cex="http://schemas.microsoft.com/office/word/2018/wordml/cex" xmlns:w16cid="http://schemas.microsoft.com/office/word/2016/wordml/cid" xmlns:w16="http://schemas.microsoft.com/office/word/2018/wordml" xmlns:w16du="http://schemas.microsoft.com/office/word/2023/wordml/word16du" xmlns:w16sdtdh="http://schemas.microsoft.com/office/word/2020/wordml/sdtdatahash" xmlns:w16sdtfl="http://schemas.microsoft.com/office/word/2024/wordml/sdtformatlock" xmlns:w16se="http://schemas.microsoft.com/office/word/2015/wordml/symex" xmlns:wpg="http://schemas.microsoft.com/office/word/2010/wordprocessingGroup" xmlns:wpi="http://schemas.microsoft.com/office/word/2010/wordprocessingInk" xmlns:wne="http://schemas.microsoft.com/office/word/2006/wordml" xmlns:wps="http://schemas.microsoft.com/office/word/2010/wordprocessingShape" mc:Ignorable="w14 w15 w16se w16cid w16 w16cex w16sdtdh w16sdtfl w16du wp14">
   <w:body>
     <w:p>
       <w:pPr>
@@ -8,20 +8,103 @@
         <w:jc w:val="both"/>
       </w:pPr>
       <w:r>
-        <w:t xml:space="preserve">Ho portato a termine anche per la catena aperta il VQE con il termine DM acceso, riprendendo il blocco </w:t>
-      </w:r>
-      <w:r>
-        <w:t xml:space="preserve">W</w:t>
-      </w:r>
-      <w:r>
-        <w:t xml:space="preserve"> di Crippa et al. già usato per l'anello (</w:t>
-      </w:r>
-      <w:r>
-        <w:rPr>
-          <w:i/>
-          <w:iCs/>
-        </w:rPr>
-        <w:t xml:space="preserve">W</w:t>
+        <w:t xml:space="preserve">Ho </w:t>
+      </w:r>
+      <w:proofErr w:type="spellStart"/>
+      <w:r>
+        <w:t>portato</w:t>
+      </w:r>
+      <w:proofErr w:type="spellEnd"/>
+      <w:r>
+        <w:t xml:space="preserve"> a </w:t>
+      </w:r>
+      <w:proofErr w:type="spellStart"/>
+      <w:r>
+        <w:t>termine</w:t>
+      </w:r>
+      <w:proofErr w:type="spellEnd"/>
+      <w:r>
+        <w:t xml:space="preserve"> </w:t>
+      </w:r>
+      <w:proofErr w:type="spellStart"/>
+      <w:r>
+        <w:t>anche</w:t>
+      </w:r>
+      <w:proofErr w:type="spellEnd"/>
+      <w:r>
+        <w:t xml:space="preserve"> per la catena </w:t>
+      </w:r>
+      <w:proofErr w:type="spellStart"/>
+      <w:r>
+        <w:t>aperta</w:t>
+      </w:r>
+      <w:proofErr w:type="spellEnd"/>
+      <w:r>
+        <w:t xml:space="preserve"> il VQE con il </w:t>
+      </w:r>
+      <w:proofErr w:type="spellStart"/>
+      <w:r>
+        <w:t>termine</w:t>
+      </w:r>
+      <w:proofErr w:type="spellEnd"/>
+      <w:r>
+        <w:t xml:space="preserve"> DM </w:t>
+      </w:r>
+      <w:proofErr w:type="spellStart"/>
+      <w:r>
+        <w:t>acceso</w:t>
+      </w:r>
+      <w:proofErr w:type="spellEnd"/>
+      <w:r>
+        <w:t xml:space="preserve">, </w:t>
+      </w:r>
+      <w:proofErr w:type="spellStart"/>
+      <w:r>
+        <w:t>riprendendo</w:t>
+      </w:r>
+      <w:proofErr w:type="spellEnd"/>
+      <w:r>
+        <w:t xml:space="preserve"> il </w:t>
+      </w:r>
+      <w:proofErr w:type="spellStart"/>
+      <w:r>
+        <w:t>blocco</w:t>
+      </w:r>
+      <w:proofErr w:type="spellEnd"/>
+      <w:r>
+        <w:t xml:space="preserve"> W di Crippa et al. </w:t>
+      </w:r>
+      <w:proofErr w:type="spellStart"/>
+      <w:r>
+        <w:t>già</w:t>
+      </w:r>
+      <w:proofErr w:type="spellEnd"/>
+      <w:r>
+        <w:t xml:space="preserve"> </w:t>
+      </w:r>
+      <w:proofErr w:type="spellStart"/>
+      <w:r>
+        <w:t>usato</w:t>
+      </w:r>
+      <w:proofErr w:type="spellEnd"/>
+      <w:r>
+        <w:t xml:space="preserve"> per </w:t>
+      </w:r>
+      <w:proofErr w:type="spellStart"/>
+      <w:r>
+        <w:t>l'anello</w:t>
+      </w:r>
+      <w:proofErr w:type="spellEnd"/>
+      <w:r>
+        <w:t xml:space="preserve"> (</w:t>
+      </w:r>
+      <w:proofErr w:type="spellStart"/>
+      <w:r>
+        <w:rPr>
+          <w:i/>
+          <w:iCs/>
+        </w:rPr>
+        <w:t>W</w:t>
       </w:r>
       <w:r>
         <w:rPr>
@@ -29,27 +112,39 @@
           <w:iCs/>
           <w:vertAlign w:val="subscript"/>
         </w:rPr>
-        <w:t xml:space="preserve">ij</w:t>
-      </w:r>
-      <w:r>
-        <w:t xml:space="preserve">(θ)=exp(−</w:t>
-      </w:r>
-      <w:r>
-        <w:rPr>
-          <w:i/>
-          <w:iCs/>
-        </w:rPr>
-        <w:t xml:space="preserve">iθ</w:t>
-      </w:r>
-      <w:r>
-        <w:t xml:space="preserve"> </w:t>
-      </w:r>
-      <w:r>
-        <w:rPr>
-          <w:i/>
-          <w:iCs/>
-        </w:rPr>
-        <w:t xml:space="preserve">s</w:t>
+        <w:t>ij</w:t>
+      </w:r>
+      <w:proofErr w:type="spellEnd"/>
+      <w:r>
+        <w:t>(θ)=</w:t>
+      </w:r>
+      <w:proofErr w:type="gramStart"/>
+      <w:r>
+        <w:t>exp(</w:t>
+      </w:r>
+      <w:proofErr w:type="gramEnd"/>
+      <w:r>
+        <w:t>−</w:t>
+      </w:r>
+      <w:proofErr w:type="spellStart"/>
+      <w:r>
+        <w:rPr>
+          <w:i/>
+          <w:iCs/>
+        </w:rPr>
+        <w:t>iθ</w:t>
+      </w:r>
+      <w:proofErr w:type="spellEnd"/>
+      <w:r>
+        <w:t xml:space="preserve"> </w:t>
+      </w:r>
+      <w:proofErr w:type="spellStart"/>
+      <w:r>
+        <w:rPr>
+          <w:i/>
+          <w:iCs/>
+        </w:rPr>
+        <w:t>s</w:t>
       </w:r>
       <w:r>
         <w:rPr>
@@ -57,17 +152,17 @@
           <w:iCs/>
           <w:vertAlign w:val="subscript"/>
         </w:rPr>
-        <w:t xml:space="preserve">i</w:t>
-      </w:r>
-      <w:r>
-        <w:t xml:space="preserve">·</w:t>
-      </w:r>
-      <w:r>
-        <w:rPr>
-          <w:i/>
-          <w:iCs/>
-        </w:rPr>
-        <w:t xml:space="preserve">s</w:t>
+        <w:t>i</w:t>
+      </w:r>
+      <w:r>
+        <w:t>·</w:t>
+      </w:r>
+      <w:r>
+        <w:rPr>
+          <w:i/>
+          <w:iCs/>
+        </w:rPr>
+        <w:t>s</w:t>
       </w:r>
       <w:r>
         <w:rPr>
@@ -75,43 +170,299 @@
           <w:iCs/>
           <w:vertAlign w:val="subscript"/>
         </w:rPr>
-        <w:t xml:space="preserve">j</w:t>
-      </w:r>
-      <w:r>
-        <w:t xml:space="preserve">), fase relativa immaginaria, famiglia iSWAP — la scelta fra questo e il blocco RBS è la stessa già discussa nella relazione sull'anello, non la ripeto qui). </w:t>
-      </w:r>
-      <w:r>
-        <w:t xml:space="preserve">Quello che cambia, e che è il punto di questa relazione, è quanti </w:t>
-      </w:r>
+        <w:t>j</w:t>
+      </w:r>
+      <w:proofErr w:type="spellEnd"/>
+      <w:r>
+        <w:t xml:space="preserve">), </w:t>
+      </w:r>
+      <w:proofErr w:type="spellStart"/>
+      <w:r>
+        <w:t>fase</w:t>
+      </w:r>
+      <w:proofErr w:type="spellEnd"/>
+      <w:r>
+        <w:t xml:space="preserve"> </w:t>
+      </w:r>
+      <w:proofErr w:type="spellStart"/>
+      <w:r>
+        <w:t>relativa</w:t>
+      </w:r>
+      <w:proofErr w:type="spellEnd"/>
+      <w:r>
+        <w:t xml:space="preserve"> </w:t>
+      </w:r>
+      <w:proofErr w:type="spellStart"/>
+      <w:r>
+        <w:t>immaginaria</w:t>
+      </w:r>
+      <w:proofErr w:type="spellEnd"/>
+      <w:r>
+        <w:t xml:space="preserve">, </w:t>
+      </w:r>
+      <w:proofErr w:type="spellStart"/>
+      <w:r>
+        <w:t>famiglia</w:t>
+      </w:r>
+      <w:proofErr w:type="spellEnd"/>
+      <w:r>
+        <w:t xml:space="preserve"> </w:t>
+      </w:r>
+      <w:proofErr w:type="spellStart"/>
+      <w:r>
+        <w:t>iSWAP</w:t>
+      </w:r>
+      <w:proofErr w:type="spellEnd"/>
+      <w:r>
+        <w:t xml:space="preserve"> — la </w:t>
+      </w:r>
+      <w:proofErr w:type="spellStart"/>
+      <w:r>
+        <w:t>scelta</w:t>
+      </w:r>
+      <w:proofErr w:type="spellEnd"/>
+      <w:r>
+        <w:t xml:space="preserve"> </w:t>
+      </w:r>
+      <w:proofErr w:type="spellStart"/>
+      <w:r>
+        <w:t>fra</w:t>
+      </w:r>
+      <w:proofErr w:type="spellEnd"/>
+      <w:r>
+        <w:t xml:space="preserve"> </w:t>
+      </w:r>
+      <w:proofErr w:type="spellStart"/>
+      <w:r>
+        <w:t>questo</w:t>
+      </w:r>
+      <w:proofErr w:type="spellEnd"/>
+      <w:r>
+        <w:t xml:space="preserve"> e il </w:t>
+      </w:r>
+      <w:proofErr w:type="spellStart"/>
+      <w:r>
+        <w:t>blocco</w:t>
+      </w:r>
+      <w:proofErr w:type="spellEnd"/>
+      <w:r>
+        <w:t xml:space="preserve"> RBS è la </w:t>
+      </w:r>
+      <w:proofErr w:type="spellStart"/>
+      <w:r>
+        <w:t>stessa</w:t>
+      </w:r>
+      <w:proofErr w:type="spellEnd"/>
+      <w:r>
+        <w:t xml:space="preserve"> </w:t>
+      </w:r>
+      <w:proofErr w:type="spellStart"/>
+      <w:r>
+        <w:t>già</w:t>
+      </w:r>
+      <w:proofErr w:type="spellEnd"/>
+      <w:r>
+        <w:t xml:space="preserve"> </w:t>
+      </w:r>
+      <w:proofErr w:type="spellStart"/>
+      <w:r>
+        <w:t>discussa</w:t>
+      </w:r>
+      <w:proofErr w:type="spellEnd"/>
+      <w:r>
+        <w:t xml:space="preserve"> </w:t>
+      </w:r>
+      <w:proofErr w:type="spellStart"/>
+      <w:r>
+        <w:t>nella</w:t>
+      </w:r>
+      <w:proofErr w:type="spellEnd"/>
+      <w:r>
+        <w:t xml:space="preserve"> </w:t>
+      </w:r>
+      <w:proofErr w:type="spellStart"/>
+      <w:r>
+        <w:t>relazione</w:t>
+      </w:r>
+      <w:proofErr w:type="spellEnd"/>
+      <w:r>
+        <w:t xml:space="preserve"> </w:t>
+      </w:r>
+      <w:proofErr w:type="spellStart"/>
+      <w:r>
+        <w:t>sull'anello</w:t>
+      </w:r>
+      <w:proofErr w:type="spellEnd"/>
+      <w:r>
+        <w:t xml:space="preserve">, non la </w:t>
+      </w:r>
+      <w:proofErr w:type="spellStart"/>
+      <w:r>
+        <w:t>ripeto</w:t>
+      </w:r>
+      <w:proofErr w:type="spellEnd"/>
+      <w:r>
+        <w:t xml:space="preserve"> qui). Quello </w:t>
+      </w:r>
+      <w:proofErr w:type="spellStart"/>
+      <w:r>
+        <w:t>che</w:t>
+      </w:r>
+      <w:proofErr w:type="spellEnd"/>
+      <w:r>
+        <w:t xml:space="preserve"> cambia è </w:t>
+      </w:r>
+      <w:proofErr w:type="spellStart"/>
+      <w:r>
+        <w:t>quanti</w:t>
+      </w:r>
+      <w:proofErr w:type="spellEnd"/>
+      <w:r>
+        <w:t xml:space="preserve"> </w:t>
+      </w:r>
+      <w:proofErr w:type="spellStart"/>
       <w:r>
         <w:rPr>
           <w:b/>
           <w:bCs/>
         </w:rPr>
-        <w:t xml:space="preserve">giri</w:t>
-      </w:r>
-      <w:r>
-        <w:t xml:space="preserve"> di blocchi servono: sull'anello un solo giro ("W-2q.6", 6 parametri) bastava per fedeltà </w:t>
-      </w:r>
-      <w:r>
-        <w:rPr>
-          <w:i/>
-          <w:iCs/>
-        </w:rPr>
-        <w:t xml:space="preserve">F</w:t>
-      </w:r>
-      <w:r>
-        <w:t xml:space="preserve">=1 esatta sotto DM. Sulla catena </w:t>
+        <w:t>giri</w:t>
+      </w:r>
+      <w:proofErr w:type="spellEnd"/>
+      <w:r>
+        <w:t xml:space="preserve"> di </w:t>
+      </w:r>
+      <w:proofErr w:type="spellStart"/>
+      <w:r>
+        <w:t>blocchi</w:t>
+      </w:r>
+      <w:proofErr w:type="spellEnd"/>
+      <w:r>
+        <w:t xml:space="preserve"> </w:t>
+      </w:r>
+      <w:proofErr w:type="spellStart"/>
+      <w:r>
+        <w:t>servono</w:t>
+      </w:r>
+      <w:proofErr w:type="spellEnd"/>
+      <w:r>
+        <w:t xml:space="preserve">: </w:t>
+      </w:r>
+      <w:proofErr w:type="spellStart"/>
+      <w:r>
+        <w:t>sull'anello</w:t>
+      </w:r>
+      <w:proofErr w:type="spellEnd"/>
+      <w:r>
+        <w:t xml:space="preserve"> un solo </w:t>
+      </w:r>
+      <w:proofErr w:type="spellStart"/>
+      <w:r>
+        <w:t>giro</w:t>
+      </w:r>
+      <w:proofErr w:type="spellEnd"/>
+      <w:r>
+        <w:t xml:space="preserve"> ("W-2q.6", 6 </w:t>
+      </w:r>
+      <w:proofErr w:type="spellStart"/>
+      <w:r>
+        <w:t>parametri</w:t>
+      </w:r>
+      <w:proofErr w:type="spellEnd"/>
+      <w:r>
+        <w:t xml:space="preserve">) </w:t>
+      </w:r>
+      <w:proofErr w:type="spellStart"/>
+      <w:r>
+        <w:t>bastava</w:t>
+      </w:r>
+      <w:proofErr w:type="spellEnd"/>
+      <w:r>
+        <w:t xml:space="preserve"> per </w:t>
+      </w:r>
+      <w:proofErr w:type="spellStart"/>
+      <w:r>
+        <w:t>fedeltà</w:t>
+      </w:r>
+      <w:proofErr w:type="spellEnd"/>
+      <w:r>
+        <w:t xml:space="preserve"> </w:t>
+      </w:r>
+      <w:r>
+        <w:rPr>
+          <w:i/>
+          <w:iCs/>
+        </w:rPr>
+        <w:t>F</w:t>
+      </w:r>
+      <w:r>
+        <w:t xml:space="preserve">=1 </w:t>
+      </w:r>
+      <w:proofErr w:type="spellStart"/>
+      <w:r>
+        <w:t>esatta</w:t>
+      </w:r>
+      <w:proofErr w:type="spellEnd"/>
+      <w:r>
+        <w:t xml:space="preserve"> sotto DM. Sulla catena </w:t>
       </w:r>
       <w:r>
         <w:rPr>
           <w:b/>
           <w:bCs/>
         </w:rPr>
-        <w:t xml:space="preserve">no</w:t>
-      </w:r>
-      <w:r>
-        <w:t xml:space="preserve">: un solo giro si ferma a un tetto vero, e ne servono due.</w:t>
+        <w:t>no</w:t>
+      </w:r>
+      <w:r>
+        <w:t xml:space="preserve">: un solo </w:t>
+      </w:r>
+      <w:proofErr w:type="spellStart"/>
+      <w:r>
+        <w:t>giro</w:t>
+      </w:r>
+      <w:proofErr w:type="spellEnd"/>
+      <w:r>
+        <w:t xml:space="preserve"> </w:t>
+      </w:r>
+      <w:proofErr w:type="spellStart"/>
+      <w:r>
+        <w:t>si</w:t>
+      </w:r>
+      <w:proofErr w:type="spellEnd"/>
+      <w:r>
+        <w:t xml:space="preserve"> </w:t>
+      </w:r>
+      <w:proofErr w:type="spellStart"/>
+      <w:r>
+        <w:t>ferma</w:t>
+      </w:r>
+      <w:proofErr w:type="spellEnd"/>
+      <w:r>
+        <w:t xml:space="preserve"> a un </w:t>
+      </w:r>
+      <w:proofErr w:type="spellStart"/>
+      <w:r>
+        <w:t>tetto</w:t>
+      </w:r>
+      <w:proofErr w:type="spellEnd"/>
+      <w:r>
+        <w:t xml:space="preserve"> </w:t>
+      </w:r>
+      <w:proofErr w:type="spellStart"/>
+      <w:r>
+        <w:t>vero</w:t>
+      </w:r>
+      <w:proofErr w:type="spellEnd"/>
+      <w:r>
+        <w:t xml:space="preserve">, e ne </w:t>
+      </w:r>
+      <w:proofErr w:type="spellStart"/>
+      <w:r>
+        <w:t>servono</w:t>
+      </w:r>
+      <w:proofErr w:type="spellEnd"/>
+      <w:r>
+        <w:t xml:space="preserve"> due.</w:t>
       </w:r>
     </w:p>
     <w:p>
@@ -120,24 +471,427 @@
         <w:jc w:val="both"/>
       </w:pPr>
       <w:r>
-        <w:t xml:space="preserve">Per verificarlo ho ripreso le stesse famiglie di ansatz già usate per l'anello (RBS a blocchi RBS, W a blocchi W, entrambe della famiglia PMA — "Physically Motivated Ansatz", costruita rispettando le simmetrie fisiche invece di un circuito generico), adattate ai due soli legami fisici della catena (nessun legame 1-3). Un primo sweep con soli 2 restart per punto aveva già dato un'indicazione, ma con questi due ansatz (un solo giro, 5 o 8 parametri) i 2 restart non bastano a distinguere un vero tetto strutturale da una convergenza incompleta — ho dovuto rifare l'ottimizzazione al campo critico </w:t>
-      </w:r>
-      <w:r>
-        <w:rPr>
-          <w:i/>
-          <w:iCs/>
-        </w:rPr>
-        <w:t xml:space="preserve">b</w:t>
-      </w:r>
-      <w:r>
-        <w:t xml:space="preserve">=</w:t>
-      </w:r>
-      <w:r>
-        <w:rPr>
-          <w:i/>
-          <w:iCs/>
-        </w:rPr>
-        <w:t xml:space="preserve">b</w:t>
+        <w:t xml:space="preserve">Per </w:t>
+      </w:r>
+      <w:proofErr w:type="spellStart"/>
+      <w:r>
+        <w:t>verificarlo</w:t>
+      </w:r>
+      <w:proofErr w:type="spellEnd"/>
+      <w:r>
+        <w:t xml:space="preserve"> ho </w:t>
+      </w:r>
+      <w:proofErr w:type="spellStart"/>
+      <w:r>
+        <w:t>ripreso</w:t>
+      </w:r>
+      <w:proofErr w:type="spellEnd"/>
+      <w:r>
+        <w:t xml:space="preserve"> le </w:t>
+      </w:r>
+      <w:proofErr w:type="spellStart"/>
+      <w:r>
+        <w:t>stesse</w:t>
+      </w:r>
+      <w:proofErr w:type="spellEnd"/>
+      <w:r>
+        <w:t xml:space="preserve"> </w:t>
+      </w:r>
+      <w:proofErr w:type="spellStart"/>
+      <w:r>
+        <w:t>famiglie</w:t>
+      </w:r>
+      <w:proofErr w:type="spellEnd"/>
+      <w:r>
+        <w:t xml:space="preserve"> di ansatz </w:t>
+      </w:r>
+      <w:proofErr w:type="spellStart"/>
+      <w:r>
+        <w:t>già</w:t>
+      </w:r>
+      <w:proofErr w:type="spellEnd"/>
+      <w:r>
+        <w:t xml:space="preserve"> </w:t>
+      </w:r>
+      <w:proofErr w:type="spellStart"/>
+      <w:r>
+        <w:t>usate</w:t>
+      </w:r>
+      <w:proofErr w:type="spellEnd"/>
+      <w:r>
+        <w:t xml:space="preserve"> per </w:t>
+      </w:r>
+      <w:proofErr w:type="spellStart"/>
+      <w:r>
+        <w:t>l'anello</w:t>
+      </w:r>
+      <w:proofErr w:type="spellEnd"/>
+      <w:r>
+        <w:t xml:space="preserve"> (RBS a </w:t>
+      </w:r>
+      <w:proofErr w:type="spellStart"/>
+      <w:r>
+        <w:t>blocchi</w:t>
+      </w:r>
+      <w:proofErr w:type="spellEnd"/>
+      <w:r>
+        <w:t xml:space="preserve"> RBS, W a </w:t>
+      </w:r>
+      <w:proofErr w:type="spellStart"/>
+      <w:r>
+        <w:t>blocchi</w:t>
+      </w:r>
+      <w:proofErr w:type="spellEnd"/>
+      <w:r>
+        <w:t xml:space="preserve"> W, </w:t>
+      </w:r>
+      <w:proofErr w:type="spellStart"/>
+      <w:r>
+        <w:t>entrambe</w:t>
+      </w:r>
+      <w:proofErr w:type="spellEnd"/>
+      <w:r>
+        <w:t xml:space="preserve"> della </w:t>
+      </w:r>
+      <w:proofErr w:type="spellStart"/>
+      <w:r>
+        <w:t>famiglia</w:t>
+      </w:r>
+      <w:proofErr w:type="spellEnd"/>
+      <w:r>
+        <w:t xml:space="preserve"> PMA — "Physically Motivated Ansatz", </w:t>
+      </w:r>
+      <w:proofErr w:type="spellStart"/>
+      <w:r>
+        <w:t>costruita</w:t>
+      </w:r>
+      <w:proofErr w:type="spellEnd"/>
+      <w:r>
+        <w:t xml:space="preserve"> </w:t>
+      </w:r>
+      <w:proofErr w:type="spellStart"/>
+      <w:r>
+        <w:t>rispettando</w:t>
+      </w:r>
+      <w:proofErr w:type="spellEnd"/>
+      <w:r>
+        <w:t xml:space="preserve"> le </w:t>
+      </w:r>
+      <w:proofErr w:type="spellStart"/>
+      <w:r>
+        <w:t>simmetrie</w:t>
+      </w:r>
+      <w:proofErr w:type="spellEnd"/>
+      <w:r>
+        <w:t xml:space="preserve"> </w:t>
+      </w:r>
+      <w:proofErr w:type="spellStart"/>
+      <w:r>
+        <w:t>fisiche</w:t>
+      </w:r>
+      <w:proofErr w:type="spellEnd"/>
+      <w:r>
+        <w:t xml:space="preserve"> </w:t>
+      </w:r>
+      <w:proofErr w:type="spellStart"/>
+      <w:r>
+        <w:t>invece</w:t>
+      </w:r>
+      <w:proofErr w:type="spellEnd"/>
+      <w:r>
+        <w:t xml:space="preserve"> di un </w:t>
+      </w:r>
+      <w:proofErr w:type="spellStart"/>
+      <w:r>
+        <w:t>circuito</w:t>
+      </w:r>
+      <w:proofErr w:type="spellEnd"/>
+      <w:r>
+        <w:t xml:space="preserve"> </w:t>
+      </w:r>
+      <w:proofErr w:type="spellStart"/>
+      <w:r>
+        <w:t>generico</w:t>
+      </w:r>
+      <w:proofErr w:type="spellEnd"/>
+      <w:r>
+        <w:t xml:space="preserve">), </w:t>
+      </w:r>
+      <w:proofErr w:type="spellStart"/>
+      <w:r>
+        <w:t>adattate</w:t>
+      </w:r>
+      <w:proofErr w:type="spellEnd"/>
+      <w:r>
+        <w:t xml:space="preserve"> ai due </w:t>
+      </w:r>
+      <w:proofErr w:type="spellStart"/>
+      <w:r>
+        <w:t>soli</w:t>
+      </w:r>
+      <w:proofErr w:type="spellEnd"/>
+      <w:r>
+        <w:t xml:space="preserve"> </w:t>
+      </w:r>
+      <w:proofErr w:type="spellStart"/>
+      <w:r>
+        <w:t>legami</w:t>
+      </w:r>
+      <w:proofErr w:type="spellEnd"/>
+      <w:r>
+        <w:t xml:space="preserve"> </w:t>
+      </w:r>
+      <w:proofErr w:type="spellStart"/>
+      <w:r>
+        <w:t>fisici</w:t>
+      </w:r>
+      <w:proofErr w:type="spellEnd"/>
+      <w:r>
+        <w:t xml:space="preserve"> della catena (</w:t>
+      </w:r>
+      <w:proofErr w:type="spellStart"/>
+      <w:r>
+        <w:t>nessun</w:t>
+      </w:r>
+      <w:proofErr w:type="spellEnd"/>
+      <w:r>
+        <w:t xml:space="preserve"> </w:t>
+      </w:r>
+      <w:proofErr w:type="spellStart"/>
+      <w:r>
+        <w:t>legame</w:t>
+      </w:r>
+      <w:proofErr w:type="spellEnd"/>
+      <w:r>
+        <w:t xml:space="preserve"> 1-3). Una prima </w:t>
+      </w:r>
+      <w:proofErr w:type="spellStart"/>
+      <w:r>
+        <w:t>scansione</w:t>
+      </w:r>
+      <w:proofErr w:type="spellEnd"/>
+      <w:r>
+        <w:t xml:space="preserve"> </w:t>
+      </w:r>
+      <w:proofErr w:type="spellStart"/>
+      <w:r>
+        <w:t>su</w:t>
+      </w:r>
+      <w:proofErr w:type="spellEnd"/>
+      <w:r>
+        <w:t xml:space="preserve"> </w:t>
+      </w:r>
+      <w:proofErr w:type="spellStart"/>
+      <w:r>
+        <w:t>tutta</w:t>
+      </w:r>
+      <w:proofErr w:type="spellEnd"/>
+      <w:r>
+        <w:t xml:space="preserve"> la </w:t>
+      </w:r>
+      <w:proofErr w:type="spellStart"/>
+      <w:r>
+        <w:t>griglia</w:t>
+      </w:r>
+      <w:proofErr w:type="spellEnd"/>
+      <w:r>
+        <w:t xml:space="preserve"> di </w:t>
+      </w:r>
+      <w:r>
+        <w:rPr>
+          <w:i/>
+          <w:iCs/>
+        </w:rPr>
+        <w:t>b</w:t>
+      </w:r>
+      <w:r>
+        <w:t xml:space="preserve">, con solo 2 </w:t>
+      </w:r>
+      <w:proofErr w:type="spellStart"/>
+      <w:r>
+        <w:t>tentativi</w:t>
+      </w:r>
+      <w:proofErr w:type="spellEnd"/>
+      <w:r>
+        <w:t xml:space="preserve"> per punto, </w:t>
+      </w:r>
+      <w:proofErr w:type="spellStart"/>
+      <w:r>
+        <w:t>aveva</w:t>
+      </w:r>
+      <w:proofErr w:type="spellEnd"/>
+      <w:r>
+        <w:t xml:space="preserve"> </w:t>
+      </w:r>
+      <w:proofErr w:type="spellStart"/>
+      <w:r>
+        <w:t>già</w:t>
+      </w:r>
+      <w:proofErr w:type="spellEnd"/>
+      <w:r>
+        <w:t xml:space="preserve"> </w:t>
+      </w:r>
+      <w:proofErr w:type="spellStart"/>
+      <w:r>
+        <w:t>dato</w:t>
+      </w:r>
+      <w:proofErr w:type="spellEnd"/>
+      <w:r>
+        <w:t xml:space="preserve"> </w:t>
+      </w:r>
+      <w:proofErr w:type="spellStart"/>
+      <w:r>
+        <w:t>un'indicazione</w:t>
+      </w:r>
+      <w:proofErr w:type="spellEnd"/>
+      <w:r>
+        <w:t xml:space="preserve">, ma con </w:t>
+      </w:r>
+      <w:proofErr w:type="spellStart"/>
+      <w:r>
+        <w:t>questi</w:t>
+      </w:r>
+      <w:proofErr w:type="spellEnd"/>
+      <w:r>
+        <w:t xml:space="preserve"> due ansatz (un solo </w:t>
+      </w:r>
+      <w:proofErr w:type="spellStart"/>
+      <w:r>
+        <w:t>giro</w:t>
+      </w:r>
+      <w:proofErr w:type="spellEnd"/>
+      <w:r>
+        <w:t xml:space="preserve">, 5 o 8 </w:t>
+      </w:r>
+      <w:proofErr w:type="spellStart"/>
+      <w:r>
+        <w:t>parametri</w:t>
+      </w:r>
+      <w:proofErr w:type="spellEnd"/>
+      <w:r>
+        <w:t xml:space="preserve">) 2 </w:t>
+      </w:r>
+      <w:proofErr w:type="spellStart"/>
+      <w:r>
+        <w:t>tentativi</w:t>
+      </w:r>
+      <w:proofErr w:type="spellEnd"/>
+      <w:r>
+        <w:t xml:space="preserve"> non </w:t>
+      </w:r>
+      <w:proofErr w:type="spellStart"/>
+      <w:r>
+        <w:t>bastano</w:t>
+      </w:r>
+      <w:proofErr w:type="spellEnd"/>
+      <w:r>
+        <w:t xml:space="preserve"> a </w:t>
+      </w:r>
+      <w:proofErr w:type="spellStart"/>
+      <w:r>
+        <w:t>distinguere</w:t>
+      </w:r>
+      <w:proofErr w:type="spellEnd"/>
+      <w:r>
+        <w:t xml:space="preserve"> un </w:t>
+      </w:r>
+      <w:proofErr w:type="spellStart"/>
+      <w:r>
+        <w:t>vero</w:t>
+      </w:r>
+      <w:proofErr w:type="spellEnd"/>
+      <w:r>
+        <w:t xml:space="preserve"> </w:t>
+      </w:r>
+      <w:proofErr w:type="spellStart"/>
+      <w:r>
+        <w:t>tetto</w:t>
+      </w:r>
+      <w:proofErr w:type="spellEnd"/>
+      <w:r>
+        <w:t xml:space="preserve"> </w:t>
+      </w:r>
+      <w:proofErr w:type="spellStart"/>
+      <w:r>
+        <w:t>strutturale</w:t>
+      </w:r>
+      <w:proofErr w:type="spellEnd"/>
+      <w:r>
+        <w:t xml:space="preserve"> da </w:t>
+      </w:r>
+      <w:proofErr w:type="spellStart"/>
+      <w:r>
+        <w:t>una</w:t>
+      </w:r>
+      <w:proofErr w:type="spellEnd"/>
+      <w:r>
+        <w:t xml:space="preserve"> </w:t>
+      </w:r>
+      <w:proofErr w:type="spellStart"/>
+      <w:r>
+        <w:t>convergenza</w:t>
+      </w:r>
+      <w:proofErr w:type="spellEnd"/>
+      <w:r>
+        <w:t xml:space="preserve"> </w:t>
+      </w:r>
+      <w:proofErr w:type="spellStart"/>
+      <w:r>
+        <w:t>incompleta</w:t>
+      </w:r>
+      <w:proofErr w:type="spellEnd"/>
+      <w:r>
+        <w:t xml:space="preserve"> — ho </w:t>
+      </w:r>
+      <w:proofErr w:type="spellStart"/>
+      <w:r>
+        <w:t>dovuto</w:t>
+      </w:r>
+      <w:proofErr w:type="spellEnd"/>
+      <w:r>
+        <w:t xml:space="preserve"> </w:t>
+      </w:r>
+      <w:proofErr w:type="spellStart"/>
+      <w:r>
+        <w:t>rifare</w:t>
+      </w:r>
+      <w:proofErr w:type="spellEnd"/>
+      <w:r>
+        <w:t xml:space="preserve"> </w:t>
+      </w:r>
+      <w:proofErr w:type="spellStart"/>
+      <w:r>
+        <w:t>l'ottimizzazione</w:t>
+      </w:r>
+      <w:proofErr w:type="spellEnd"/>
+      <w:r>
+        <w:t xml:space="preserve"> al campo </w:t>
+      </w:r>
+      <w:proofErr w:type="spellStart"/>
+      <w:r>
+        <w:t>critico</w:t>
+      </w:r>
+      <w:proofErr w:type="spellEnd"/>
+      <w:r>
+        <w:t xml:space="preserve"> </w:t>
+      </w:r>
+      <w:r>
+        <w:rPr>
+          <w:i/>
+          <w:iCs/>
+        </w:rPr>
+        <w:t>b</w:t>
+      </w:r>
+      <w:r>
+        <w:t>=</w:t>
+      </w:r>
+      <w:proofErr w:type="spellStart"/>
+      <w:r>
+        <w:rPr>
+          <w:i/>
+          <w:iCs/>
+        </w:rPr>
+        <w:t>b</w:t>
       </w:r>
       <w:r>
         <w:rPr>
@@ -145,34 +899,158 @@
           <w:iCs/>
           <w:vertAlign w:val="subscript"/>
         </w:rPr>
-        <w:t xml:space="preserve">c</w:t>
-      </w:r>
-      <w:r>
-        <w:t xml:space="preserve"> con 60 partenze casuali, verificate stabili su tre seed indipendenti:</w:t>
+        <w:t>c</w:t>
+      </w:r>
+      <w:proofErr w:type="spellEnd"/>
+      <w:r>
+        <w:t xml:space="preserve"> con 60 </w:t>
+      </w:r>
+      <w:proofErr w:type="spellStart"/>
+      <w:r>
+        <w:t>partenze</w:t>
+      </w:r>
+      <w:proofErr w:type="spellEnd"/>
+      <w:r>
+        <w:t xml:space="preserve"> </w:t>
+      </w:r>
+      <w:proofErr w:type="spellStart"/>
+      <w:r>
+        <w:t>casuali</w:t>
+      </w:r>
+      <w:proofErr w:type="spellEnd"/>
+      <w:r>
+        <w:t xml:space="preserve">, </w:t>
+      </w:r>
+      <w:proofErr w:type="spellStart"/>
+      <w:r>
+        <w:t>verificate</w:t>
+      </w:r>
+      <w:proofErr w:type="spellEnd"/>
+      <w:r>
+        <w:t xml:space="preserve"> </w:t>
+      </w:r>
+      <w:proofErr w:type="spellStart"/>
+      <w:r>
+        <w:t>stabili</w:t>
+      </w:r>
+      <w:proofErr w:type="spellEnd"/>
+      <w:r>
+        <w:t xml:space="preserve"> </w:t>
+      </w:r>
+      <w:proofErr w:type="spellStart"/>
+      <w:r>
+        <w:t>su</w:t>
+      </w:r>
+      <w:proofErr w:type="spellEnd"/>
+      <w:r>
+        <w:t xml:space="preserve"> </w:t>
+      </w:r>
+      <w:proofErr w:type="spellStart"/>
+      <w:r>
+        <w:t>tre</w:t>
+      </w:r>
+      <w:proofErr w:type="spellEnd"/>
+      <w:r>
+        <w:t xml:space="preserve"> seed </w:t>
+      </w:r>
+      <w:proofErr w:type="spellStart"/>
+      <w:r>
+        <w:t>indipendenti</w:t>
+      </w:r>
+      <w:proofErr w:type="spellEnd"/>
+      <w:r>
+        <w:t xml:space="preserve"> (</w:t>
+      </w:r>
+      <w:proofErr w:type="spellStart"/>
+      <w:r>
+        <w:t>tre</w:t>
+      </w:r>
+      <w:proofErr w:type="spellEnd"/>
+      <w:r>
+        <w:t xml:space="preserve"> </w:t>
+      </w:r>
+      <w:proofErr w:type="spellStart"/>
+      <w:r>
+        <w:t>punti</w:t>
+      </w:r>
+      <w:proofErr w:type="spellEnd"/>
+      <w:r>
+        <w:t xml:space="preserve"> di </w:t>
+      </w:r>
+      <w:proofErr w:type="spellStart"/>
+      <w:r>
+        <w:t>partenza</w:t>
+      </w:r>
+      <w:proofErr w:type="spellEnd"/>
+      <w:r>
+        <w:t xml:space="preserve"> </w:t>
+      </w:r>
+      <w:proofErr w:type="spellStart"/>
+      <w:r>
+        <w:t>casuali</w:t>
+      </w:r>
+      <w:proofErr w:type="spellEnd"/>
+      <w:r>
+        <w:t xml:space="preserve"> </w:t>
+      </w:r>
+      <w:proofErr w:type="spellStart"/>
+      <w:r>
+        <w:t>diversi</w:t>
+      </w:r>
+      <w:proofErr w:type="spellEnd"/>
+      <w:r>
+        <w:t xml:space="preserve"> per la </w:t>
+      </w:r>
+      <w:proofErr w:type="spellStart"/>
+      <w:r>
+        <w:t>sequenza</w:t>
+      </w:r>
+      <w:proofErr w:type="spellEnd"/>
+      <w:r>
+        <w:t xml:space="preserve"> di </w:t>
+      </w:r>
+      <w:proofErr w:type="spellStart"/>
+      <w:r>
+        <w:t>tentativi</w:t>
+      </w:r>
+      <w:proofErr w:type="spellEnd"/>
+      <w:r>
+        <w:t>):</w:t>
       </w:r>
     </w:p>
     <w:tbl>
       <w:tblPr>
-        <w:tblW w:type="dxa" w:w="8200"/>
+        <w:tblW w:w="8200" w:type="dxa"/>
         <w:tblBorders>
-          <w:top w:val="single" w:color="auto" w:sz="4"/>
-          <w:left w:val="single" w:color="auto" w:sz="4"/>
-          <w:bottom w:val="single" w:color="auto" w:sz="4"/>
-          <w:right w:val="single" w:color="auto" w:sz="4"/>
-          <w:insideH w:val="single" w:color="auto" w:sz="4"/>
-          <w:insideV w:val="single" w:color="auto" w:sz="4"/>
+          <w:top w:val="single" w:sz="4" w:space="0" w:color="auto"/>
+          <w:left w:val="single" w:sz="4" w:space="0" w:color="auto"/>
+          <w:bottom w:val="single" w:sz="4" w:space="0" w:color="auto"/>
+          <w:right w:val="single" w:sz="4" w:space="0" w:color="auto"/>
+          <w:insideH w:val="single" w:sz="4" w:space="0" w:color="auto"/>
+          <w:insideV w:val="single" w:sz="4" w:space="0" w:color="auto"/>
         </w:tblBorders>
+        <w:tblCellMar>
+          <w:left w:w="10" w:type="dxa"/>
+          <w:right w:w="10" w:type="dxa"/>
+        </w:tblCellMar>
+        <w:tblLook w:val="0000" w:firstRow="0" w:lastRow="0" w:firstColumn="0" w:lastColumn="0" w:noHBand="0" w:noVBand="0"/>
       </w:tblPr>
       <w:tblGrid>
-        <w:gridCol w:w="3600"/>
-        <w:gridCol w:w="1800"/>
-        <w:gridCol w:w="2800"/>
+        <w:gridCol w:w="2734"/>
+        <w:gridCol w:w="2733"/>
+        <w:gridCol w:w="2733"/>
       </w:tblGrid>
       <w:tr>
+        <w:tblPrEx>
+          <w:tblCellMar>
+            <w:top w:w="0" w:type="dxa"/>
+            <w:bottom w:w="0" w:type="dxa"/>
+          </w:tblCellMar>
+        </w:tblPrEx>
         <w:tc>
           <w:tcPr>
-            <w:tcW w:type="dxa" w:w="2000"/>
-            <w:shd w:fill="E8E8E8" w:val="clear"/>
+            <w:tcW w:w="2000" w:type="dxa"/>
+            <w:shd w:val="clear" w:color="auto" w:fill="E8E8E8"/>
           </w:tcPr>
           <w:p>
             <w:pPr>
@@ -185,19 +1063,20 @@
                 <w:sz w:val="19"/>
                 <w:szCs w:val="19"/>
               </w:rPr>
-              <w:t xml:space="preserve">ansatz</w:t>
+              <w:t>ansatz</w:t>
             </w:r>
           </w:p>
         </w:tc>
         <w:tc>
           <w:tcPr>
-            <w:tcW w:type="dxa" w:w="2000"/>
-            <w:shd w:fill="E8E8E8" w:val="clear"/>
+            <w:tcW w:w="2000" w:type="dxa"/>
+            <w:shd w:val="clear" w:color="auto" w:fill="E8E8E8"/>
           </w:tcPr>
           <w:p>
             <w:pPr>
               <w:jc w:val="center"/>
             </w:pPr>
+            <w:proofErr w:type="spellStart"/>
             <w:r>
               <w:rPr>
                 <w:b/>
@@ -205,19 +1084,21 @@
                 <w:sz w:val="19"/>
                 <w:szCs w:val="19"/>
               </w:rPr>
-              <w:t xml:space="preserve">parametri</w:t>
-            </w:r>
+              <w:t>parametri</w:t>
+            </w:r>
+            <w:proofErr w:type="spellEnd"/>
           </w:p>
         </w:tc>
         <w:tc>
           <w:tcPr>
-            <w:tcW w:type="dxa" w:w="2000"/>
-            <w:shd w:fill="E8E8E8" w:val="clear"/>
+            <w:tcW w:w="2000" w:type="dxa"/>
+            <w:shd w:val="clear" w:color="auto" w:fill="E8E8E8"/>
           </w:tcPr>
           <w:p>
             <w:pPr>
               <w:jc w:val="center"/>
             </w:pPr>
+            <w:proofErr w:type="spellStart"/>
             <w:r>
               <w:rPr>
                 <w:b/>
@@ -225,15 +1106,71 @@
                 <w:sz w:val="19"/>
                 <w:szCs w:val="19"/>
               </w:rPr>
-              <w:t xml:space="preserve">fedeltà a bc (60+ restart)</w:t>
+              <w:t>fedeltà</w:t>
+            </w:r>
+            <w:proofErr w:type="spellEnd"/>
+            <w:r>
+              <w:rPr>
+                <w:b/>
+                <w:bCs/>
+                <w:sz w:val="19"/>
+                <w:szCs w:val="19"/>
+              </w:rPr>
+              <w:t xml:space="preserve"> a </w:t>
+            </w:r>
+            <w:proofErr w:type="spellStart"/>
+            <w:r>
+              <w:rPr>
+                <w:b/>
+                <w:bCs/>
+                <w:sz w:val="19"/>
+                <w:szCs w:val="19"/>
+              </w:rPr>
+              <w:t>bc</w:t>
+            </w:r>
+            <w:proofErr w:type="spellEnd"/>
+            <w:r>
+              <w:rPr>
+                <w:b/>
+                <w:bCs/>
+                <w:sz w:val="19"/>
+                <w:szCs w:val="19"/>
+              </w:rPr>
+              <w:t xml:space="preserve"> (60+ </w:t>
+            </w:r>
+            <w:proofErr w:type="spellStart"/>
+            <w:r>
+              <w:rPr>
+                <w:b/>
+                <w:bCs/>
+                <w:sz w:val="19"/>
+                <w:szCs w:val="19"/>
+              </w:rPr>
+              <w:t>tentativi</w:t>
+            </w:r>
+            <w:proofErr w:type="spellEnd"/>
+            <w:r>
+              <w:rPr>
+                <w:b/>
+                <w:bCs/>
+                <w:sz w:val="19"/>
+                <w:szCs w:val="19"/>
+              </w:rPr>
+              <w:t>)</w:t>
             </w:r>
           </w:p>
         </w:tc>
       </w:tr>
       <w:tr>
+        <w:tblPrEx>
+          <w:tblCellMar>
+            <w:top w:w="0" w:type="dxa"/>
+            <w:bottom w:w="0" w:type="dxa"/>
+          </w:tblCellMar>
+        </w:tblPrEx>
         <w:tc>
           <w:tcPr>
-            <w:tcW w:type="dxa" w:w="2000"/>
+            <w:tcW w:w="2000" w:type="dxa"/>
           </w:tcPr>
           <w:p>
             <w:pPr>
@@ -244,13 +1181,29 @@
                 <w:sz w:val="19"/>
                 <w:szCs w:val="19"/>
               </w:rPr>
-              <w:t xml:space="preserve">RBS-2q (un giro)</w:t>
+              <w:t xml:space="preserve">RBS-2q (un </w:t>
+            </w:r>
+            <w:proofErr w:type="spellStart"/>
+            <w:r>
+              <w:rPr>
+                <w:sz w:val="19"/>
+                <w:szCs w:val="19"/>
+              </w:rPr>
+              <w:t>giro</w:t>
+            </w:r>
+            <w:proofErr w:type="spellEnd"/>
+            <w:r>
+              <w:rPr>
+                <w:sz w:val="19"/>
+                <w:szCs w:val="19"/>
+              </w:rPr>
+              <w:t>)</w:t>
             </w:r>
           </w:p>
         </w:tc>
         <w:tc>
           <w:tcPr>
-            <w:tcW w:type="dxa" w:w="2000"/>
+            <w:tcW w:w="2000" w:type="dxa"/>
           </w:tcPr>
           <w:p>
             <w:pPr>
@@ -261,13 +1214,13 @@
                 <w:sz w:val="19"/>
                 <w:szCs w:val="19"/>
               </w:rPr>
-              <w:t xml:space="preserve">5 / 8</w:t>
+              <w:t>5 / 8</w:t>
             </w:r>
           </w:p>
         </w:tc>
         <w:tc>
           <w:tcPr>
-            <w:tcW w:type="dxa" w:w="2000"/>
+            <w:tcW w:w="2000" w:type="dxa"/>
           </w:tcPr>
           <w:p>
             <w:pPr>
@@ -278,15 +1231,21 @@
                 <w:sz w:val="19"/>
                 <w:szCs w:val="19"/>
               </w:rPr>
-              <w:t xml:space="preserve">0.9626275828</w:t>
+              <w:t>0.9626275828</w:t>
             </w:r>
           </w:p>
         </w:tc>
       </w:tr>
       <w:tr>
+        <w:tblPrEx>
+          <w:tblCellMar>
+            <w:top w:w="0" w:type="dxa"/>
+            <w:bottom w:w="0" w:type="dxa"/>
+          </w:tblCellMar>
+        </w:tblPrEx>
         <w:tc>
           <w:tcPr>
-            <w:tcW w:type="dxa" w:w="2000"/>
+            <w:tcW w:w="2000" w:type="dxa"/>
           </w:tcPr>
           <w:p>
             <w:pPr>
@@ -297,13 +1256,29 @@
                 <w:sz w:val="19"/>
                 <w:szCs w:val="19"/>
               </w:rPr>
-              <w:t xml:space="preserve">W-2q (un giro)</w:t>
+              <w:t xml:space="preserve">W-2q (un </w:t>
+            </w:r>
+            <w:proofErr w:type="spellStart"/>
+            <w:r>
+              <w:rPr>
+                <w:sz w:val="19"/>
+                <w:szCs w:val="19"/>
+              </w:rPr>
+              <w:t>giro</w:t>
+            </w:r>
+            <w:proofErr w:type="spellEnd"/>
+            <w:r>
+              <w:rPr>
+                <w:sz w:val="19"/>
+                <w:szCs w:val="19"/>
+              </w:rPr>
+              <w:t>)</w:t>
             </w:r>
           </w:p>
         </w:tc>
         <w:tc>
           <w:tcPr>
-            <w:tcW w:type="dxa" w:w="2000"/>
+            <w:tcW w:w="2000" w:type="dxa"/>
           </w:tcPr>
           <w:p>
             <w:pPr>
@@ -314,13 +1289,13 @@
                 <w:sz w:val="19"/>
                 <w:szCs w:val="19"/>
               </w:rPr>
-              <w:t xml:space="preserve">5 / 8</w:t>
+              <w:t>5 / 8</w:t>
             </w:r>
           </w:p>
         </w:tc>
         <w:tc>
           <w:tcPr>
-            <w:tcW w:type="dxa" w:w="2000"/>
+            <w:tcW w:w="2000" w:type="dxa"/>
           </w:tcPr>
           <w:p>
             <w:pPr>
@@ -331,15 +1306,21 @@
                 <w:sz w:val="19"/>
                 <w:szCs w:val="19"/>
               </w:rPr>
-              <w:t xml:space="preserve">0.9936951715</w:t>
+              <w:t>0.9936951715</w:t>
             </w:r>
           </w:p>
         </w:tc>
       </w:tr>
       <w:tr>
+        <w:tblPrEx>
+          <w:tblCellMar>
+            <w:top w:w="0" w:type="dxa"/>
+            <w:bottom w:w="0" w:type="dxa"/>
+          </w:tblCellMar>
+        </w:tblPrEx>
         <w:tc>
           <w:tcPr>
-            <w:tcW w:type="dxa" w:w="2000"/>
+            <w:tcW w:w="2000" w:type="dxa"/>
           </w:tcPr>
           <w:p>
             <w:pPr>
@@ -350,13 +1331,13 @@
                 <w:sz w:val="19"/>
                 <w:szCs w:val="19"/>
               </w:rPr>
-              <w:t xml:space="preserve">W-1q.6 / W-1q.9</w:t>
+              <w:t>W-1q.6 / W-1q.9</w:t>
             </w:r>
           </w:p>
         </w:tc>
         <w:tc>
           <w:tcPr>
-            <w:tcW w:type="dxa" w:w="2000"/>
+            <w:tcW w:w="2000" w:type="dxa"/>
           </w:tcPr>
           <w:p>
             <w:pPr>
@@ -367,13 +1348,13 @@
                 <w:sz w:val="19"/>
                 <w:szCs w:val="19"/>
               </w:rPr>
-              <w:t xml:space="preserve">6 / 9</w:t>
+              <w:t>6 / 9</w:t>
             </w:r>
           </w:p>
         </w:tc>
         <w:tc>
           <w:tcPr>
-            <w:tcW w:type="dxa" w:w="2000"/>
+            <w:tcW w:w="2000" w:type="dxa"/>
           </w:tcPr>
           <w:p>
             <w:pPr>
@@ -384,15 +1365,21 @@
                 <w:sz w:val="19"/>
                 <w:szCs w:val="19"/>
               </w:rPr>
-              <w:t xml:space="preserve">0.9999042461 / 0.9999340062</w:t>
+              <w:t>0.9999042461 / 0.9999340062</w:t>
             </w:r>
           </w:p>
         </w:tc>
       </w:tr>
       <w:tr>
+        <w:tblPrEx>
+          <w:tblCellMar>
+            <w:top w:w="0" w:type="dxa"/>
+            <w:bottom w:w="0" w:type="dxa"/>
+          </w:tblCellMar>
+        </w:tblPrEx>
         <w:tc>
           <w:tcPr>
-            <w:tcW w:type="dxa" w:w="2000"/>
+            <w:tcW w:w="2000" w:type="dxa"/>
           </w:tcPr>
           <w:p>
             <w:pPr>
@@ -403,13 +1390,29 @@
                 <w:sz w:val="19"/>
                 <w:szCs w:val="19"/>
               </w:rPr>
-              <w:t xml:space="preserve">RBS-2qC.K2 (due giri)</w:t>
+              <w:t xml:space="preserve">RBS-2qC.K2 (due </w:t>
+            </w:r>
+            <w:proofErr w:type="spellStart"/>
+            <w:r>
+              <w:rPr>
+                <w:sz w:val="19"/>
+                <w:szCs w:val="19"/>
+              </w:rPr>
+              <w:t>giri</w:t>
+            </w:r>
+            <w:proofErr w:type="spellEnd"/>
+            <w:r>
+              <w:rPr>
+                <w:sz w:val="19"/>
+                <w:szCs w:val="19"/>
+              </w:rPr>
+              <w:t>)</w:t>
             </w:r>
           </w:p>
         </w:tc>
         <w:tc>
           <w:tcPr>
-            <w:tcW w:type="dxa" w:w="2000"/>
+            <w:tcW w:w="2000" w:type="dxa"/>
           </w:tcPr>
           <w:p>
             <w:pPr>
@@ -420,13 +1423,13 @@
                 <w:sz w:val="19"/>
                 <w:szCs w:val="19"/>
               </w:rPr>
-              <w:t xml:space="preserve">10</w:t>
+              <w:t>10</w:t>
             </w:r>
           </w:p>
         </w:tc>
         <w:tc>
           <w:tcPr>
-            <w:tcW w:type="dxa" w:w="2000"/>
+            <w:tcW w:w="2000" w:type="dxa"/>
           </w:tcPr>
           <w:p>
             <w:pPr>
@@ -437,15 +1440,21 @@
                 <w:sz w:val="19"/>
                 <w:szCs w:val="19"/>
               </w:rPr>
-              <w:t xml:space="preserve">1.0000000000</w:t>
+              <w:t>1.0000000000</w:t>
             </w:r>
           </w:p>
         </w:tc>
       </w:tr>
       <w:tr>
+        <w:tblPrEx>
+          <w:tblCellMar>
+            <w:top w:w="0" w:type="dxa"/>
+            <w:bottom w:w="0" w:type="dxa"/>
+          </w:tblCellMar>
+        </w:tblPrEx>
         <w:tc>
           <w:tcPr>
-            <w:tcW w:type="dxa" w:w="2000"/>
+            <w:tcW w:w="2000" w:type="dxa"/>
           </w:tcPr>
           <w:p>
             <w:pPr>
@@ -456,13 +1465,29 @@
                 <w:sz w:val="19"/>
                 <w:szCs w:val="19"/>
               </w:rPr>
-              <w:t xml:space="preserve">W-2qC.K2 (due giri)</w:t>
+              <w:t xml:space="preserve">W-2qC.K2 (due </w:t>
+            </w:r>
+            <w:proofErr w:type="spellStart"/>
+            <w:r>
+              <w:rPr>
+                <w:sz w:val="19"/>
+                <w:szCs w:val="19"/>
+              </w:rPr>
+              <w:t>giri</w:t>
+            </w:r>
+            <w:proofErr w:type="spellEnd"/>
+            <w:r>
+              <w:rPr>
+                <w:sz w:val="19"/>
+                <w:szCs w:val="19"/>
+              </w:rPr>
+              <w:t>)</w:t>
             </w:r>
           </w:p>
         </w:tc>
         <w:tc>
           <w:tcPr>
-            <w:tcW w:type="dxa" w:w="2000"/>
+            <w:tcW w:w="2000" w:type="dxa"/>
           </w:tcPr>
           <w:p>
             <w:pPr>
@@ -473,13 +1498,13 @@
                 <w:sz w:val="19"/>
                 <w:szCs w:val="19"/>
               </w:rPr>
-              <w:t xml:space="preserve">10</w:t>
+              <w:t>10</w:t>
             </w:r>
           </w:p>
         </w:tc>
         <w:tc>
           <w:tcPr>
-            <w:tcW w:type="dxa" w:w="2000"/>
+            <w:tcW w:w="2000" w:type="dxa"/>
           </w:tcPr>
           <w:p>
             <w:pPr>
@@ -490,7 +1515,7 @@
                 <w:sz w:val="19"/>
                 <w:szCs w:val="19"/>
               </w:rPr>
-              <w:t xml:space="preserve">1.0000000000</w:t>
+              <w:t>1.0000000000</w:t>
             </w:r>
           </w:p>
         </w:tc>
@@ -507,17 +1532,425 @@
         <w:jc w:val="both"/>
       </w:pPr>
       <w:r>
-        <w:t xml:space="preserve">Confermato su tre seed indipendenti (differenza &lt;10⁻¹⁰ fra loro), quindi non è un mancato restart: né RBS né W raggiungono l'esatto con un solo giro di blocchi — entrambi hanno un tetto strutturale vero, identico per le diverse parametrizzazioni della stessa famiglia. La gerarchia </w:t>
-      </w:r>
-      <w:r>
-        <w:rPr>
-          <w:i/>
-          <w:iCs/>
-        </w:rPr>
-        <w:t xml:space="preserve">W</w:t>
-      </w:r>
-      <w:r>
-        <w:t xml:space="preserve">&gt;RBS già vista nell'anello si conferma in termini relativi (0.9937&gt;0.9626), ma qui non basta a raggiungere l'esatto: servono due giri completi (famiglia "2qC.K2", 10 parametri) per entrambe le famiglie. Anche W-1q, un'altra famiglia a un solo qubit ruotato per giro, resta vicinissima a 1 ma non esatta.</w:t>
+        <w:t xml:space="preserve">I </w:t>
+      </w:r>
+      <w:proofErr w:type="spellStart"/>
+      <w:r>
+        <w:t>valori</w:t>
+      </w:r>
+      <w:proofErr w:type="spellEnd"/>
+      <w:r>
+        <w:t xml:space="preserve"> </w:t>
+      </w:r>
+      <w:proofErr w:type="spellStart"/>
+      <w:r>
+        <w:t>più</w:t>
+      </w:r>
+      <w:proofErr w:type="spellEnd"/>
+      <w:r>
+        <w:t xml:space="preserve"> </w:t>
+      </w:r>
+      <w:proofErr w:type="spellStart"/>
+      <w:r>
+        <w:t>vicini</w:t>
+      </w:r>
+      <w:proofErr w:type="spellEnd"/>
+      <w:r>
+        <w:t xml:space="preserve"> a 1 senza </w:t>
+      </w:r>
+      <w:proofErr w:type="spellStart"/>
+      <w:r>
+        <w:t>esserlo</w:t>
+      </w:r>
+      <w:proofErr w:type="spellEnd"/>
+      <w:r>
+        <w:t xml:space="preserve"> </w:t>
+      </w:r>
+      <w:proofErr w:type="spellStart"/>
+      <w:r>
+        <w:t>esattamente</w:t>
+      </w:r>
+      <w:proofErr w:type="spellEnd"/>
+      <w:r>
+        <w:t xml:space="preserve"> (RBS-2q, W-2q, W-1q) li ho </w:t>
+      </w:r>
+      <w:proofErr w:type="spellStart"/>
+      <w:r>
+        <w:t>controllati</w:t>
+      </w:r>
+      <w:proofErr w:type="spellEnd"/>
+      <w:r>
+        <w:t xml:space="preserve"> </w:t>
+      </w:r>
+      <w:proofErr w:type="spellStart"/>
+      <w:r>
+        <w:t>su</w:t>
+      </w:r>
+      <w:proofErr w:type="spellEnd"/>
+      <w:r>
+        <w:t xml:space="preserve"> </w:t>
+      </w:r>
+      <w:proofErr w:type="spellStart"/>
+      <w:r>
+        <w:t>tre</w:t>
+      </w:r>
+      <w:proofErr w:type="spellEnd"/>
+      <w:r>
+        <w:t xml:space="preserve"> seed </w:t>
+      </w:r>
+      <w:proofErr w:type="spellStart"/>
+      <w:r>
+        <w:t>indipendenti</w:t>
+      </w:r>
+      <w:proofErr w:type="spellEnd"/>
+      <w:r>
+        <w:t xml:space="preserve">, </w:t>
+      </w:r>
+      <w:proofErr w:type="spellStart"/>
+      <w:r>
+        <w:t>differenza</w:t>
+      </w:r>
+      <w:proofErr w:type="spellEnd"/>
+      <w:r>
+        <w:t xml:space="preserve"> &lt;10⁻¹⁰ </w:t>
+      </w:r>
+      <w:proofErr w:type="spellStart"/>
+      <w:r>
+        <w:t>fra</w:t>
+      </w:r>
+      <w:proofErr w:type="spellEnd"/>
+      <w:r>
+        <w:t xml:space="preserve"> loro: non è un </w:t>
+      </w:r>
+      <w:proofErr w:type="spellStart"/>
+      <w:r>
+        <w:t>numero</w:t>
+      </w:r>
+      <w:proofErr w:type="spellEnd"/>
+      <w:r>
+        <w:t xml:space="preserve"> di </w:t>
+      </w:r>
+      <w:proofErr w:type="spellStart"/>
+      <w:r>
+        <w:t>tentativi</w:t>
+      </w:r>
+      <w:proofErr w:type="spellEnd"/>
+      <w:r>
+        <w:t xml:space="preserve"> </w:t>
+      </w:r>
+      <w:proofErr w:type="spellStart"/>
+      <w:r>
+        <w:t>insufficiente</w:t>
+      </w:r>
+      <w:proofErr w:type="spellEnd"/>
+      <w:r>
+        <w:t xml:space="preserve">, né RBS né W </w:t>
+      </w:r>
+      <w:proofErr w:type="spellStart"/>
+      <w:r>
+        <w:t>raggiungono</w:t>
+      </w:r>
+      <w:proofErr w:type="spellEnd"/>
+      <w:r>
+        <w:t xml:space="preserve"> </w:t>
+      </w:r>
+      <w:proofErr w:type="spellStart"/>
+      <w:r>
+        <w:t>l'esatto</w:t>
+      </w:r>
+      <w:proofErr w:type="spellEnd"/>
+      <w:r>
+        <w:t xml:space="preserve"> con un solo </w:t>
+      </w:r>
+      <w:proofErr w:type="spellStart"/>
+      <w:r>
+        <w:t>giro</w:t>
+      </w:r>
+      <w:proofErr w:type="spellEnd"/>
+      <w:r>
+        <w:t xml:space="preserve"> di </w:t>
+      </w:r>
+      <w:proofErr w:type="spellStart"/>
+      <w:r>
+        <w:t>blocchi</w:t>
+      </w:r>
+      <w:proofErr w:type="spellEnd"/>
+      <w:r>
+        <w:t xml:space="preserve"> — </w:t>
+      </w:r>
+      <w:proofErr w:type="spellStart"/>
+      <w:r>
+        <w:t>entrambi</w:t>
+      </w:r>
+      <w:proofErr w:type="spellEnd"/>
+      <w:r>
+        <w:t xml:space="preserve"> </w:t>
+      </w:r>
+      <w:proofErr w:type="spellStart"/>
+      <w:r>
+        <w:t>hanno</w:t>
+      </w:r>
+      <w:proofErr w:type="spellEnd"/>
+      <w:r>
+        <w:t xml:space="preserve"> un </w:t>
+      </w:r>
+      <w:proofErr w:type="spellStart"/>
+      <w:r>
+        <w:t>tetto</w:t>
+      </w:r>
+      <w:proofErr w:type="spellEnd"/>
+      <w:r>
+        <w:t xml:space="preserve"> </w:t>
+      </w:r>
+      <w:proofErr w:type="spellStart"/>
+      <w:r>
+        <w:t>strutturale</w:t>
+      </w:r>
+      <w:proofErr w:type="spellEnd"/>
+      <w:r>
+        <w:t xml:space="preserve"> </w:t>
+      </w:r>
+      <w:proofErr w:type="spellStart"/>
+      <w:r>
+        <w:t>vero</w:t>
+      </w:r>
+      <w:proofErr w:type="spellEnd"/>
+      <w:r>
+        <w:t xml:space="preserve">, </w:t>
+      </w:r>
+      <w:proofErr w:type="spellStart"/>
+      <w:r>
+        <w:t>identico</w:t>
+      </w:r>
+      <w:proofErr w:type="spellEnd"/>
+      <w:r>
+        <w:t xml:space="preserve"> per le diverse </w:t>
+      </w:r>
+      <w:proofErr w:type="spellStart"/>
+      <w:r>
+        <w:t>parametrizzazioni</w:t>
+      </w:r>
+      <w:proofErr w:type="spellEnd"/>
+      <w:r>
+        <w:t xml:space="preserve"> della </w:t>
+      </w:r>
+      <w:proofErr w:type="spellStart"/>
+      <w:r>
+        <w:t>stessa</w:t>
+      </w:r>
+      <w:proofErr w:type="spellEnd"/>
+      <w:r>
+        <w:t xml:space="preserve"> </w:t>
+      </w:r>
+      <w:proofErr w:type="spellStart"/>
+      <w:r>
+        <w:t>famiglia</w:t>
+      </w:r>
+      <w:proofErr w:type="spellEnd"/>
+      <w:r>
+        <w:t xml:space="preserve">. La </w:t>
+      </w:r>
+      <w:proofErr w:type="spellStart"/>
+      <w:r>
+        <w:t>gerarchia</w:t>
+      </w:r>
+      <w:proofErr w:type="spellEnd"/>
+      <w:r>
+        <w:t xml:space="preserve"> </w:t>
+      </w:r>
+      <w:r>
+        <w:rPr>
+          <w:i/>
+          <w:iCs/>
+        </w:rPr>
+        <w:t>W</w:t>
+      </w:r>
+      <w:r>
+        <w:t xml:space="preserve">&gt;RBS </w:t>
+      </w:r>
+      <w:proofErr w:type="spellStart"/>
+      <w:r>
+        <w:t>già</w:t>
+      </w:r>
+      <w:proofErr w:type="spellEnd"/>
+      <w:r>
+        <w:t xml:space="preserve"> vista </w:t>
+      </w:r>
+      <w:proofErr w:type="spellStart"/>
+      <w:r>
+        <w:t>nell'anello</w:t>
+      </w:r>
+      <w:proofErr w:type="spellEnd"/>
+      <w:r>
+        <w:t xml:space="preserve"> </w:t>
+      </w:r>
+      <w:proofErr w:type="spellStart"/>
+      <w:r>
+        <w:t>si</w:t>
+      </w:r>
+      <w:proofErr w:type="spellEnd"/>
+      <w:r>
+        <w:t xml:space="preserve"> </w:t>
+      </w:r>
+      <w:proofErr w:type="spellStart"/>
+      <w:r>
+        <w:t>conferma</w:t>
+      </w:r>
+      <w:proofErr w:type="spellEnd"/>
+      <w:r>
+        <w:t xml:space="preserve"> in termini </w:t>
+      </w:r>
+      <w:proofErr w:type="spellStart"/>
+      <w:r>
+        <w:t>relativi</w:t>
+      </w:r>
+      <w:proofErr w:type="spellEnd"/>
+      <w:r>
+        <w:t xml:space="preserve"> (0.9937&gt;0.9626), ma qui non basta a </w:t>
+      </w:r>
+      <w:proofErr w:type="spellStart"/>
+      <w:r>
+        <w:t>raggiungere</w:t>
+      </w:r>
+      <w:proofErr w:type="spellEnd"/>
+      <w:r>
+        <w:t xml:space="preserve"> </w:t>
+      </w:r>
+      <w:proofErr w:type="spellStart"/>
+      <w:r>
+        <w:t>l'esatto</w:t>
+      </w:r>
+      <w:proofErr w:type="spellEnd"/>
+      <w:r>
+        <w:t xml:space="preserve">: </w:t>
+      </w:r>
+      <w:proofErr w:type="spellStart"/>
+      <w:r>
+        <w:t>servono</w:t>
+      </w:r>
+      <w:proofErr w:type="spellEnd"/>
+      <w:r>
+        <w:t xml:space="preserve"> due </w:t>
+      </w:r>
+      <w:proofErr w:type="spellStart"/>
+      <w:r>
+        <w:t>giri</w:t>
+      </w:r>
+      <w:proofErr w:type="spellEnd"/>
+      <w:r>
+        <w:t xml:space="preserve"> </w:t>
+      </w:r>
+      <w:proofErr w:type="spellStart"/>
+      <w:r>
+        <w:t>completi</w:t>
+      </w:r>
+      <w:proofErr w:type="spellEnd"/>
+      <w:r>
+        <w:t xml:space="preserve"> (</w:t>
+      </w:r>
+      <w:proofErr w:type="spellStart"/>
+      <w:r>
+        <w:t>famiglia</w:t>
+      </w:r>
+      <w:proofErr w:type="spellEnd"/>
+      <w:r>
+        <w:t xml:space="preserve"> "2qC.K2", 10 </w:t>
+      </w:r>
+      <w:proofErr w:type="spellStart"/>
+      <w:r>
+        <w:t>parametri</w:t>
+      </w:r>
+      <w:proofErr w:type="spellEnd"/>
+      <w:r>
+        <w:t xml:space="preserve">) per </w:t>
+      </w:r>
+      <w:proofErr w:type="spellStart"/>
+      <w:r>
+        <w:t>entrambe</w:t>
+      </w:r>
+      <w:proofErr w:type="spellEnd"/>
+      <w:r>
+        <w:t xml:space="preserve"> le </w:t>
+      </w:r>
+      <w:proofErr w:type="spellStart"/>
+      <w:r>
+        <w:t>famiglie</w:t>
+      </w:r>
+      <w:proofErr w:type="spellEnd"/>
+      <w:r>
+        <w:t xml:space="preserve">. </w:t>
+      </w:r>
+      <w:proofErr w:type="spellStart"/>
+      <w:r>
+        <w:t>Anche</w:t>
+      </w:r>
+      <w:proofErr w:type="spellEnd"/>
+      <w:r>
+        <w:t xml:space="preserve"> W-1q, </w:t>
+      </w:r>
+      <w:proofErr w:type="spellStart"/>
+      <w:r>
+        <w:t>un'altra</w:t>
+      </w:r>
+      <w:proofErr w:type="spellEnd"/>
+      <w:r>
+        <w:t xml:space="preserve"> </w:t>
+      </w:r>
+      <w:proofErr w:type="spellStart"/>
+      <w:r>
+        <w:t>famiglia</w:t>
+      </w:r>
+      <w:proofErr w:type="spellEnd"/>
+      <w:r>
+        <w:t xml:space="preserve"> a un solo qubit </w:t>
+      </w:r>
+      <w:proofErr w:type="spellStart"/>
+      <w:r>
+        <w:t>ruotato</w:t>
+      </w:r>
+      <w:proofErr w:type="spellEnd"/>
+      <w:r>
+        <w:t xml:space="preserve"> per </w:t>
+      </w:r>
+      <w:proofErr w:type="spellStart"/>
+      <w:r>
+        <w:t>giro</w:t>
+      </w:r>
+      <w:proofErr w:type="spellEnd"/>
+      <w:r>
+        <w:t xml:space="preserve">, </w:t>
+      </w:r>
+      <w:proofErr w:type="spellStart"/>
+      <w:r>
+        <w:t>resta</w:t>
+      </w:r>
+      <w:proofErr w:type="spellEnd"/>
+      <w:r>
+        <w:t xml:space="preserve"> </w:t>
+      </w:r>
+      <w:proofErr w:type="spellStart"/>
+      <w:r>
+        <w:t>vicinissima</w:t>
+      </w:r>
+      <w:proofErr w:type="spellEnd"/>
+      <w:r>
+        <w:t xml:space="preserve"> a 1 </w:t>
+      </w:r>
+      <w:proofErr w:type="spellStart"/>
+      <w:r>
+        <w:t>ma non</w:t>
+      </w:r>
+      <w:proofErr w:type="spellEnd"/>
+      <w:r>
+        <w:t xml:space="preserve"> </w:t>
+      </w:r>
+      <w:proofErr w:type="spellStart"/>
+      <w:r>
+        <w:t>esatta</w:t>
+      </w:r>
+      <w:proofErr w:type="spellEnd"/>
+      <w:r>
+        <w:t>.</w:t>
       </w:r>
     </w:p>
     <w:p>
@@ -526,7 +1959,239 @@
         <w:jc w:val="both"/>
       </w:pPr>
       <w:r>
-        <w:t xml:space="preserve">La spiegazione più plausibile è semplice: la catena ha un legame in meno dell'anello. Un solo giro di blocchi entanglanti copre due coppie di qubit invece di tre, quindi ha meno potere espressivo per raggiungere lo stato fondamentale esatto — nell'anello il terzo legame (assente qui) forniva un canale in più già al primo giro.</w:t>
+        <w:t xml:space="preserve">La </w:t>
+      </w:r>
+      <w:proofErr w:type="spellStart"/>
+      <w:r>
+        <w:t>spiegazione</w:t>
+      </w:r>
+      <w:proofErr w:type="spellEnd"/>
+      <w:r>
+        <w:t xml:space="preserve"> </w:t>
+      </w:r>
+      <w:proofErr w:type="spellStart"/>
+      <w:r>
+        <w:t>più</w:t>
+      </w:r>
+      <w:proofErr w:type="spellEnd"/>
+      <w:r>
+        <w:t xml:space="preserve"> </w:t>
+      </w:r>
+      <w:proofErr w:type="spellStart"/>
+      <w:r>
+        <w:t>plausibile</w:t>
+      </w:r>
+      <w:proofErr w:type="spellEnd"/>
+      <w:r>
+        <w:t xml:space="preserve"> è semplice: la catena ha un </w:t>
+      </w:r>
+      <w:proofErr w:type="spellStart"/>
+      <w:r>
+        <w:t>legame</w:t>
+      </w:r>
+      <w:proofErr w:type="spellEnd"/>
+      <w:r>
+        <w:t xml:space="preserve"> in </w:t>
+      </w:r>
+      <w:proofErr w:type="spellStart"/>
+      <w:r>
+        <w:t>meno</w:t>
+      </w:r>
+      <w:proofErr w:type="spellEnd"/>
+      <w:r>
+        <w:t xml:space="preserve"> </w:t>
+      </w:r>
+      <w:proofErr w:type="spellStart"/>
+      <w:r>
+        <w:t>dell'anello</w:t>
+      </w:r>
+      <w:proofErr w:type="spellEnd"/>
+      <w:r>
+        <w:t xml:space="preserve">. Un solo </w:t>
+      </w:r>
+      <w:proofErr w:type="spellStart"/>
+      <w:r>
+        <w:t>giro</w:t>
+      </w:r>
+      <w:proofErr w:type="spellEnd"/>
+      <w:r>
+        <w:t xml:space="preserve"> di </w:t>
+      </w:r>
+      <w:proofErr w:type="spellStart"/>
+      <w:r>
+        <w:t>blocchi</w:t>
+      </w:r>
+      <w:proofErr w:type="spellEnd"/>
+      <w:r>
+        <w:t xml:space="preserve"> </w:t>
+      </w:r>
+      <w:proofErr w:type="spellStart"/>
+      <w:r>
+        <w:t>entanglanti</w:t>
+      </w:r>
+      <w:proofErr w:type="spellEnd"/>
+      <w:r>
+        <w:t xml:space="preserve"> </w:t>
+      </w:r>
+      <w:proofErr w:type="spellStart"/>
+      <w:r>
+        <w:t>copre</w:t>
+      </w:r>
+      <w:proofErr w:type="spellEnd"/>
+      <w:r>
+        <w:t xml:space="preserve"> due </w:t>
+      </w:r>
+      <w:proofErr w:type="spellStart"/>
+      <w:r>
+        <w:t>coppie</w:t>
+      </w:r>
+      <w:proofErr w:type="spellEnd"/>
+      <w:r>
+        <w:t xml:space="preserve"> di qubit </w:t>
+      </w:r>
+      <w:proofErr w:type="spellStart"/>
+      <w:r>
+        <w:t>invece</w:t>
+      </w:r>
+      <w:proofErr w:type="spellEnd"/>
+      <w:r>
+        <w:t xml:space="preserve"> di </w:t>
+      </w:r>
+      <w:proofErr w:type="spellStart"/>
+      <w:r>
+        <w:t>tre</w:t>
+      </w:r>
+      <w:proofErr w:type="spellEnd"/>
+      <w:r>
+        <w:t xml:space="preserve">, </w:t>
+      </w:r>
+      <w:proofErr w:type="spellStart"/>
+      <w:r>
+        <w:t>quindi</w:t>
+      </w:r>
+      <w:proofErr w:type="spellEnd"/>
+      <w:r>
+        <w:t xml:space="preserve"> ha </w:t>
+      </w:r>
+      <w:proofErr w:type="spellStart"/>
+      <w:r>
+        <w:t>meno</w:t>
+      </w:r>
+      <w:proofErr w:type="spellEnd"/>
+      <w:r>
+        <w:t xml:space="preserve"> </w:t>
+      </w:r>
+      <w:proofErr w:type="spellStart"/>
+      <w:r>
+        <w:t>potere</w:t>
+      </w:r>
+      <w:proofErr w:type="spellEnd"/>
+      <w:r>
+        <w:t xml:space="preserve"> espressivo per </w:t>
+      </w:r>
+      <w:proofErr w:type="spellStart"/>
+      <w:r>
+        <w:t>raggiungere</w:t>
+      </w:r>
+      <w:proofErr w:type="spellEnd"/>
+      <w:r>
+        <w:t xml:space="preserve"> lo </w:t>
+      </w:r>
+      <w:proofErr w:type="spellStart"/>
+      <w:r>
+        <w:t>stato</w:t>
+      </w:r>
+      <w:proofErr w:type="spellEnd"/>
+      <w:r>
+        <w:t xml:space="preserve"> </w:t>
+      </w:r>
+      <w:proofErr w:type="spellStart"/>
+      <w:r>
+        <w:t>fondamentale</w:t>
+      </w:r>
+      <w:proofErr w:type="spellEnd"/>
+      <w:r>
+        <w:t xml:space="preserve"> </w:t>
+      </w:r>
+      <w:proofErr w:type="spellStart"/>
+      <w:r>
+        <w:t>esatto</w:t>
+      </w:r>
+      <w:proofErr w:type="spellEnd"/>
+      <w:r>
+        <w:t xml:space="preserve"> — </w:t>
+      </w:r>
+      <w:proofErr w:type="spellStart"/>
+      <w:r>
+        <w:t>nell'anello</w:t>
+      </w:r>
+      <w:proofErr w:type="spellEnd"/>
+      <w:r>
+        <w:t xml:space="preserve"> il </w:t>
+      </w:r>
+      <w:proofErr w:type="spellStart"/>
+      <w:r>
+        <w:t>terzo</w:t>
+      </w:r>
+      <w:proofErr w:type="spellEnd"/>
+      <w:r>
+        <w:t xml:space="preserve"> </w:t>
+      </w:r>
+      <w:proofErr w:type="spellStart"/>
+      <w:r>
+        <w:t>legame</w:t>
+      </w:r>
+      <w:proofErr w:type="spellEnd"/>
+      <w:r>
+        <w:t xml:space="preserve"> (</w:t>
+      </w:r>
+      <w:proofErr w:type="spellStart"/>
+      <w:r>
+        <w:t>assente</w:t>
+      </w:r>
+      <w:proofErr w:type="spellEnd"/>
+      <w:r>
+        <w:t xml:space="preserve"> qui) </w:t>
+      </w:r>
+      <w:proofErr w:type="spellStart"/>
+      <w:r>
+        <w:t>forniva</w:t>
+      </w:r>
+      <w:proofErr w:type="spellEnd"/>
+      <w:r>
+        <w:t xml:space="preserve"> un </w:t>
+      </w:r>
+      <w:proofErr w:type="spellStart"/>
+      <w:r>
+        <w:t>canale</w:t>
+      </w:r>
+      <w:proofErr w:type="spellEnd"/>
+      <w:r>
+        <w:t xml:space="preserve"> in </w:t>
+      </w:r>
+      <w:proofErr w:type="spellStart"/>
+      <w:r>
+        <w:t>più</w:t>
+      </w:r>
+      <w:proofErr w:type="spellEnd"/>
+      <w:r>
+        <w:t xml:space="preserve"> </w:t>
+      </w:r>
+      <w:proofErr w:type="spellStart"/>
+      <w:r>
+        <w:t>già</w:t>
+      </w:r>
+      <w:proofErr w:type="spellEnd"/>
+      <w:r>
+        <w:t xml:space="preserve"> al primo </w:t>
+      </w:r>
+      <w:proofErr w:type="spellStart"/>
+      <w:r>
+        <w:t>giro</w:t>
+      </w:r>
+      <w:proofErr w:type="spellEnd"/>
+      <w:r>
+        <w:t>.</w:t>
       </w:r>
     </w:p>
     <w:p>
@@ -534,32 +2199,160 @@
         <w:spacing w:after="200"/>
         <w:jc w:val="both"/>
       </w:pPr>
-      <w:r>
-        <w:t xml:space="preserve">Anche il confronto sul costo in gate, che nell'anello favoriva nettamente W su RBS, resta nella stessa direzione — qui nel regime a due giri, non a uno solo:</w:t>
+      <w:proofErr w:type="spellStart"/>
+      <w:r>
+        <w:t>Anche</w:t>
+      </w:r>
+      <w:proofErr w:type="spellEnd"/>
+      <w:r>
+        <w:t xml:space="preserve"> il </w:t>
+      </w:r>
+      <w:proofErr w:type="spellStart"/>
+      <w:r>
+        <w:t>confronto</w:t>
+      </w:r>
+      <w:proofErr w:type="spellEnd"/>
+      <w:r>
+        <w:t xml:space="preserve"> </w:t>
+      </w:r>
+      <w:proofErr w:type="spellStart"/>
+      <w:r>
+        <w:t>sul</w:t>
+      </w:r>
+      <w:proofErr w:type="spellEnd"/>
+      <w:r>
+        <w:t xml:space="preserve"> </w:t>
+      </w:r>
+      <w:proofErr w:type="spellStart"/>
+      <w:r>
+        <w:t>costo</w:t>
+      </w:r>
+      <w:proofErr w:type="spellEnd"/>
+      <w:r>
+        <w:t xml:space="preserve"> in gate, </w:t>
+      </w:r>
+      <w:proofErr w:type="spellStart"/>
+      <w:r>
+        <w:t>che</w:t>
+      </w:r>
+      <w:proofErr w:type="spellEnd"/>
+      <w:r>
+        <w:t xml:space="preserve"> </w:t>
+      </w:r>
+      <w:proofErr w:type="spellStart"/>
+      <w:r>
+        <w:t>nell'anello</w:t>
+      </w:r>
+      <w:proofErr w:type="spellEnd"/>
+      <w:r>
+        <w:t xml:space="preserve"> </w:t>
+      </w:r>
+      <w:proofErr w:type="spellStart"/>
+      <w:r>
+        <w:t>favoriva</w:t>
+      </w:r>
+      <w:proofErr w:type="spellEnd"/>
+      <w:r>
+        <w:t xml:space="preserve"> </w:t>
+      </w:r>
+      <w:proofErr w:type="spellStart"/>
+      <w:r>
+        <w:t>nettamente</w:t>
+      </w:r>
+      <w:proofErr w:type="spellEnd"/>
+      <w:r>
+        <w:t xml:space="preserve"> W </w:t>
+      </w:r>
+      <w:proofErr w:type="spellStart"/>
+      <w:r>
+        <w:t>su</w:t>
+      </w:r>
+      <w:proofErr w:type="spellEnd"/>
+      <w:r>
+        <w:t xml:space="preserve"> RBS, </w:t>
+      </w:r>
+      <w:proofErr w:type="spellStart"/>
+      <w:r>
+        <w:t>resta</w:t>
+      </w:r>
+      <w:proofErr w:type="spellEnd"/>
+      <w:r>
+        <w:t xml:space="preserve"> </w:t>
+      </w:r>
+      <w:proofErr w:type="spellStart"/>
+      <w:r>
+        <w:t>nella</w:t>
+      </w:r>
+      <w:proofErr w:type="spellEnd"/>
+      <w:r>
+        <w:t xml:space="preserve"> </w:t>
+      </w:r>
+      <w:proofErr w:type="spellStart"/>
+      <w:r>
+        <w:t>stessa</w:t>
+      </w:r>
+      <w:proofErr w:type="spellEnd"/>
+      <w:r>
+        <w:t xml:space="preserve"> </w:t>
+      </w:r>
+      <w:proofErr w:type="spellStart"/>
+      <w:r>
+        <w:t>direzione</w:t>
+      </w:r>
+      <w:proofErr w:type="spellEnd"/>
+      <w:r>
+        <w:t xml:space="preserve"> — qui </w:t>
+      </w:r>
+      <w:proofErr w:type="spellStart"/>
+      <w:r>
+        <w:t>nel</w:t>
+      </w:r>
+      <w:proofErr w:type="spellEnd"/>
+      <w:r>
+        <w:t xml:space="preserve"> regime a due </w:t>
+      </w:r>
+      <w:proofErr w:type="spellStart"/>
+      <w:r>
+        <w:t>giri</w:t>
+      </w:r>
+      <w:proofErr w:type="spellEnd"/>
+      <w:r>
+        <w:t>, non a uno solo:</w:t>
       </w:r>
     </w:p>
     <w:tbl>
       <w:tblPr>
-        <w:tblW w:type="dxa" w:w="8200"/>
+        <w:tblW w:w="8200" w:type="dxa"/>
         <w:tblBorders>
-          <w:top w:val="single" w:color="auto" w:sz="4"/>
-          <w:left w:val="single" w:color="auto" w:sz="4"/>
-          <w:bottom w:val="single" w:color="auto" w:sz="4"/>
-          <w:right w:val="single" w:color="auto" w:sz="4"/>
-          <w:insideH w:val="single" w:color="auto" w:sz="4"/>
-          <w:insideV w:val="single" w:color="auto" w:sz="4"/>
+          <w:top w:val="single" w:sz="4" w:space="0" w:color="auto"/>
+          <w:left w:val="single" w:sz="4" w:space="0" w:color="auto"/>
+          <w:bottom w:val="single" w:sz="4" w:space="0" w:color="auto"/>
+          <w:right w:val="single" w:sz="4" w:space="0" w:color="auto"/>
+          <w:insideH w:val="single" w:sz="4" w:space="0" w:color="auto"/>
+          <w:insideV w:val="single" w:sz="4" w:space="0" w:color="auto"/>
         </w:tblBorders>
+        <w:tblCellMar>
+          <w:left w:w="10" w:type="dxa"/>
+          <w:right w:w="10" w:type="dxa"/>
+        </w:tblCellMar>
+        <w:tblLook w:val="0000" w:firstRow="0" w:lastRow="0" w:firstColumn="0" w:lastColumn="0" w:noHBand="0" w:noVBand="0"/>
       </w:tblPr>
       <w:tblGrid>
-        <w:gridCol w:w="3200"/>
-        <w:gridCol w:w="2400"/>
-        <w:gridCol w:w="2600"/>
+        <w:gridCol w:w="2734"/>
+        <w:gridCol w:w="2733"/>
+        <w:gridCol w:w="2733"/>
       </w:tblGrid>
       <w:tr>
+        <w:tblPrEx>
+          <w:tblCellMar>
+            <w:top w:w="0" w:type="dxa"/>
+            <w:bottom w:w="0" w:type="dxa"/>
+          </w:tblCellMar>
+        </w:tblPrEx>
         <w:tc>
           <w:tcPr>
-            <w:tcW w:type="dxa" w:w="2000"/>
-            <w:shd w:fill="E8E8E8" w:val="clear"/>
+            <w:tcW w:w="2000" w:type="dxa"/>
+            <w:shd w:val="clear" w:color="auto" w:fill="E8E8E8"/>
           </w:tcPr>
           <w:p>
             <w:pPr>
@@ -572,14 +2365,14 @@
                 <w:sz w:val="19"/>
                 <w:szCs w:val="19"/>
               </w:rPr>
-              <w:t xml:space="preserve">ansatz</w:t>
+              <w:t>ansatz</w:t>
             </w:r>
           </w:p>
         </w:tc>
         <w:tc>
           <w:tcPr>
-            <w:tcW w:type="dxa" w:w="2000"/>
-            <w:shd w:fill="E8E8E8" w:val="clear"/>
+            <w:tcW w:w="2000" w:type="dxa"/>
+            <w:shd w:val="clear" w:color="auto" w:fill="E8E8E8"/>
           </w:tcPr>
           <w:p>
             <w:pPr>
@@ -592,14 +2385,14 @@
                 <w:sz w:val="19"/>
                 <w:szCs w:val="19"/>
               </w:rPr>
-              <w:t xml:space="preserve">gate a 2 qubit</w:t>
+              <w:t>gate a 2 qubit</w:t>
             </w:r>
           </w:p>
         </w:tc>
         <w:tc>
           <w:tcPr>
-            <w:tcW w:type="dxa" w:w="2000"/>
-            <w:shd w:fill="E8E8E8" w:val="clear"/>
+            <w:tcW w:w="2000" w:type="dxa"/>
+            <w:shd w:val="clear" w:color="auto" w:fill="E8E8E8"/>
           </w:tcPr>
           <w:p>
             <w:pPr>
@@ -612,15 +2405,32 @@
                 <w:sz w:val="19"/>
                 <w:szCs w:val="19"/>
               </w:rPr>
-              <w:t xml:space="preserve">gate totali</w:t>
-            </w:r>
+              <w:t xml:space="preserve">gate </w:t>
+            </w:r>
+            <w:proofErr w:type="spellStart"/>
+            <w:r>
+              <w:rPr>
+                <w:b/>
+                <w:bCs/>
+                <w:sz w:val="19"/>
+                <w:szCs w:val="19"/>
+              </w:rPr>
+              <w:t>totali</w:t>
+            </w:r>
+            <w:proofErr w:type="spellEnd"/>
           </w:p>
         </w:tc>
       </w:tr>
       <w:tr>
+        <w:tblPrEx>
+          <w:tblCellMar>
+            <w:top w:w="0" w:type="dxa"/>
+            <w:bottom w:w="0" w:type="dxa"/>
+          </w:tblCellMar>
+        </w:tblPrEx>
         <w:tc>
           <w:tcPr>
-            <w:tcW w:type="dxa" w:w="2000"/>
+            <w:tcW w:w="2000" w:type="dxa"/>
           </w:tcPr>
           <w:p>
             <w:pPr>
@@ -631,13 +2441,13 @@
                 <w:sz w:val="19"/>
                 <w:szCs w:val="19"/>
               </w:rPr>
-              <w:t xml:space="preserve">RBS-2qC.K2</w:t>
+              <w:t>RBS-2qC.K2</w:t>
             </w:r>
           </w:p>
         </w:tc>
         <w:tc>
           <w:tcPr>
-            <w:tcW w:type="dxa" w:w="2000"/>
+            <w:tcW w:w="2000" w:type="dxa"/>
           </w:tcPr>
           <w:p>
             <w:pPr>
@@ -648,13 +2458,13 @@
                 <w:sz w:val="19"/>
                 <w:szCs w:val="19"/>
               </w:rPr>
-              <w:t xml:space="preserve">8</w:t>
+              <w:t>8</w:t>
             </w:r>
           </w:p>
         </w:tc>
         <w:tc>
           <w:tcPr>
-            <w:tcW w:type="dxa" w:w="2000"/>
+            <w:tcW w:w="2000" w:type="dxa"/>
           </w:tcPr>
           <w:p>
             <w:pPr>
@@ -665,15 +2475,21 @@
                 <w:sz w:val="19"/>
                 <w:szCs w:val="19"/>
               </w:rPr>
-              <w:t xml:space="preserve">39</w:t>
+              <w:t>39</w:t>
             </w:r>
           </w:p>
         </w:tc>
       </w:tr>
       <w:tr>
+        <w:tblPrEx>
+          <w:tblCellMar>
+            <w:top w:w="0" w:type="dxa"/>
+            <w:bottom w:w="0" w:type="dxa"/>
+          </w:tblCellMar>
+        </w:tblPrEx>
         <w:tc>
           <w:tcPr>
-            <w:tcW w:type="dxa" w:w="2000"/>
+            <w:tcW w:w="2000" w:type="dxa"/>
           </w:tcPr>
           <w:p>
             <w:pPr>
@@ -684,13 +2500,13 @@
                 <w:sz w:val="19"/>
                 <w:szCs w:val="19"/>
               </w:rPr>
-              <w:t xml:space="preserve">W-2qC.K2</w:t>
+              <w:t>W-2qC.K2</w:t>
             </w:r>
           </w:p>
         </w:tc>
         <w:tc>
           <w:tcPr>
-            <w:tcW w:type="dxa" w:w="2000"/>
+            <w:tcW w:w="2000" w:type="dxa"/>
           </w:tcPr>
           <w:p>
             <w:pPr>
@@ -701,13 +2517,13 @@
                 <w:sz w:val="19"/>
                 <w:szCs w:val="19"/>
               </w:rPr>
-              <w:t xml:space="preserve">8</w:t>
+              <w:t>8</w:t>
             </w:r>
           </w:p>
         </w:tc>
         <w:tc>
           <w:tcPr>
-            <w:tcW w:type="dxa" w:w="2000"/>
+            <w:tcW w:w="2000" w:type="dxa"/>
           </w:tcPr>
           <w:p>
             <w:pPr>
@@ -718,7 +2534,7 @@
                 <w:sz w:val="19"/>
                 <w:szCs w:val="19"/>
               </w:rPr>
-              <w:t xml:space="preserve">19</w:t>
+              <w:t>19</w:t>
             </w:r>
           </w:p>
         </w:tc>
@@ -735,13 +2551,263 @@
         <w:jc w:val="both"/>
       </w:pPr>
       <w:r>
-        <w:t xml:space="preserve">Stesso numero di parametri e di gate a due qubit (8 per entrambi: 4 blocchi × 2 legami × 2 giri / 2 legami), ma W usa zero Hadamard per blocco contro i 4 di RBS: 19 gate totali contro 39, più della metà in meno. Il candidato che porto avanti per il seguito (Trotter, correlazioni) è quindi </w:t>
-      </w:r>
-      <w:r>
-        <w:t xml:space="preserve">W-2qC.K2</w:t>
-      </w:r>
-      <w:r>
-        <w:t xml:space="preserve"> — non l'analogo diretto del "W-2q.6" dell'anello (che qui sarebbe insufficiente, tetto 0.9937), ma la versione a due giri:</w:t>
+        <w:t xml:space="preserve">Stesso </w:t>
+      </w:r>
+      <w:proofErr w:type="spellStart"/>
+      <w:r>
+        <w:t>numero</w:t>
+      </w:r>
+      <w:proofErr w:type="spellEnd"/>
+      <w:r>
+        <w:t xml:space="preserve"> di </w:t>
+      </w:r>
+      <w:proofErr w:type="spellStart"/>
+      <w:r>
+        <w:t>parametri</w:t>
+      </w:r>
+      <w:proofErr w:type="spellEnd"/>
+      <w:r>
+        <w:t xml:space="preserve"> e di gate a due qubit (8 per </w:t>
+      </w:r>
+      <w:proofErr w:type="spellStart"/>
+      <w:r>
+        <w:t>entrambi</w:t>
+      </w:r>
+      <w:proofErr w:type="spellEnd"/>
+      <w:r>
+        <w:t xml:space="preserve">: 2 </w:t>
+      </w:r>
+      <w:proofErr w:type="spellStart"/>
+      <w:r>
+        <w:t>legami</w:t>
+      </w:r>
+      <w:proofErr w:type="spellEnd"/>
+      <w:r>
+        <w:t xml:space="preserve"> × 2 </w:t>
+      </w:r>
+      <w:proofErr w:type="spellStart"/>
+      <w:r>
+        <w:t>giri</w:t>
+      </w:r>
+      <w:proofErr w:type="spellEnd"/>
+      <w:r>
+        <w:t xml:space="preserve"> = 4 </w:t>
+      </w:r>
+      <w:proofErr w:type="spellStart"/>
+      <w:r>
+        <w:t>applicazioni</w:t>
+      </w:r>
+      <w:proofErr w:type="spellEnd"/>
+      <w:r>
+        <w:t xml:space="preserve"> del </w:t>
+      </w:r>
+      <w:proofErr w:type="spellStart"/>
+      <w:r>
+        <w:t>blocco</w:t>
+      </w:r>
+      <w:proofErr w:type="spellEnd"/>
+      <w:r>
+        <w:t xml:space="preserve">, </w:t>
+      </w:r>
+      <w:proofErr w:type="spellStart"/>
+      <w:r>
+        <w:t>ciascuna</w:t>
+      </w:r>
+      <w:proofErr w:type="spellEnd"/>
+      <w:r>
+        <w:t xml:space="preserve"> con 2 gate a due qubit), ma W </w:t>
+      </w:r>
+      <w:proofErr w:type="spellStart"/>
+      <w:r>
+        <w:t>usa</w:t>
+      </w:r>
+      <w:proofErr w:type="spellEnd"/>
+      <w:r>
+        <w:t xml:space="preserve"> zero Hadamard per </w:t>
+      </w:r>
+      <w:proofErr w:type="spellStart"/>
+      <w:r>
+        <w:t>blocco</w:t>
+      </w:r>
+      <w:proofErr w:type="spellEnd"/>
+      <w:r>
+        <w:t xml:space="preserve"> </w:t>
+      </w:r>
+      <w:proofErr w:type="spellStart"/>
+      <w:r>
+        <w:t>contro</w:t>
+      </w:r>
+      <w:proofErr w:type="spellEnd"/>
+      <w:r>
+        <w:t xml:space="preserve"> </w:t>
+      </w:r>
+      <w:proofErr w:type="spellStart"/>
+      <w:r>
+        <w:t>i</w:t>
+      </w:r>
+      <w:proofErr w:type="spellEnd"/>
+      <w:r>
+        <w:t xml:space="preserve"> 4 di RBS: 19 gate </w:t>
+      </w:r>
+      <w:proofErr w:type="spellStart"/>
+      <w:r>
+        <w:t>totali</w:t>
+      </w:r>
+      <w:proofErr w:type="spellEnd"/>
+      <w:r>
+        <w:t xml:space="preserve"> </w:t>
+      </w:r>
+      <w:proofErr w:type="spellStart"/>
+      <w:r>
+        <w:t>contro</w:t>
+      </w:r>
+      <w:proofErr w:type="spellEnd"/>
+      <w:r>
+        <w:t xml:space="preserve"> 39, </w:t>
+      </w:r>
+      <w:proofErr w:type="spellStart"/>
+      <w:r>
+        <w:t>più</w:t>
+      </w:r>
+      <w:proofErr w:type="spellEnd"/>
+      <w:r>
+        <w:t xml:space="preserve"> della </w:t>
+      </w:r>
+      <w:proofErr w:type="spellStart"/>
+      <w:r>
+        <w:t>metà</w:t>
+      </w:r>
+      <w:proofErr w:type="spellEnd"/>
+      <w:r>
+        <w:t xml:space="preserve"> in </w:t>
+      </w:r>
+      <w:proofErr w:type="spellStart"/>
+      <w:r>
+        <w:t>meno</w:t>
+      </w:r>
+      <w:proofErr w:type="spellEnd"/>
+      <w:r>
+        <w:t xml:space="preserve">. Il </w:t>
+      </w:r>
+      <w:proofErr w:type="spellStart"/>
+      <w:r>
+        <w:t>candidato</w:t>
+      </w:r>
+      <w:proofErr w:type="spellEnd"/>
+      <w:r>
+        <w:t xml:space="preserve"> </w:t>
+      </w:r>
+      <w:proofErr w:type="spellStart"/>
+      <w:r>
+        <w:t>che</w:t>
+      </w:r>
+      <w:proofErr w:type="spellEnd"/>
+      <w:r>
+        <w:t xml:space="preserve"> </w:t>
+      </w:r>
+      <w:proofErr w:type="spellStart"/>
+      <w:r>
+        <w:t>porto</w:t>
+      </w:r>
+      <w:proofErr w:type="spellEnd"/>
+      <w:r>
+        <w:t xml:space="preserve"> avanti per il </w:t>
+      </w:r>
+      <w:proofErr w:type="spellStart"/>
+      <w:r>
+        <w:t>seguito</w:t>
+      </w:r>
+      <w:proofErr w:type="spellEnd"/>
+      <w:r>
+        <w:t xml:space="preserve"> (Trotter, </w:t>
+      </w:r>
+      <w:proofErr w:type="spellStart"/>
+      <w:r>
+        <w:t>correlazioni</w:t>
+      </w:r>
+      <w:proofErr w:type="spellEnd"/>
+      <w:r>
+        <w:t xml:space="preserve">) è </w:t>
+      </w:r>
+      <w:proofErr w:type="spellStart"/>
+      <w:r>
+        <w:t>quindi</w:t>
+      </w:r>
+      <w:proofErr w:type="spellEnd"/>
+      <w:r>
+        <w:t xml:space="preserve"> W-2qC.K2 — non </w:t>
+      </w:r>
+      <w:proofErr w:type="spellStart"/>
+      <w:r>
+        <w:t>l'analogo</w:t>
+      </w:r>
+      <w:proofErr w:type="spellEnd"/>
+      <w:r>
+        <w:t xml:space="preserve"> </w:t>
+      </w:r>
+      <w:proofErr w:type="spellStart"/>
+      <w:r>
+        <w:t>diretto</w:t>
+      </w:r>
+      <w:proofErr w:type="spellEnd"/>
+      <w:r>
+        <w:t xml:space="preserve"> del "W-2q.6" </w:t>
+      </w:r>
+      <w:proofErr w:type="spellStart"/>
+      <w:r>
+        <w:t>dell'anello</w:t>
+      </w:r>
+      <w:proofErr w:type="spellEnd"/>
+      <w:r>
+        <w:t xml:space="preserve"> (</w:t>
+      </w:r>
+      <w:proofErr w:type="spellStart"/>
+      <w:r>
+        <w:t>che</w:t>
+      </w:r>
+      <w:proofErr w:type="spellEnd"/>
+      <w:r>
+        <w:t xml:space="preserve"> qui </w:t>
+      </w:r>
+      <w:proofErr w:type="spellStart"/>
+      <w:r>
+        <w:t>sarebbe</w:t>
+      </w:r>
+      <w:proofErr w:type="spellEnd"/>
+      <w:r>
+        <w:t xml:space="preserve"> </w:t>
+      </w:r>
+      <w:proofErr w:type="spellStart"/>
+      <w:r>
+        <w:t>insufficiente</w:t>
+      </w:r>
+      <w:proofErr w:type="spellEnd"/>
+      <w:r>
+        <w:t xml:space="preserve">, </w:t>
+      </w:r>
+      <w:proofErr w:type="spellStart"/>
+      <w:r>
+        <w:t>tetto</w:t>
+      </w:r>
+      <w:proofErr w:type="spellEnd"/>
+      <w:r>
+        <w:t xml:space="preserve"> 0.9937), ma la </w:t>
+      </w:r>
+      <w:proofErr w:type="spellStart"/>
+      <w:r>
+        <w:t>versione</w:t>
+      </w:r>
+      <w:proofErr w:type="spellEnd"/>
+      <w:r>
+        <w:t xml:space="preserve"> a due </w:t>
+      </w:r>
+      <w:proofErr w:type="spellStart"/>
+      <w:r>
+        <w:t>giri</w:t>
+      </w:r>
+      <w:proofErr w:type="spellEnd"/>
+      <w:r>
+        <w:t>:</w:t>
       </w:r>
     </w:p>
     <w:p>
@@ -750,11 +2816,15 @@
         <w:jc w:val="center"/>
       </w:pPr>
       <w:r>
+        <w:rPr>
+          <w:noProof/>
+        </w:rPr>
+        <w:lastRenderedPageBreak/>
         <w:drawing>
-          <wp:inline distT="0" distB="0" distL="0" distR="0">
+          <wp:inline distT="0" distB="0" distL="0" distR="0" wp14:anchorId="3B8E5856" wp14:editId="5EDFAFD6">
             <wp:extent cx="5305425" cy="2524125"/>
-            <wp:effectExtent t="0" r="0" b="0" l="0"/>
-            <wp:docPr id="1" name="" descr="" title=""/>
+            <wp:effectExtent l="0" t="0" r="0" b="0"/>
+            <wp:docPr id="1" name="Picture 1"/>
             <wp:cNvGraphicFramePr>
               <a:graphicFrameLocks xmlns:a="http://schemas.openxmlformats.org/drawingml/2006/main" noChangeAspect="1"/>
             </wp:cNvGraphicFramePr>
@@ -762,13 +2832,13 @@
               <a:graphicData uri="http://schemas.openxmlformats.org/drawingml/2006/picture">
                 <pic:pic xmlns:pic="http://schemas.openxmlformats.org/drawingml/2006/picture">
                   <pic:nvPicPr>
-                    <pic:cNvPr id="0" name="" descr=""/>
+                    <pic:cNvPr id="0" name=""/>
                     <pic:cNvPicPr>
                       <a:picLocks noChangeAspect="1" noChangeArrowheads="1"/>
                     </pic:cNvPicPr>
                   </pic:nvPicPr>
                   <pic:blipFill>
-                    <a:blip r:embed="rId7" cstate="none"/>
+                    <a:blip r:embed="rId5"/>
                     <a:srcRect/>
                     <a:stretch>
                       <a:fillRect/>
@@ -802,8 +2872,9 @@
           <w:sz w:val="19"/>
           <w:szCs w:val="19"/>
         </w:rPr>
-        <w:t xml:space="preserve">Il circuito dell'ansatz </w:t>
-      </w:r>
+        <w:t xml:space="preserve">Il </w:t>
+      </w:r>
+      <w:proofErr w:type="spellStart"/>
       <w:r>
         <w:rPr>
           <w:i/>
@@ -811,8 +2882,9 @@
           <w:sz w:val="19"/>
           <w:szCs w:val="19"/>
         </w:rPr>
-        <w:t xml:space="preserve">W-2qC.K2</w:t>
-      </w:r>
+        <w:t>circuito</w:t>
+      </w:r>
+      <w:proofErr w:type="spellEnd"/>
       <w:r>
         <w:rPr>
           <w:i/>
@@ -820,8 +2892,9 @@
           <w:sz w:val="19"/>
           <w:szCs w:val="19"/>
         </w:rPr>
-        <w:t xml:space="preserve">, con i 10 parametri già sostituiti dai valori ottimali trovati al punto </w:t>
-      </w:r>
+        <w:t xml:space="preserve"> </w:t>
+      </w:r>
+      <w:proofErr w:type="spellStart"/>
       <w:r>
         <w:rPr>
           <w:i/>
@@ -829,8 +2902,9 @@
           <w:sz w:val="19"/>
           <w:szCs w:val="19"/>
         </w:rPr>
-        <w:t xml:space="preserve">b</w:t>
-      </w:r>
+        <w:t>dell'ansatz</w:t>
+      </w:r>
+      <w:proofErr w:type="spellEnd"/>
       <w:r>
         <w:rPr>
           <w:i/>
@@ -838,8 +2912,9 @@
           <w:sz w:val="19"/>
           <w:szCs w:val="19"/>
         </w:rPr>
-        <w:t xml:space="preserve">=</w:t>
-      </w:r>
+        <w:t xml:space="preserve"> W-2qC.K2, con </w:t>
+      </w:r>
+      <w:proofErr w:type="spellStart"/>
       <w:r>
         <w:rPr>
           <w:i/>
@@ -847,7 +2922,167 @@
           <w:sz w:val="19"/>
           <w:szCs w:val="19"/>
         </w:rPr>
-        <w:t xml:space="preserve">b</w:t>
+        <w:t>i</w:t>
+      </w:r>
+      <w:proofErr w:type="spellEnd"/>
+      <w:r>
+        <w:rPr>
+          <w:i/>
+          <w:iCs/>
+          <w:sz w:val="19"/>
+          <w:szCs w:val="19"/>
+        </w:rPr>
+        <w:t xml:space="preserve"> 10 </w:t>
+      </w:r>
+      <w:proofErr w:type="spellStart"/>
+      <w:r>
+        <w:rPr>
+          <w:i/>
+          <w:iCs/>
+          <w:sz w:val="19"/>
+          <w:szCs w:val="19"/>
+        </w:rPr>
+        <w:t>parametri</w:t>
+      </w:r>
+      <w:proofErr w:type="spellEnd"/>
+      <w:r>
+        <w:rPr>
+          <w:i/>
+          <w:iCs/>
+          <w:sz w:val="19"/>
+          <w:szCs w:val="19"/>
+        </w:rPr>
+        <w:t xml:space="preserve"> </w:t>
+      </w:r>
+      <w:proofErr w:type="spellStart"/>
+      <w:r>
+        <w:rPr>
+          <w:i/>
+          <w:iCs/>
+          <w:sz w:val="19"/>
+          <w:szCs w:val="19"/>
+        </w:rPr>
+        <w:t>già</w:t>
+      </w:r>
+      <w:proofErr w:type="spellEnd"/>
+      <w:r>
+        <w:rPr>
+          <w:i/>
+          <w:iCs/>
+          <w:sz w:val="19"/>
+          <w:szCs w:val="19"/>
+        </w:rPr>
+        <w:t xml:space="preserve"> </w:t>
+      </w:r>
+      <w:proofErr w:type="spellStart"/>
+      <w:r>
+        <w:rPr>
+          <w:i/>
+          <w:iCs/>
+          <w:sz w:val="19"/>
+          <w:szCs w:val="19"/>
+        </w:rPr>
+        <w:t>sostituiti</w:t>
+      </w:r>
+      <w:proofErr w:type="spellEnd"/>
+      <w:r>
+        <w:rPr>
+          <w:i/>
+          <w:iCs/>
+          <w:sz w:val="19"/>
+          <w:szCs w:val="19"/>
+        </w:rPr>
+        <w:t xml:space="preserve"> </w:t>
+      </w:r>
+      <w:proofErr w:type="spellStart"/>
+      <w:r>
+        <w:rPr>
+          <w:i/>
+          <w:iCs/>
+          <w:sz w:val="19"/>
+          <w:szCs w:val="19"/>
+        </w:rPr>
+        <w:t>dai</w:t>
+      </w:r>
+      <w:proofErr w:type="spellEnd"/>
+      <w:r>
+        <w:rPr>
+          <w:i/>
+          <w:iCs/>
+          <w:sz w:val="19"/>
+          <w:szCs w:val="19"/>
+        </w:rPr>
+        <w:t xml:space="preserve"> </w:t>
+      </w:r>
+      <w:proofErr w:type="spellStart"/>
+      <w:r>
+        <w:rPr>
+          <w:i/>
+          <w:iCs/>
+          <w:sz w:val="19"/>
+          <w:szCs w:val="19"/>
+        </w:rPr>
+        <w:t>valori</w:t>
+      </w:r>
+      <w:proofErr w:type="spellEnd"/>
+      <w:r>
+        <w:rPr>
+          <w:i/>
+          <w:iCs/>
+          <w:sz w:val="19"/>
+          <w:szCs w:val="19"/>
+        </w:rPr>
+        <w:t xml:space="preserve"> </w:t>
+      </w:r>
+      <w:proofErr w:type="spellStart"/>
+      <w:r>
+        <w:rPr>
+          <w:i/>
+          <w:iCs/>
+          <w:sz w:val="19"/>
+          <w:szCs w:val="19"/>
+        </w:rPr>
+        <w:t>ottimali</w:t>
+      </w:r>
+      <w:proofErr w:type="spellEnd"/>
+      <w:r>
+        <w:rPr>
+          <w:i/>
+          <w:iCs/>
+          <w:sz w:val="19"/>
+          <w:szCs w:val="19"/>
+        </w:rPr>
+        <w:t xml:space="preserve"> </w:t>
+      </w:r>
+      <w:proofErr w:type="spellStart"/>
+      <w:r>
+        <w:rPr>
+          <w:i/>
+          <w:iCs/>
+          <w:sz w:val="19"/>
+          <w:szCs w:val="19"/>
+        </w:rPr>
+        <w:t>trovati</w:t>
+      </w:r>
+      <w:proofErr w:type="spellEnd"/>
+      <w:r>
+        <w:rPr>
+          <w:i/>
+          <w:iCs/>
+          <w:sz w:val="19"/>
+          <w:szCs w:val="19"/>
+        </w:rPr>
+        <w:t xml:space="preserve"> al punto b=</w:t>
+      </w:r>
+      <w:proofErr w:type="spellStart"/>
+      <w:r>
+        <w:rPr>
+          <w:i/>
+          <w:iCs/>
+          <w:sz w:val="19"/>
+          <w:szCs w:val="19"/>
+        </w:rPr>
+        <w:t>b</w:t>
       </w:r>
       <w:r>
         <w:rPr>
@@ -857,8 +3092,9 @@
           <w:szCs w:val="19"/>
           <w:vertAlign w:val="subscript"/>
         </w:rPr>
-        <w:t xml:space="preserve">c</w:t>
-      </w:r>
+        <w:t>c</w:t>
+      </w:r>
+      <w:proofErr w:type="spellEnd"/>
       <w:r>
         <w:rPr>
           <w:i/>
@@ -866,8 +3102,9 @@
           <w:sz w:val="19"/>
           <w:szCs w:val="19"/>
         </w:rPr>
-        <w:t xml:space="preserve">=3.0. Due giri completi di [2 blocchi </w:t>
-      </w:r>
+        <w:t xml:space="preserve">=3.0. Due </w:t>
+      </w:r>
+      <w:proofErr w:type="spellStart"/>
       <w:r>
         <w:rPr>
           <w:i/>
@@ -875,8 +3112,9 @@
           <w:sz w:val="19"/>
           <w:szCs w:val="19"/>
         </w:rPr>
-        <w:t xml:space="preserve">W</w:t>
-      </w:r>
+        <w:t>giri</w:t>
+      </w:r>
+      <w:proofErr w:type="spellEnd"/>
       <w:r>
         <w:rPr>
           <w:i/>
@@ -884,8 +3122,9 @@
           <w:sz w:val="19"/>
           <w:szCs w:val="19"/>
         </w:rPr>
-        <w:t xml:space="preserve"> sui due legami, 3 </w:t>
-      </w:r>
+        <w:t xml:space="preserve"> </w:t>
+      </w:r>
+      <w:proofErr w:type="spellStart"/>
       <w:r>
         <w:rPr>
           <w:i/>
@@ -893,7 +3132,57 @@
           <w:sz w:val="19"/>
           <w:szCs w:val="19"/>
         </w:rPr>
-        <w:t xml:space="preserve">R</w:t>
+        <w:t>completi</w:t>
+      </w:r>
+      <w:proofErr w:type="spellEnd"/>
+      <w:r>
+        <w:rPr>
+          <w:i/>
+          <w:iCs/>
+          <w:sz w:val="19"/>
+          <w:szCs w:val="19"/>
+        </w:rPr>
+        <w:t xml:space="preserve"> di [2 </w:t>
+      </w:r>
+      <w:proofErr w:type="spellStart"/>
+      <w:r>
+        <w:rPr>
+          <w:i/>
+          <w:iCs/>
+          <w:sz w:val="19"/>
+          <w:szCs w:val="19"/>
+        </w:rPr>
+        <w:t>blocchi</w:t>
+      </w:r>
+      <w:proofErr w:type="spellEnd"/>
+      <w:r>
+        <w:rPr>
+          <w:i/>
+          <w:iCs/>
+          <w:sz w:val="19"/>
+          <w:szCs w:val="19"/>
+        </w:rPr>
+        <w:t xml:space="preserve"> W sui due </w:t>
+      </w:r>
+      <w:proofErr w:type="spellStart"/>
+      <w:r>
+        <w:rPr>
+          <w:i/>
+          <w:iCs/>
+          <w:sz w:val="19"/>
+          <w:szCs w:val="19"/>
+        </w:rPr>
+        <w:t>legami</w:t>
+      </w:r>
+      <w:proofErr w:type="spellEnd"/>
+      <w:r>
+        <w:rPr>
+          <w:i/>
+          <w:iCs/>
+          <w:sz w:val="19"/>
+          <w:szCs w:val="19"/>
+        </w:rPr>
+        <w:t>, 3 R</w:t>
       </w:r>
       <w:r>
         <w:rPr>
@@ -903,7 +3192,7 @@
           <w:szCs w:val="19"/>
           <w:vertAlign w:val="subscript"/>
         </w:rPr>
-        <w:t xml:space="preserve">y</w:t>
+        <w:t>y</w:t>
       </w:r>
       <w:r>
         <w:rPr>
@@ -912,7 +3201,27 @@
           <w:sz w:val="19"/>
           <w:szCs w:val="19"/>
         </w:rPr>
-        <w:t xml:space="preserve"> indipendenti].</w:t>
+        <w:t xml:space="preserve"> </w:t>
+      </w:r>
+      <w:proofErr w:type="spellStart"/>
+      <w:r>
+        <w:rPr>
+          <w:i/>
+          <w:iCs/>
+          <w:sz w:val="19"/>
+          <w:szCs w:val="19"/>
+        </w:rPr>
+        <w:t>indipendenti</w:t>
+      </w:r>
+      <w:proofErr w:type="spellEnd"/>
+      <w:r>
+        <w:rPr>
+          <w:i/>
+          <w:iCs/>
+          <w:sz w:val="19"/>
+          <w:szCs w:val="19"/>
+        </w:rPr>
+        <w:t>].</w:t>
       </w:r>
     </w:p>
     <w:p>
@@ -921,14 +3230,86 @@
         <w:jc w:val="both"/>
       </w:pPr>
       <w:r>
-        <w:t xml:space="preserve">Ho ottimizzato questi 10 parametri su due punti di lavoro: quello appena mostrato (VQE-DM, </w:t>
-      </w:r>
-      <w:r>
-        <w:rPr>
-          <w:i/>
-          <w:iCs/>
-        </w:rPr>
-        <w:t xml:space="preserve">J</w:t>
+        <w:t xml:space="preserve">Ho </w:t>
+      </w:r>
+      <w:proofErr w:type="spellStart"/>
+      <w:r>
+        <w:t>ottimizzato</w:t>
+      </w:r>
+      <w:proofErr w:type="spellEnd"/>
+      <w:r>
+        <w:t xml:space="preserve"> </w:t>
+      </w:r>
+      <w:proofErr w:type="spellStart"/>
+      <w:r>
+        <w:t>questi</w:t>
+      </w:r>
+      <w:proofErr w:type="spellEnd"/>
+      <w:r>
+        <w:t xml:space="preserve"> 10 </w:t>
+      </w:r>
+      <w:proofErr w:type="spellStart"/>
+      <w:r>
+        <w:t>parametri</w:t>
+      </w:r>
+      <w:proofErr w:type="spellEnd"/>
+      <w:r>
+        <w:t xml:space="preserve"> </w:t>
+      </w:r>
+      <w:proofErr w:type="spellStart"/>
+      <w:r>
+        <w:t>su</w:t>
+      </w:r>
+      <w:proofErr w:type="spellEnd"/>
+      <w:r>
+        <w:t xml:space="preserve"> due </w:t>
+      </w:r>
+      <w:proofErr w:type="spellStart"/>
+      <w:r>
+        <w:t>punti</w:t>
+      </w:r>
+      <w:proofErr w:type="spellEnd"/>
+      <w:r>
+        <w:t xml:space="preserve"> di </w:t>
+      </w:r>
+      <w:proofErr w:type="spellStart"/>
+      <w:r>
+        <w:t>lavoro</w:t>
+      </w:r>
+      <w:proofErr w:type="spellEnd"/>
+      <w:r>
+        <w:t xml:space="preserve">: </w:t>
+      </w:r>
+      <w:proofErr w:type="spellStart"/>
+      <w:r>
+        <w:t>quello</w:t>
+      </w:r>
+      <w:proofErr w:type="spellEnd"/>
+      <w:r>
+        <w:t xml:space="preserve"> </w:t>
+      </w:r>
+      <w:proofErr w:type="spellStart"/>
+      <w:r>
+        <w:t>appena</w:t>
+      </w:r>
+      <w:proofErr w:type="spellEnd"/>
+      <w:r>
+        <w:t xml:space="preserve"> </w:t>
+      </w:r>
+      <w:proofErr w:type="spellStart"/>
+      <w:r>
+        <w:t>mostrato</w:t>
+      </w:r>
+      <w:proofErr w:type="spellEnd"/>
+      <w:r>
+        <w:t xml:space="preserve"> (VQE-DM, </w:t>
+      </w:r>
+      <w:r>
+        <w:rPr>
+          <w:i/>
+          <w:iCs/>
+        </w:rPr>
+        <w:t>J</w:t>
       </w:r>
       <w:r>
         <w:t xml:space="preserve">=1, </w:t>
@@ -938,17 +3319,18 @@
           <w:i/>
           <w:iCs/>
         </w:rPr>
-        <w:t xml:space="preserve">b</w:t>
-      </w:r>
-      <w:r>
-        <w:t xml:space="preserve">=</w:t>
-      </w:r>
-      <w:r>
-        <w:rPr>
-          <w:i/>
-          <w:iCs/>
-        </w:rPr>
-        <w:t xml:space="preserve">b</w:t>
+        <w:t>b</w:t>
+      </w:r>
+      <w:r>
+        <w:t>=</w:t>
+      </w:r>
+      <w:proofErr w:type="spellStart"/>
+      <w:r>
+        <w:rPr>
+          <w:i/>
+          <w:iCs/>
+        </w:rPr>
+        <w:t>b</w:t>
       </w:r>
       <w:r>
         <w:rPr>
@@ -956,8 +3338,9 @@
           <w:iCs/>
           <w:vertAlign w:val="subscript"/>
         </w:rPr>
-        <w:t xml:space="preserve">c</w:t>
-      </w:r>
+        <w:t>c</w:t>
+      </w:r>
+      <w:proofErr w:type="spellEnd"/>
       <w:r>
         <w:t xml:space="preserve">=3.0, </w:t>
       </w:r>
@@ -966,17 +3349,41 @@
           <w:i/>
           <w:iCs/>
         </w:rPr>
-        <w:t xml:space="preserve">D</w:t>
-      </w:r>
-      <w:r>
-        <w:t xml:space="preserve">=0.15, dove è stato identificato il candidato) e un secondo punto (</w:t>
-      </w:r>
-      <w:r>
-        <w:rPr>
-          <w:i/>
-          <w:iCs/>
-        </w:rPr>
-        <w:t xml:space="preserve">b</w:t>
+        <w:t>D</w:t>
+      </w:r>
+      <w:r>
+        <w:t xml:space="preserve">=0.15, dove è </w:t>
+      </w:r>
+      <w:proofErr w:type="spellStart"/>
+      <w:r>
+        <w:t>stato</w:t>
+      </w:r>
+      <w:proofErr w:type="spellEnd"/>
+      <w:r>
+        <w:t xml:space="preserve"> </w:t>
+      </w:r>
+      <w:proofErr w:type="spellStart"/>
+      <w:r>
+        <w:t>identificato</w:t>
+      </w:r>
+      <w:proofErr w:type="spellEnd"/>
+      <w:r>
+        <w:t xml:space="preserve"> il </w:t>
+      </w:r>
+      <w:proofErr w:type="spellStart"/>
+      <w:r>
+        <w:t>candidato</w:t>
+      </w:r>
+      <w:proofErr w:type="spellEnd"/>
+      <w:r>
+        <w:t>) e un secondo punto (</w:t>
+      </w:r>
+      <w:r>
+        <w:rPr>
+          <w:i/>
+          <w:iCs/>
+        </w:rPr>
+        <w:t>b</w:t>
       </w:r>
       <w:r>
         <w:t xml:space="preserve">=3.0073414, </w:t>
@@ -986,54 +3393,152 @@
           <w:i/>
           <w:iCs/>
         </w:rPr>
-        <w:t xml:space="preserve">D</w:t>
-      </w:r>
-      <w:r>
-        <w:t xml:space="preserve">=0.3) già usato per la parte Trotter. 60 partenze casuali indipendenti per punto (COBYLA più polish L-BFGS-B):</w:t>
+        <w:t>D</w:t>
+      </w:r>
+      <w:r>
+        <w:t xml:space="preserve">=0.3) </w:t>
+      </w:r>
+      <w:proofErr w:type="spellStart"/>
+      <w:r>
+        <w:t>già</w:t>
+      </w:r>
+      <w:proofErr w:type="spellEnd"/>
+      <w:r>
+        <w:t xml:space="preserve"> </w:t>
+      </w:r>
+      <w:proofErr w:type="spellStart"/>
+      <w:r>
+        <w:t>usato</w:t>
+      </w:r>
+      <w:proofErr w:type="spellEnd"/>
+      <w:r>
+        <w:t xml:space="preserve"> per la </w:t>
+      </w:r>
+      <w:proofErr w:type="spellStart"/>
+      <w:r>
+        <w:t>parte</w:t>
+      </w:r>
+      <w:proofErr w:type="spellEnd"/>
+      <w:r>
+        <w:t xml:space="preserve"> Trotter. 60 </w:t>
+      </w:r>
+      <w:proofErr w:type="spellStart"/>
+      <w:r>
+        <w:t>partenze</w:t>
+      </w:r>
+      <w:proofErr w:type="spellEnd"/>
+      <w:r>
+        <w:t xml:space="preserve"> </w:t>
+      </w:r>
+      <w:proofErr w:type="spellStart"/>
+      <w:r>
+        <w:t>casuali</w:t>
+      </w:r>
+      <w:proofErr w:type="spellEnd"/>
+      <w:r>
+        <w:t xml:space="preserve"> </w:t>
+      </w:r>
+      <w:proofErr w:type="spellStart"/>
+      <w:r>
+        <w:t>indipendenti</w:t>
+      </w:r>
+      <w:proofErr w:type="spellEnd"/>
+      <w:r>
+        <w:t xml:space="preserve"> per punto, per non </w:t>
+      </w:r>
+      <w:proofErr w:type="spellStart"/>
+      <w:r>
+        <w:t>restare</w:t>
+      </w:r>
+      <w:proofErr w:type="spellEnd"/>
+      <w:r>
+        <w:t xml:space="preserve"> </w:t>
+      </w:r>
+      <w:proofErr w:type="spellStart"/>
+      <w:r>
+        <w:t>intrappolato</w:t>
+      </w:r>
+      <w:proofErr w:type="spellEnd"/>
+      <w:r>
+        <w:t xml:space="preserve"> in un </w:t>
+      </w:r>
+      <w:proofErr w:type="spellStart"/>
+      <w:r>
+        <w:t>eventuale</w:t>
+      </w:r>
+      <w:proofErr w:type="spellEnd"/>
+      <w:r>
+        <w:t xml:space="preserve"> </w:t>
+      </w:r>
+      <w:proofErr w:type="spellStart"/>
+      <w:r>
+        <w:t>minimo</w:t>
+      </w:r>
+      <w:proofErr w:type="spellEnd"/>
+      <w:r>
+        <w:t xml:space="preserve"> locale del </w:t>
+      </w:r>
+      <w:proofErr w:type="spellStart"/>
+      <w:r>
+        <w:t>paesaggio</w:t>
+      </w:r>
+      <w:proofErr w:type="spellEnd"/>
+      <w:r>
+        <w:t xml:space="preserve"> </w:t>
+      </w:r>
+      <w:proofErr w:type="spellStart"/>
+      <w:r>
+        <w:t>dell'energia</w:t>
+      </w:r>
+      <w:proofErr w:type="spellEnd"/>
+      <w:r>
+        <w:t>:</w:t>
       </w:r>
     </w:p>
     <w:tbl>
       <w:tblPr>
-        <w:tblW w:type="dxa" w:w="9200"/>
+        <w:tblW w:w="9200" w:type="dxa"/>
         <w:tblBorders>
-          <w:top w:val="single" w:color="auto" w:sz="4"/>
-          <w:left w:val="single" w:color="auto" w:sz="4"/>
-          <w:bottom w:val="single" w:color="auto" w:sz="4"/>
-          <w:right w:val="single" w:color="auto" w:sz="4"/>
-          <w:insideH w:val="single" w:color="auto" w:sz="4"/>
-          <w:insideV w:val="single" w:color="auto" w:sz="4"/>
+          <w:top w:val="single" w:sz="4" w:space="0" w:color="auto"/>
+          <w:left w:val="single" w:sz="4" w:space="0" w:color="auto"/>
+          <w:bottom w:val="single" w:sz="4" w:space="0" w:color="auto"/>
+          <w:right w:val="single" w:sz="4" w:space="0" w:color="auto"/>
+          <w:insideH w:val="single" w:sz="4" w:space="0" w:color="auto"/>
+          <w:insideV w:val="single" w:sz="4" w:space="0" w:color="auto"/>
         </w:tblBorders>
+        <w:tblCellMar>
+          <w:left w:w="10" w:type="dxa"/>
+          <w:right w:w="10" w:type="dxa"/>
+        </w:tblCellMar>
+        <w:tblLook w:val="0000" w:firstRow="0" w:lastRow="0" w:firstColumn="0" w:lastColumn="0" w:noHBand="0" w:noVBand="0"/>
       </w:tblPr>
       <w:tblGrid>
-        <w:gridCol w:w="3200"/>
-        <w:gridCol w:w="3000"/>
-        <w:gridCol w:w="3000"/>
+        <w:gridCol w:w="3066"/>
+        <w:gridCol w:w="3067"/>
+        <w:gridCol w:w="3067"/>
       </w:tblGrid>
       <w:tr>
+        <w:tblPrEx>
+          <w:tblCellMar>
+            <w:top w:w="0" w:type="dxa"/>
+            <w:bottom w:w="0" w:type="dxa"/>
+          </w:tblCellMar>
+        </w:tblPrEx>
         <w:tc>
           <w:tcPr>
-            <w:tcW w:type="dxa" w:w="2000"/>
-            <w:shd w:fill="E8E8E8" w:val="clear"/>
+            <w:tcW w:w="2000" w:type="dxa"/>
+            <w:shd w:val="clear" w:color="auto" w:fill="E8E8E8"/>
           </w:tcPr>
           <w:p>
             <w:pPr>
               <w:jc w:val="center"/>
             </w:pPr>
-            <w:r>
-              <w:rPr>
-                <w:b/>
-                <w:bCs/>
-                <w:sz w:val="19"/>
-                <w:szCs w:val="19"/>
-              </w:rPr>
-              <w:t xml:space="preserve"/>
-            </w:r>
           </w:p>
         </w:tc>
         <w:tc>
           <w:tcPr>
-            <w:tcW w:type="dxa" w:w="2000"/>
-            <w:shd w:fill="E8E8E8" w:val="clear"/>
+            <w:tcW w:w="2000" w:type="dxa"/>
+            <w:shd w:val="clear" w:color="auto" w:fill="E8E8E8"/>
           </w:tcPr>
           <w:p>
             <w:pPr>
@@ -1046,14 +3551,14 @@
                 <w:sz w:val="19"/>
                 <w:szCs w:val="19"/>
               </w:rPr>
-              <w:t xml:space="preserve">VQE-DM</w:t>
+              <w:t>VQE-DM</w:t>
             </w:r>
           </w:p>
         </w:tc>
         <w:tc>
           <w:tcPr>
-            <w:tcW w:type="dxa" w:w="2000"/>
-            <w:shd w:fill="E8E8E8" w:val="clear"/>
+            <w:tcW w:w="2000" w:type="dxa"/>
+            <w:shd w:val="clear" w:color="auto" w:fill="E8E8E8"/>
           </w:tcPr>
           <w:p>
             <w:pPr>
@@ -1066,32 +3571,40 @@
                 <w:sz w:val="19"/>
                 <w:szCs w:val="19"/>
               </w:rPr>
-              <w:t xml:space="preserve">S0 (Trotter)</w:t>
+              <w:t>S0 (Trotter)</w:t>
             </w:r>
           </w:p>
         </w:tc>
       </w:tr>
       <w:tr>
+        <w:tblPrEx>
+          <w:tblCellMar>
+            <w:top w:w="0" w:type="dxa"/>
+            <w:bottom w:w="0" w:type="dxa"/>
+          </w:tblCellMar>
+        </w:tblPrEx>
         <w:tc>
           <w:tcPr>
-            <w:tcW w:type="dxa" w:w="2000"/>
+            <w:tcW w:w="2000" w:type="dxa"/>
           </w:tcPr>
           <w:p>
             <w:pPr>
               <w:jc w:val="center"/>
             </w:pPr>
-            <w:r>
-              <w:rPr>
-                <w:sz w:val="19"/>
-                <w:szCs w:val="19"/>
-              </w:rPr>
-              <w:t xml:space="preserve">E_vqe</w:t>
-            </w:r>
+            <w:proofErr w:type="spellStart"/>
+            <w:r>
+              <w:rPr>
+                <w:sz w:val="19"/>
+                <w:szCs w:val="19"/>
+              </w:rPr>
+              <w:t>E_vqe</w:t>
+            </w:r>
+            <w:proofErr w:type="spellEnd"/>
           </w:p>
         </w:tc>
         <w:tc>
           <w:tcPr>
-            <w:tcW w:type="dxa" w:w="2000"/>
+            <w:tcW w:w="2000" w:type="dxa"/>
           </w:tcPr>
           <w:p>
             <w:pPr>
@@ -1102,13 +3615,13 @@
                 <w:sz w:val="19"/>
                 <w:szCs w:val="19"/>
               </w:rPr>
-              <w:t xml:space="preserve">−7.36924699164432</w:t>
+              <w:t>−7.36924699164432</w:t>
             </w:r>
           </w:p>
         </w:tc>
         <w:tc>
           <w:tcPr>
-            <w:tcW w:type="dxa" w:w="2000"/>
+            <w:tcW w:w="2000" w:type="dxa"/>
           </w:tcPr>
           <w:p>
             <w:pPr>
@@ -1119,32 +3632,40 @@
                 <w:sz w:val="19"/>
                 <w:szCs w:val="19"/>
               </w:rPr>
-              <w:t xml:space="preserve">−7.75658090425334</w:t>
+              <w:t>−7.75658090425334</w:t>
             </w:r>
           </w:p>
         </w:tc>
       </w:tr>
       <w:tr>
+        <w:tblPrEx>
+          <w:tblCellMar>
+            <w:top w:w="0" w:type="dxa"/>
+            <w:bottom w:w="0" w:type="dxa"/>
+          </w:tblCellMar>
+        </w:tblPrEx>
         <w:tc>
           <w:tcPr>
-            <w:tcW w:type="dxa" w:w="2000"/>
+            <w:tcW w:w="2000" w:type="dxa"/>
           </w:tcPr>
           <w:p>
             <w:pPr>
               <w:jc w:val="center"/>
             </w:pPr>
-            <w:r>
-              <w:rPr>
-                <w:sz w:val="19"/>
-                <w:szCs w:val="19"/>
-              </w:rPr>
-              <w:t xml:space="preserve">E_esatto</w:t>
-            </w:r>
+            <w:proofErr w:type="spellStart"/>
+            <w:r>
+              <w:rPr>
+                <w:sz w:val="19"/>
+                <w:szCs w:val="19"/>
+              </w:rPr>
+              <w:t>E_esatto</w:t>
+            </w:r>
+            <w:proofErr w:type="spellEnd"/>
           </w:p>
         </w:tc>
         <w:tc>
           <w:tcPr>
-            <w:tcW w:type="dxa" w:w="2000"/>
+            <w:tcW w:w="2000" w:type="dxa"/>
           </w:tcPr>
           <w:p>
             <w:pPr>
@@ -1155,13 +3676,13 @@
                 <w:sz w:val="19"/>
                 <w:szCs w:val="19"/>
               </w:rPr>
-              <w:t xml:space="preserve">−7.36924699164433</w:t>
+              <w:t>−7.36924699164433</w:t>
             </w:r>
           </w:p>
         </w:tc>
         <w:tc>
           <w:tcPr>
-            <w:tcW w:type="dxa" w:w="2000"/>
+            <w:tcW w:w="2000" w:type="dxa"/>
           </w:tcPr>
           <w:p>
             <w:pPr>
@@ -1172,32 +3693,47 @@
                 <w:sz w:val="19"/>
                 <w:szCs w:val="19"/>
               </w:rPr>
-              <w:t xml:space="preserve">−7.75658090425337</w:t>
+              <w:t>−7.75658090425337</w:t>
             </w:r>
           </w:p>
         </w:tc>
       </w:tr>
       <w:tr>
+        <w:tblPrEx>
+          <w:tblCellMar>
+            <w:top w:w="0" w:type="dxa"/>
+            <w:bottom w:w="0" w:type="dxa"/>
+          </w:tblCellMar>
+        </w:tblPrEx>
         <w:tc>
           <w:tcPr>
-            <w:tcW w:type="dxa" w:w="2000"/>
+            <w:tcW w:w="2000" w:type="dxa"/>
           </w:tcPr>
           <w:p>
             <w:pPr>
               <w:jc w:val="center"/>
             </w:pPr>
-            <w:r>
-              <w:rPr>
-                <w:sz w:val="19"/>
-                <w:szCs w:val="19"/>
-              </w:rPr>
-              <w:t xml:space="preserve">fedeltà F</w:t>
+            <w:proofErr w:type="spellStart"/>
+            <w:r>
+              <w:rPr>
+                <w:sz w:val="19"/>
+                <w:szCs w:val="19"/>
+              </w:rPr>
+              <w:t>fedeltà</w:t>
+            </w:r>
+            <w:proofErr w:type="spellEnd"/>
+            <w:r>
+              <w:rPr>
+                <w:sz w:val="19"/>
+                <w:szCs w:val="19"/>
+              </w:rPr>
+              <w:t xml:space="preserve"> F</w:t>
             </w:r>
           </w:p>
         </w:tc>
         <w:tc>
           <w:tcPr>
-            <w:tcW w:type="dxa" w:w="2000"/>
+            <w:tcW w:w="2000" w:type="dxa"/>
           </w:tcPr>
           <w:p>
             <w:pPr>
@@ -1208,13 +3744,13 @@
                 <w:sz w:val="19"/>
                 <w:szCs w:val="19"/>
               </w:rPr>
-              <w:t xml:space="preserve">1.000000000000</w:t>
+              <w:t>1.000000000000</w:t>
             </w:r>
           </w:p>
         </w:tc>
         <w:tc>
           <w:tcPr>
-            <w:tcW w:type="dxa" w:w="2000"/>
+            <w:tcW w:w="2000" w:type="dxa"/>
           </w:tcPr>
           <w:p>
             <w:pPr>
@@ -1225,7 +3761,7 @@
                 <w:sz w:val="19"/>
                 <w:szCs w:val="19"/>
               </w:rPr>
-              <w:t xml:space="preserve">0.999999999999992</w:t>
+              <w:t>0.999999999999992</w:t>
             </w:r>
           </w:p>
         </w:tc>
@@ -1241,9 +3777,115 @@
         <w:spacing w:after="200"/>
         <w:jc w:val="both"/>
       </w:pPr>
-      <w:r>
-        <w:t xml:space="preserve">Anche qui, come per l'anello, tutte le partenze indipendenti convergono allo stesso minimo: nessuna trappola vicina in nessuno dei due punti.</w:t>
-      </w:r>
+      <w:proofErr w:type="spellStart"/>
+      <w:r>
+        <w:t>Anche</w:t>
+      </w:r>
+      <w:proofErr w:type="spellEnd"/>
+      <w:r>
+        <w:t xml:space="preserve"> qui, come per </w:t>
+      </w:r>
+      <w:proofErr w:type="spellStart"/>
+      <w:r>
+        <w:t>l'anello</w:t>
+      </w:r>
+      <w:proofErr w:type="spellEnd"/>
+      <w:r>
+        <w:t xml:space="preserve">, tutte le </w:t>
+      </w:r>
+      <w:proofErr w:type="spellStart"/>
+      <w:r>
+        <w:t>partenze</w:t>
+      </w:r>
+      <w:proofErr w:type="spellEnd"/>
+      <w:r>
+        <w:t xml:space="preserve"> </w:t>
+      </w:r>
+      <w:proofErr w:type="spellStart"/>
+      <w:r>
+        <w:t>indipendenti</w:t>
+      </w:r>
+      <w:proofErr w:type="spellEnd"/>
+      <w:r>
+        <w:t xml:space="preserve"> </w:t>
+      </w:r>
+      <w:proofErr w:type="spellStart"/>
+      <w:r>
+        <w:t>convergono</w:t>
+      </w:r>
+      <w:proofErr w:type="spellEnd"/>
+      <w:r>
+        <w:t xml:space="preserve"> </w:t>
+      </w:r>
+      <w:proofErr w:type="spellStart"/>
+      <w:r>
+        <w:t>allo</w:t>
+      </w:r>
+      <w:proofErr w:type="spellEnd"/>
+      <w:r>
+        <w:t xml:space="preserve"> </w:t>
+      </w:r>
+      <w:proofErr w:type="spellStart"/>
+      <w:r>
+        <w:t>stesso</w:t>
+      </w:r>
+      <w:proofErr w:type="spellEnd"/>
+      <w:r>
+        <w:t xml:space="preserve"> </w:t>
+      </w:r>
+      <w:proofErr w:type="spellStart"/>
+      <w:r>
+        <w:t>minimo</w:t>
+      </w:r>
+      <w:proofErr w:type="spellEnd"/>
+      <w:r>
+        <w:t xml:space="preserve">: </w:t>
+      </w:r>
+      <w:proofErr w:type="spellStart"/>
+      <w:r>
+        <w:t>nessuna</w:t>
+      </w:r>
+      <w:proofErr w:type="spellEnd"/>
+      <w:r>
+        <w:t xml:space="preserve"> </w:t>
+      </w:r>
+      <w:proofErr w:type="spellStart"/>
+      <w:r>
+        <w:t>trappola</w:t>
+      </w:r>
+      <w:proofErr w:type="spellEnd"/>
+      <w:r>
+        <w:t xml:space="preserve"> </w:t>
+      </w:r>
+      <w:proofErr w:type="spellStart"/>
+      <w:r>
+        <w:t>vicina</w:t>
+      </w:r>
+      <w:proofErr w:type="spellEnd"/>
+      <w:r>
+        <w:t xml:space="preserve"> in </w:t>
+      </w:r>
+      <w:proofErr w:type="spellStart"/>
+      <w:r>
+        <w:t>nessuno</w:t>
+      </w:r>
+      <w:proofErr w:type="spellEnd"/>
+      <w:r>
+        <w:t xml:space="preserve"> </w:t>
+      </w:r>
+      <w:proofErr w:type="spellStart"/>
+      <w:r>
+        <w:t>dei</w:t>
+      </w:r>
+      <w:proofErr w:type="spellEnd"/>
+      <w:r>
+        <w:t xml:space="preserve"> due </w:t>
+      </w:r>
+      <w:proofErr w:type="spellStart"/>
+      <w:r>
+        <w:t>punti.</w:t>
+      </w:r>
+      <w:proofErr w:type="spellEnd"/>
     </w:p>
     <w:p>
       <w:pPr>
@@ -1251,120 +3893,298 @@
         <w:jc w:val="both"/>
       </w:pPr>
       <w:r>
-        <w:t xml:space="preserve">Una cosa su cui vorrei un suo parere. Il fatto che la catena richieda due giri di blocchi invece di uno — a differenza dell'anello, dove un giro bastava — mi sembra un punto concreto da far vedere nella stesura finale insieme al confronto RBS-vs-</w:t>
-      </w:r>
-      <w:r>
-        <w:t xml:space="preserve">W</w:t>
-      </w:r>
-      <w:r>
-        <w:t xml:space="preserve"> già impostato come contributo originale: non solo "quale blocco conviene" (risposta: sempre </w:t>
-      </w:r>
-      <w:r>
-        <w:t xml:space="preserve">W</w:t>
-      </w:r>
-      <w:r>
-        <w:t xml:space="preserve">, stessa gerarchia in entrambe le topologie), ma anche "quanti giri servono", che dipende dalla topologia (un legame in meno, un giro in più) e non dalla sola scelta del blocco. Le sembra un taglio sensato per quella sezione, o preferisce che lo tenga separato dal confronto RBS/</w:t>
-      </w:r>
-      <w:r>
-        <w:t xml:space="preserve">W</w:t>
-      </w:r>
-      <w:r>
-        <w:t xml:space="preserve"> invece di presentarli insieme?</w:t>
+        <w:t xml:space="preserve">Il </w:t>
+      </w:r>
+      <w:proofErr w:type="spellStart"/>
+      <w:r>
+        <w:t>fatto</w:t>
+      </w:r>
+      <w:proofErr w:type="spellEnd"/>
+      <w:r>
+        <w:t xml:space="preserve"> </w:t>
+      </w:r>
+      <w:proofErr w:type="spellStart"/>
+      <w:r>
+        <w:t>che</w:t>
+      </w:r>
+      <w:proofErr w:type="spellEnd"/>
+      <w:r>
+        <w:t xml:space="preserve"> qui </w:t>
+      </w:r>
+      <w:proofErr w:type="spellStart"/>
+      <w:r>
+        <w:t>servano</w:t>
+      </w:r>
+      <w:proofErr w:type="spellEnd"/>
+      <w:r>
+        <w:t xml:space="preserve"> due </w:t>
+      </w:r>
+      <w:proofErr w:type="spellStart"/>
+      <w:r>
+        <w:t>giri</w:t>
+      </w:r>
+      <w:proofErr w:type="spellEnd"/>
+      <w:r>
+        <w:t xml:space="preserve"> e non uno, a </w:t>
+      </w:r>
+      <w:proofErr w:type="spellStart"/>
+      <w:r>
+        <w:t>differenza</w:t>
+      </w:r>
+      <w:proofErr w:type="spellEnd"/>
+      <w:r>
+        <w:t xml:space="preserve"> </w:t>
+      </w:r>
+      <w:proofErr w:type="spellStart"/>
+      <w:r>
+        <w:t>dell'anello</w:t>
+      </w:r>
+      <w:proofErr w:type="spellEnd"/>
+      <w:r>
+        <w:t xml:space="preserve">, mi </w:t>
+      </w:r>
+      <w:proofErr w:type="spellStart"/>
+      <w:r>
+        <w:t>sembra</w:t>
+      </w:r>
+      <w:proofErr w:type="spellEnd"/>
+      <w:r>
+        <w:t xml:space="preserve"> un buon </w:t>
+      </w:r>
+      <w:proofErr w:type="spellStart"/>
+      <w:r>
+        <w:t>esempio</w:t>
+      </w:r>
+      <w:proofErr w:type="spellEnd"/>
+      <w:r>
+        <w:t xml:space="preserve"> </w:t>
+      </w:r>
+      <w:proofErr w:type="spellStart"/>
+      <w:r>
+        <w:t>concreto</w:t>
+      </w:r>
+      <w:proofErr w:type="spellEnd"/>
+      <w:r>
+        <w:t xml:space="preserve"> da </w:t>
+      </w:r>
+      <w:proofErr w:type="spellStart"/>
+      <w:r>
+        <w:t>affiancare</w:t>
+      </w:r>
+      <w:proofErr w:type="spellEnd"/>
+      <w:r>
+        <w:t xml:space="preserve"> al </w:t>
+      </w:r>
+      <w:proofErr w:type="spellStart"/>
+      <w:r>
+        <w:t>confronto</w:t>
+      </w:r>
+      <w:proofErr w:type="spellEnd"/>
+      <w:r>
+        <w:t xml:space="preserve"> RBS </w:t>
+      </w:r>
+      <w:proofErr w:type="spellStart"/>
+      <w:r>
+        <w:t>contro</w:t>
+      </w:r>
+      <w:proofErr w:type="spellEnd"/>
+      <w:r>
+        <w:t xml:space="preserve"> W </w:t>
+      </w:r>
+      <w:proofErr w:type="spellStart"/>
+      <w:r>
+        <w:t>che</w:t>
+      </w:r>
+      <w:proofErr w:type="spellEnd"/>
+      <w:r>
+        <w:t xml:space="preserve"> ho </w:t>
+      </w:r>
+      <w:proofErr w:type="spellStart"/>
+      <w:r>
+        <w:t>già</w:t>
+      </w:r>
+      <w:proofErr w:type="spellEnd"/>
+      <w:r>
+        <w:t xml:space="preserve"> </w:t>
+      </w:r>
+      <w:proofErr w:type="spellStart"/>
+      <w:r>
+        <w:t>impostato</w:t>
+      </w:r>
+      <w:proofErr w:type="spellEnd"/>
+      <w:r>
+        <w:t xml:space="preserve">: non solo quale </w:t>
+      </w:r>
+      <w:proofErr w:type="spellStart"/>
+      <w:r>
+        <w:t>blocco</w:t>
+      </w:r>
+      <w:proofErr w:type="spellEnd"/>
+      <w:r>
+        <w:t xml:space="preserve"> </w:t>
+      </w:r>
+      <w:proofErr w:type="spellStart"/>
+      <w:r>
+        <w:t>conviene</w:t>
+      </w:r>
+      <w:proofErr w:type="spellEnd"/>
+      <w:r>
+        <w:t xml:space="preserve"> (sempre W, in </w:t>
+      </w:r>
+      <w:proofErr w:type="spellStart"/>
+      <w:r>
+        <w:t>entrambe</w:t>
+      </w:r>
+      <w:proofErr w:type="spellEnd"/>
+      <w:r>
+        <w:t xml:space="preserve"> le </w:t>
+      </w:r>
+      <w:proofErr w:type="spellStart"/>
+      <w:r>
+        <w:t>topologie</w:t>
+      </w:r>
+      <w:proofErr w:type="spellEnd"/>
+      <w:r>
+        <w:t xml:space="preserve">), ma </w:t>
+      </w:r>
+      <w:proofErr w:type="spellStart"/>
+      <w:r>
+        <w:t>anche</w:t>
+      </w:r>
+      <w:proofErr w:type="spellEnd"/>
+      <w:r>
+        <w:t xml:space="preserve"> </w:t>
+      </w:r>
+      <w:proofErr w:type="spellStart"/>
+      <w:r>
+        <w:t>quanti</w:t>
+      </w:r>
+      <w:proofErr w:type="spellEnd"/>
+      <w:r>
+        <w:t xml:space="preserve"> </w:t>
+      </w:r>
+      <w:proofErr w:type="spellStart"/>
+      <w:r>
+        <w:t>giri</w:t>
+      </w:r>
+      <w:proofErr w:type="spellEnd"/>
+      <w:r>
+        <w:t xml:space="preserve"> </w:t>
+      </w:r>
+      <w:proofErr w:type="spellStart"/>
+      <w:r>
+        <w:t>servono</w:t>
+      </w:r>
+      <w:proofErr w:type="spellEnd"/>
+      <w:r>
+        <w:t xml:space="preserve">, </w:t>
+      </w:r>
+      <w:proofErr w:type="spellStart"/>
+      <w:r>
+        <w:t>che</w:t>
+      </w:r>
+      <w:proofErr w:type="spellEnd"/>
+      <w:r>
+        <w:t xml:space="preserve"> </w:t>
+      </w:r>
+      <w:proofErr w:type="spellStart"/>
+      <w:r>
+        <w:t>dipende</w:t>
+      </w:r>
+      <w:proofErr w:type="spellEnd"/>
+      <w:r>
+        <w:t xml:space="preserve"> </w:t>
+      </w:r>
+      <w:proofErr w:type="spellStart"/>
+      <w:r>
+        <w:t>dalla</w:t>
+      </w:r>
+      <w:proofErr w:type="spellEnd"/>
+      <w:r>
+        <w:t xml:space="preserve"> </w:t>
+      </w:r>
+      <w:proofErr w:type="spellStart"/>
+      <w:r>
+        <w:t>topologia</w:t>
+      </w:r>
+      <w:proofErr w:type="spellEnd"/>
+      <w:r>
+        <w:t xml:space="preserve"> e non dal </w:t>
+      </w:r>
+      <w:proofErr w:type="spellStart"/>
+      <w:r>
+        <w:t>blocco</w:t>
+      </w:r>
+      <w:proofErr w:type="spellEnd"/>
+      <w:r>
+        <w:t xml:space="preserve"> </w:t>
+      </w:r>
+      <w:proofErr w:type="spellStart"/>
+      <w:r>
+        <w:t>scelto</w:t>
+      </w:r>
+      <w:proofErr w:type="spellEnd"/>
+      <w:r>
+        <w:t xml:space="preserve">. Ha senso </w:t>
+      </w:r>
+      <w:proofErr w:type="spellStart"/>
+      <w:r>
+        <w:t>raccontarli</w:t>
+      </w:r>
+      <w:proofErr w:type="spellEnd"/>
+      <w:r>
+        <w:t xml:space="preserve"> </w:t>
+      </w:r>
+      <w:proofErr w:type="spellStart"/>
+      <w:r>
+        <w:t>insieme</w:t>
+      </w:r>
+      <w:proofErr w:type="spellEnd"/>
+      <w:r>
+        <w:t xml:space="preserve">, o è </w:t>
+      </w:r>
+      <w:proofErr w:type="spellStart"/>
+      <w:r>
+        <w:t>meglio</w:t>
+      </w:r>
+      <w:proofErr w:type="spellEnd"/>
+      <w:r>
+        <w:t xml:space="preserve"> </w:t>
+      </w:r>
+      <w:proofErr w:type="spellStart"/>
+      <w:r>
+        <w:t>tenerli</w:t>
+      </w:r>
+      <w:proofErr w:type="spellEnd"/>
+      <w:r>
+        <w:t xml:space="preserve"> </w:t>
+      </w:r>
+      <w:proofErr w:type="spellStart"/>
+      <w:r>
+        <w:t>separati</w:t>
+      </w:r>
+      <w:proofErr w:type="spellEnd"/>
+      <w:r>
+        <w:t>?</w:t>
       </w:r>
     </w:p>
     <w:sectPr>
-      <w:pgSz w:w="11906" w:h="16838" w:orient="portrait"/>
+      <w:pgSz w:w="11906" w:h="16838"/>
       <w:pgMar w:top="1440" w:right="1440" w:bottom="1440" w:left="1440" w:header="708" w:footer="708" w:gutter="0"/>
-      <w:pgNumType/>
+      <w:cols w:space="720"/>
       <w:docGrid w:linePitch="360"/>
     </w:sectPr>
   </w:body>
 </w:document>
 </file>
 
-<file path=word/comments.xml><?xml version="1.0" encoding="utf-8"?>
-<w:comments xmlns:cx="http://schemas.microsoft.com/office/drawing/2014/chartex" xmlns:cx1="http://schemas.microsoft.com/office/drawing/2015/9/8/chartex" xmlns:cx2="http://schemas.microsoft.com/office/drawing/2015/10/21/chartex" xmlns:cx3="http://schemas.microsoft.com/office/drawing/2016/5/9/chartex" xmlns:cx4="http://schemas.microsoft.com/office/drawing/2016/5/10/chartex" xmlns:cx5="http://schemas.microsoft.com/office/drawing/2016/5/11/chartex" xmlns:cx6="http://schemas.microsoft.com/office/drawing/2016/5/12/chartex" xmlns:cx7="http://schemas.microsoft.com/office/drawing/2016/5/13/chartex" xmlns:cx8="http://schemas.microsoft.com/office/drawing/2016/5/14/chartex" xmlns:mc="http://schemas.openxmlformats.org/markup-compatibility/2006" xmlns:aink="http://schemas.microsoft.com/office/drawing/2016/ink" xmlns:am3d="http://schemas.microsoft.com/office/drawing/2017/model3d" xmlns:o="urn:schemas-microsoft-com:office:office" xmlns:r="http://schemas.openxmlformats.org/officeDocument/2006/relationships" xmlns:m="http://schemas.openxmlformats.org/officeDocument/2006/math" xmlns:v="urn:schemas-microsoft-com:vml" xmlns:wp14="http://schemas.microsoft.com/office/word/2010/wordprocessingDrawing" xmlns:wp="http://schemas.openxmlformats.org/drawingml/2006/wordprocessingDrawing" xmlns:w10="urn:schemas-microsoft-com:office:word" xmlns:w="http://schemas.openxmlformats.org/wordprocessingml/2006/main" xmlns:w14="http://schemas.microsoft.com/office/word/2010/wordml" xmlns:w15="http://schemas.microsoft.com/office/word/2012/wordml" xmlns:w16cex="http://schemas.microsoft.com/office/word/2018/wordml/cex" xmlns:w16cid="http://schemas.microsoft.com/office/word/2016/wordml/cid" xmlns:w16="http://schemas.microsoft.com/office/word/2018/wordml" xmlns:w16sdtdh="http://schemas.microsoft.com/office/word/2020/wordml/sdtdatahash" xmlns:w16se="http://schemas.microsoft.com/office/word/2015/wordml/symex" xmlns:wpg="http://schemas.microsoft.com/office/word/2010/wordprocessingGroup" xmlns:wpi="http://schemas.microsoft.com/office/word/2010/wordprocessingInk" xmlns:wne="http://schemas.microsoft.com/office/word/2006/wordml" xmlns:wps="http://schemas.microsoft.com/office/word/2010/wordprocessingShape"/>
-</file>
-
-<file path=word/endnotes.xml><?xml version="1.0" encoding="utf-8"?>
-<w:endnotes xmlns:wpc="http://schemas.microsoft.com/office/word/2010/wordprocessingCanvas" xmlns:mc="http://schemas.openxmlformats.org/markup-compatibility/2006" xmlns:o="urn:schemas-microsoft-com:office:office" xmlns:r="http://schemas.openxmlformats.org/officeDocument/2006/relationships" xmlns:m="http://schemas.openxmlformats.org/officeDocument/2006/math" xmlns:v="urn:schemas-microsoft-com:vml" xmlns:wp14="http://schemas.microsoft.com/office/word/2010/wordprocessingDrawing" xmlns:wp="http://schemas.openxmlformats.org/drawingml/2006/wordprocessingDrawing" xmlns:w10="urn:schemas-microsoft-com:office:word" xmlns:w="http://schemas.openxmlformats.org/wordprocessingml/2006/main" xmlns:w14="http://schemas.microsoft.com/office/word/2010/wordml" xmlns:w15="http://schemas.microsoft.com/office/word/2012/wordml" xmlns:wpg="http://schemas.microsoft.com/office/word/2010/wordprocessingGroup" xmlns:wpi="http://schemas.microsoft.com/office/word/2010/wordprocessingInk" xmlns:wne="http://schemas.microsoft.com/office/word/2006/wordml" xmlns:wps="http://schemas.microsoft.com/office/word/2010/wordprocessingShape" mc:Ignorable="w14 w15 wp14">
-  <w:endnote w:type="separator" w:id="-1">
-    <w:p>
-      <w:pPr>
-        <w:spacing w:after="0" w:line="240" w:lineRule="auto"/>
-      </w:pPr>
-      <w:r>
-        <w:rPr>
-          <w:rStyle w:val="EndnoteReference"/>
-        </w:rPr>
-        <w:endnoteRef/>
-      </w:r>
-      <w:r>
-        <w:separator/>
-      </w:r>
-    </w:p>
-  </w:endnote>
-  <w:endnote w:type="continuationSeparator" w:id="0">
-    <w:p>
-      <w:pPr>
-        <w:spacing w:after="0" w:line="240" w:lineRule="auto"/>
-      </w:pPr>
-      <w:r>
-        <w:rPr>
-          <w:rStyle w:val="EndnoteReference"/>
-        </w:rPr>
-        <w:endnoteRef/>
-      </w:r>
-      <w:r>
-        <w:continuationSeparator/>
-      </w:r>
-    </w:p>
-  </w:endnote>
-</w:endnotes>
-</file>
-
-<file path=word/footnotes.xml><?xml version="1.0" encoding="utf-8"?>
-<w:footnotes xmlns:wpc="http://schemas.microsoft.com/office/word/2010/wordprocessingCanvas" xmlns:mc="http://schemas.openxmlformats.org/markup-compatibility/2006" xmlns:o="urn:schemas-microsoft-com:office:office" xmlns:r="http://schemas.openxmlformats.org/officeDocument/2006/relationships" xmlns:m="http://schemas.openxmlformats.org/officeDocument/2006/math" xmlns:v="urn:schemas-microsoft-com:vml" xmlns:wp14="http://schemas.microsoft.com/office/word/2010/wordprocessingDrawing" xmlns:wp="http://schemas.openxmlformats.org/drawingml/2006/wordprocessingDrawing" xmlns:w10="urn:schemas-microsoft-com:office:word" xmlns:w="http://schemas.openxmlformats.org/wordprocessingml/2006/main" xmlns:w14="http://schemas.microsoft.com/office/word/2010/wordml" xmlns:w15="http://schemas.microsoft.com/office/word/2012/wordml" xmlns:wpg="http://schemas.microsoft.com/office/word/2010/wordprocessingGroup" xmlns:wpi="http://schemas.microsoft.com/office/word/2010/wordprocessingInk" xmlns:wne="http://schemas.microsoft.com/office/word/2006/wordml" xmlns:wps="http://schemas.microsoft.com/office/word/2010/wordprocessingShape" mc:Ignorable="w14 w15 wp14">
-  <w:footnote w:type="separator" w:id="-1">
-    <w:p>
-      <w:pPr>
-        <w:spacing w:after="0" w:line="240" w:lineRule="auto"/>
-      </w:pPr>
-      <w:r>
-        <w:rPr>
-          <w:rStyle w:val="FootnoteReference"/>
-        </w:rPr>
-        <w:footnoteRef/>
-      </w:r>
-      <w:r>
-        <w:separator/>
-      </w:r>
-    </w:p>
-  </w:footnote>
-  <w:footnote w:type="continuationSeparator" w:id="0">
-    <w:p>
-      <w:pPr>
-        <w:spacing w:after="0" w:line="240" w:lineRule="auto"/>
-      </w:pPr>
-      <w:r>
-        <w:rPr>
-          <w:rStyle w:val="FootnoteReference"/>
-        </w:rPr>
-        <w:footnoteRef/>
-      </w:r>
-      <w:r>
-        <w:continuationSeparator/>
-      </w:r>
-    </w:p>
-  </w:footnote>
-</w:footnotes>
-</file>
-
 <file path=word/numbering.xml><?xml version="1.0" encoding="utf-8"?>
-<w:numbering xmlns:wpc="http://schemas.microsoft.com/office/word/2010/wordprocessingCanvas" xmlns:mc="http://schemas.openxmlformats.org/markup-compatibility/2006" xmlns:o="urn:schemas-microsoft-com:office:office" xmlns:r="http://schemas.openxmlformats.org/officeDocument/2006/relationships" xmlns:m="http://schemas.openxmlformats.org/officeDocument/2006/math" xmlns:v="urn:schemas-microsoft-com:vml" xmlns:wp14="http://schemas.microsoft.com/office/word/2010/wordprocessingDrawing" xmlns:wp="http://schemas.openxmlformats.org/drawingml/2006/wordprocessingDrawing" xmlns:w10="urn:schemas-microsoft-com:office:word" xmlns:w="http://schemas.openxmlformats.org/wordprocessingml/2006/main" xmlns:w14="http://schemas.microsoft.com/office/word/2010/wordml" xmlns:w15="http://schemas.microsoft.com/office/word/2012/wordml" xmlns:wpg="http://schemas.microsoft.com/office/word/2010/wordprocessingGroup" xmlns:wpi="http://schemas.microsoft.com/office/word/2010/wordprocessingInk" xmlns:wne="http://schemas.microsoft.com/office/word/2006/wordml" xmlns:wps="http://schemas.microsoft.com/office/word/2010/wordprocessingShape" mc:Ignorable="w14 w15 wp14">
-  <w:abstractNum w:abstractNumId="1" w15:restartNumberingAfterBreak="0">
+<w:numbering xmlns:wpc="http://schemas.microsoft.com/office/word/2010/wordprocessingCanvas" xmlns:cx="http://schemas.microsoft.com/office/drawing/2014/chartex" xmlns:cx1="http://schemas.microsoft.com/office/drawing/2015/9/8/chartex" xmlns:cx2="http://schemas.microsoft.com/office/drawing/2015/10/21/chartex" xmlns:cx3="http://schemas.microsoft.com/office/drawing/2016/5/9/chartex" xmlns:cx4="http://schemas.microsoft.com/office/drawing/2016/5/10/chartex" xmlns:cx5="http://schemas.microsoft.com/office/drawing/2016/5/11/chartex" xmlns:cx6="http://schemas.microsoft.com/office/drawing/2016/5/12/chartex" xmlns:cx7="http://schemas.microsoft.com/office/drawing/2016/5/13/chartex" xmlns:cx8="http://schemas.microsoft.com/office/drawing/2016/5/14/chartex" xmlns:mc="http://schemas.openxmlformats.org/markup-compatibility/2006" xmlns:aink="http://schemas.microsoft.com/office/drawing/2016/ink" xmlns:am3d="http://schemas.microsoft.com/office/drawing/2017/model3d" xmlns:o="urn:schemas-microsoft-com:office:office" xmlns:oel="http://schemas.microsoft.com/office/2019/extlst" xmlns:r="http://schemas.openxmlformats.org/officeDocument/2006/relationships" xmlns:m="http://schemas.openxmlformats.org/officeDocument/2006/math" xmlns:v="urn:schemas-microsoft-com:vml" xmlns:wp14="http://schemas.microsoft.com/office/word/2010/wordprocessingDrawing" xmlns:wp="http://schemas.openxmlformats.org/drawingml/2006/wordprocessingDrawing" xmlns:w10="urn:schemas-microsoft-com:office:word" xmlns:w="http://schemas.openxmlformats.org/wordprocessingml/2006/main" xmlns:w14="http://schemas.microsoft.com/office/word/2010/wordml" xmlns:w15="http://schemas.microsoft.com/office/word/2012/wordml" xmlns:w16cex="http://schemas.microsoft.com/office/word/2018/wordml/cex" xmlns:w16cid="http://schemas.microsoft.com/office/word/2016/wordml/cid" xmlns:w16="http://schemas.microsoft.com/office/word/2018/wordml" xmlns:w16du="http://schemas.microsoft.com/office/word/2023/wordml/word16du" xmlns:w16sdtdh="http://schemas.microsoft.com/office/word/2020/wordml/sdtdatahash" xmlns:w16sdtfl="http://schemas.microsoft.com/office/word/2024/wordml/sdtformatlock" xmlns:w16se="http://schemas.microsoft.com/office/word/2015/wordml/symex" xmlns:wpg="http://schemas.microsoft.com/office/word/2010/wordprocessingGroup" xmlns:wpi="http://schemas.microsoft.com/office/word/2010/wordprocessingInk" xmlns:wne="http://schemas.microsoft.com/office/word/2006/wordml" xmlns:wps="http://schemas.microsoft.com/office/word/2010/wordprocessingShape" mc:Ignorable="w14 w15 w16se w16cid w16 w16cex w16sdtdh w16sdtfl w16du wp14">
+  <w:abstractNum w:abstractNumId="0" w15:restartNumberingAfterBreak="0">
+    <w:nsid w:val="280A3D0A"/>
     <w:multiLevelType w:val="hybridMultilevel"/>
-    <w:lvl w:ilvl="0" w15:tentative="1">
+    <w:tmpl w:val="0C88254E"/>
+    <w:lvl w:ilvl="0" w:tplc="75F84F0A">
       <w:start w:val="1"/>
       <w:numFmt w:val="bullet"/>
       <w:lvlText w:val="●"/>
@@ -1373,7 +4193,7 @@
         <w:ind w:left="720" w:hanging="360"/>
       </w:pPr>
     </w:lvl>
-    <w:lvl w:ilvl="1" w15:tentative="1">
+    <w:lvl w:ilvl="1" w:tplc="9502E6C6">
       <w:start w:val="1"/>
       <w:numFmt w:val="bullet"/>
       <w:lvlText w:val="○"/>
@@ -1382,7 +4202,7 @@
         <w:ind w:left="1440" w:hanging="360"/>
       </w:pPr>
     </w:lvl>
-    <w:lvl w:ilvl="2" w15:tentative="1">
+    <w:lvl w:ilvl="2" w:tplc="D12E4AD4">
       <w:start w:val="1"/>
       <w:numFmt w:val="bullet"/>
       <w:lvlText w:val="■"/>
@@ -1391,7 +4211,7 @@
         <w:ind w:left="2160" w:hanging="360"/>
       </w:pPr>
     </w:lvl>
-    <w:lvl w:ilvl="3" w15:tentative="1">
+    <w:lvl w:ilvl="3" w:tplc="01E033AC">
       <w:start w:val="1"/>
       <w:numFmt w:val="bullet"/>
       <w:lvlText w:val="●"/>
@@ -1400,7 +4220,7 @@
         <w:ind w:left="2880" w:hanging="360"/>
       </w:pPr>
     </w:lvl>
-    <w:lvl w:ilvl="4" w15:tentative="1">
+    <w:lvl w:ilvl="4" w:tplc="D70C8ABC">
       <w:start w:val="1"/>
       <w:numFmt w:val="bullet"/>
       <w:lvlText w:val="○"/>
@@ -1409,7 +4229,7 @@
         <w:ind w:left="3600" w:hanging="360"/>
       </w:pPr>
     </w:lvl>
-    <w:lvl w:ilvl="5" w15:tentative="1">
+    <w:lvl w:ilvl="5" w:tplc="BF34DF38">
       <w:start w:val="1"/>
       <w:numFmt w:val="bullet"/>
       <w:lvlText w:val="■"/>
@@ -1418,7 +4238,7 @@
         <w:ind w:left="4320" w:hanging="360"/>
       </w:pPr>
     </w:lvl>
-    <w:lvl w:ilvl="6" w15:tentative="1">
+    <w:lvl w:ilvl="6" w:tplc="258A7F98">
       <w:start w:val="1"/>
       <w:numFmt w:val="bullet"/>
       <w:lvlText w:val="●"/>
@@ -1427,7 +4247,7 @@
         <w:ind w:left="5040" w:hanging="360"/>
       </w:pPr>
     </w:lvl>
-    <w:lvl w:ilvl="7" w15:tentative="1">
+    <w:lvl w:ilvl="7" w:tplc="728AA7BA">
       <w:start w:val="1"/>
       <w:numFmt w:val="bullet"/>
       <w:lvlText w:val="●"/>
@@ -1436,7 +4256,7 @@
         <w:ind w:left="5760" w:hanging="360"/>
       </w:pPr>
     </w:lvl>
-    <w:lvl w:ilvl="8" w15:tentative="1">
+    <w:lvl w:ilvl="8" w:tplc="3B688D62">
       <w:start w:val="1"/>
       <w:numFmt w:val="bullet"/>
       <w:lvlText w:val="●"/>
@@ -1446,8 +4266,8 @@
       </w:pPr>
     </w:lvl>
   </w:abstractNum>
-  <w:num w:numId="1">
-    <w:abstractNumId w:val="1"/>
+  <w:num w:numId="1" w16cid:durableId="1550536196">
+    <w:abstractNumId w:val="0"/>
     <w:lvlOverride w:ilvl="0">
       <w:startOverride w:val="1"/>
     </w:lvlOverride>
@@ -1456,32 +4276,407 @@
 </file>
 
 <file path=word/styles.xml><?xml version="1.0" encoding="utf-8"?>
-<w:styles xmlns:mc="http://schemas.openxmlformats.org/markup-compatibility/2006" xmlns:r="http://schemas.openxmlformats.org/officeDocument/2006/relationships" xmlns:w="http://schemas.openxmlformats.org/wordprocessingml/2006/main" xmlns:w14="http://schemas.microsoft.com/office/word/2010/wordml" xmlns:w15="http://schemas.microsoft.com/office/word/2012/wordml" mc:Ignorable="w14 w15">
+<w:styles xmlns:mc="http://schemas.openxmlformats.org/markup-compatibility/2006" xmlns:r="http://schemas.openxmlformats.org/officeDocument/2006/relationships" xmlns:w="http://schemas.openxmlformats.org/wordprocessingml/2006/main" xmlns:w14="http://schemas.microsoft.com/office/word/2010/wordml" xmlns:w15="http://schemas.microsoft.com/office/word/2012/wordml" xmlns:w16cex="http://schemas.microsoft.com/office/word/2018/wordml/cex" xmlns:w16cid="http://schemas.microsoft.com/office/word/2016/wordml/cid" xmlns:w16="http://schemas.microsoft.com/office/word/2018/wordml" xmlns:w16du="http://schemas.microsoft.com/office/word/2023/wordml/word16du" xmlns:w16sdtdh="http://schemas.microsoft.com/office/word/2020/wordml/sdtdatahash" xmlns:w16sdtfl="http://schemas.microsoft.com/office/word/2024/wordml/sdtformatlock" xmlns:w16se="http://schemas.microsoft.com/office/word/2015/wordml/symex" mc:Ignorable="w14 w15 w16se w16cid w16 w16cex w16sdtdh w16sdtfl w16du">
   <w:docDefaults>
     <w:rPrDefault>
       <w:rPr>
-        <w:rFonts w:ascii="Times New Roman" w:cs="Times New Roman" w:eastAsia="Times New Roman" w:hAnsi="Times New Roman"/>
+        <w:rFonts w:ascii="Times New Roman" w:eastAsia="Times New Roman" w:hAnsi="Times New Roman" w:cs="Times New Roman"/>
         <w:sz w:val="22"/>
         <w:szCs w:val="22"/>
+        <w:lang w:val="en-US" w:eastAsia="en-US" w:bidi="ar-SA"/>
       </w:rPr>
     </w:rPrDefault>
     <w:pPrDefault/>
   </w:docDefaults>
-  <w:style w:type="paragraph" w:styleId="Title">
-    <w:name w:val="Title"/>
-    <w:basedOn w:val="Normal"/>
-    <w:next w:val="Normal"/>
+  <w:latentStyles w:defLockedState="0" w:defUIPriority="99" w:defSemiHidden="0" w:defUnhideWhenUsed="0" w:defQFormat="0" w:count="376">
+    <w:lsdException w:name="Normal" w:uiPriority="0" w:qFormat="1"/>
+    <w:lsdException w:name="heading 1" w:uiPriority="9" w:qFormat="1"/>
+    <w:lsdException w:name="heading 2" w:semiHidden="1" w:uiPriority="9" w:unhideWhenUsed="1" w:qFormat="1"/>
+    <w:lsdException w:name="heading 3" w:semiHidden="1" w:uiPriority="9" w:unhideWhenUsed="1" w:qFormat="1"/>
+    <w:lsdException w:name="heading 4" w:semiHidden="1" w:uiPriority="9" w:unhideWhenUsed="1" w:qFormat="1"/>
+    <w:lsdException w:name="heading 5" w:semiHidden="1" w:uiPriority="9" w:unhideWhenUsed="1" w:qFormat="1"/>
+    <w:lsdException w:name="heading 6" w:semiHidden="1" w:uiPriority="9" w:unhideWhenUsed="1" w:qFormat="1"/>
+    <w:lsdException w:name="heading 7" w:semiHidden="1" w:uiPriority="9" w:unhideWhenUsed="1" w:qFormat="1"/>
+    <w:lsdException w:name="heading 8" w:semiHidden="1" w:uiPriority="9" w:unhideWhenUsed="1" w:qFormat="1"/>
+    <w:lsdException w:name="heading 9" w:semiHidden="1" w:uiPriority="9" w:unhideWhenUsed="1" w:qFormat="1"/>
+    <w:lsdException w:name="index 1" w:semiHidden="1" w:unhideWhenUsed="1"/>
+    <w:lsdException w:name="index 2" w:semiHidden="1" w:unhideWhenUsed="1"/>
+    <w:lsdException w:name="index 3" w:semiHidden="1" w:unhideWhenUsed="1"/>
+    <w:lsdException w:name="index 4" w:semiHidden="1" w:unhideWhenUsed="1"/>
+    <w:lsdException w:name="index 5" w:semiHidden="1" w:unhideWhenUsed="1"/>
+    <w:lsdException w:name="index 6" w:semiHidden="1" w:unhideWhenUsed="1"/>
+    <w:lsdException w:name="index 7" w:semiHidden="1" w:unhideWhenUsed="1"/>
+    <w:lsdException w:name="index 8" w:semiHidden="1" w:unhideWhenUsed="1"/>
+    <w:lsdException w:name="index 9" w:semiHidden="1" w:unhideWhenUsed="1"/>
+    <w:lsdException w:name="toc 1" w:semiHidden="1" w:uiPriority="39" w:unhideWhenUsed="1"/>
+    <w:lsdException w:name="toc 2" w:semiHidden="1" w:uiPriority="39" w:unhideWhenUsed="1"/>
+    <w:lsdException w:name="toc 3" w:semiHidden="1" w:uiPriority="39" w:unhideWhenUsed="1"/>
+    <w:lsdException w:name="toc 4" w:semiHidden="1" w:uiPriority="39" w:unhideWhenUsed="1"/>
+    <w:lsdException w:name="toc 5" w:semiHidden="1" w:uiPriority="39" w:unhideWhenUsed="1"/>
+    <w:lsdException w:name="toc 6" w:semiHidden="1" w:uiPriority="39" w:unhideWhenUsed="1"/>
+    <w:lsdException w:name="toc 7" w:semiHidden="1" w:uiPriority="39" w:unhideWhenUsed="1"/>
+    <w:lsdException w:name="toc 8" w:semiHidden="1" w:uiPriority="39" w:unhideWhenUsed="1"/>
+    <w:lsdException w:name="toc 9" w:semiHidden="1" w:uiPriority="39" w:unhideWhenUsed="1"/>
+    <w:lsdException w:name="Normal Indent" w:semiHidden="1" w:unhideWhenUsed="1"/>
+    <w:lsdException w:name="footnote text" w:semiHidden="1" w:unhideWhenUsed="1"/>
+    <w:lsdException w:name="annotation text" w:semiHidden="1" w:unhideWhenUsed="1"/>
+    <w:lsdException w:name="header" w:semiHidden="1" w:unhideWhenUsed="1"/>
+    <w:lsdException w:name="footer" w:semiHidden="1" w:unhideWhenUsed="1"/>
+    <w:lsdException w:name="index heading" w:semiHidden="1" w:unhideWhenUsed="1"/>
+    <w:lsdException w:name="caption" w:semiHidden="1" w:uiPriority="35" w:unhideWhenUsed="1" w:qFormat="1"/>
+    <w:lsdException w:name="table of figures" w:semiHidden="1" w:unhideWhenUsed="1"/>
+    <w:lsdException w:name="envelope address" w:semiHidden="1" w:unhideWhenUsed="1"/>
+    <w:lsdException w:name="envelope return" w:semiHidden="1" w:unhideWhenUsed="1"/>
+    <w:lsdException w:name="footnote reference" w:semiHidden="1" w:unhideWhenUsed="1"/>
+    <w:lsdException w:name="annotation reference" w:semiHidden="1" w:unhideWhenUsed="1"/>
+    <w:lsdException w:name="line number" w:semiHidden="1" w:unhideWhenUsed="1"/>
+    <w:lsdException w:name="page number" w:semiHidden="1" w:unhideWhenUsed="1"/>
+    <w:lsdException w:name="endnote reference" w:semiHidden="1" w:unhideWhenUsed="1"/>
+    <w:lsdException w:name="endnote text" w:semiHidden="1" w:unhideWhenUsed="1"/>
+    <w:lsdException w:name="table of authorities" w:semiHidden="1" w:unhideWhenUsed="1"/>
+    <w:lsdException w:name="macro" w:semiHidden="1" w:unhideWhenUsed="1"/>
+    <w:lsdException w:name="toa heading" w:semiHidden="1" w:unhideWhenUsed="1"/>
+    <w:lsdException w:name="List" w:semiHidden="1" w:unhideWhenUsed="1"/>
+    <w:lsdException w:name="List Bullet" w:semiHidden="1" w:unhideWhenUsed="1"/>
+    <w:lsdException w:name="List Number" w:semiHidden="1" w:unhideWhenUsed="1"/>
+    <w:lsdException w:name="List 2" w:semiHidden="1" w:unhideWhenUsed="1"/>
+    <w:lsdException w:name="List 3" w:semiHidden="1" w:unhideWhenUsed="1"/>
+    <w:lsdException w:name="List 4" w:semiHidden="1" w:unhideWhenUsed="1"/>
+    <w:lsdException w:name="List 5" w:semiHidden="1" w:unhideWhenUsed="1"/>
+    <w:lsdException w:name="List Bullet 2" w:semiHidden="1" w:unhideWhenUsed="1"/>
+    <w:lsdException w:name="List Bullet 3" w:semiHidden="1" w:unhideWhenUsed="1"/>
+    <w:lsdException w:name="List Bullet 4" w:semiHidden="1" w:unhideWhenUsed="1"/>
+    <w:lsdException w:name="List Bullet 5" w:semiHidden="1" w:unhideWhenUsed="1"/>
+    <w:lsdException w:name="List Number 2" w:semiHidden="1" w:unhideWhenUsed="1"/>
+    <w:lsdException w:name="List Number 3" w:semiHidden="1" w:unhideWhenUsed="1"/>
+    <w:lsdException w:name="List Number 4" w:semiHidden="1" w:unhideWhenUsed="1"/>
+    <w:lsdException w:name="List Number 5" w:semiHidden="1" w:unhideWhenUsed="1"/>
+    <w:lsdException w:name="Title" w:uiPriority="10" w:qFormat="1"/>
+    <w:lsdException w:name="Closing" w:semiHidden="1" w:unhideWhenUsed="1"/>
+    <w:lsdException w:name="Signature" w:semiHidden="1" w:unhideWhenUsed="1"/>
+    <w:lsdException w:name="Default Paragraph Font" w:semiHidden="1" w:uiPriority="1" w:unhideWhenUsed="1"/>
+    <w:lsdException w:name="Body Text" w:semiHidden="1" w:unhideWhenUsed="1"/>
+    <w:lsdException w:name="Body Text Indent" w:semiHidden="1" w:unhideWhenUsed="1"/>
+    <w:lsdException w:name="List Continue" w:semiHidden="1" w:unhideWhenUsed="1"/>
+    <w:lsdException w:name="List Continue 2" w:semiHidden="1" w:unhideWhenUsed="1"/>
+    <w:lsdException w:name="List Continue 3" w:semiHidden="1" w:unhideWhenUsed="1"/>
+    <w:lsdException w:name="List Continue 4" w:semiHidden="1" w:unhideWhenUsed="1"/>
+    <w:lsdException w:name="List Continue 5" w:semiHidden="1" w:unhideWhenUsed="1"/>
+    <w:lsdException w:name="Message Header" w:semiHidden="1" w:unhideWhenUsed="1"/>
+    <w:lsdException w:name="Subtitle" w:uiPriority="11" w:qFormat="1"/>
+    <w:lsdException w:name="Salutation" w:semiHidden="1" w:unhideWhenUsed="1"/>
+    <w:lsdException w:name="Date" w:semiHidden="1" w:unhideWhenUsed="1"/>
+    <w:lsdException w:name="Body Text First Indent" w:semiHidden="1" w:unhideWhenUsed="1"/>
+    <w:lsdException w:name="Body Text First Indent 2" w:semiHidden="1" w:unhideWhenUsed="1"/>
+    <w:lsdException w:name="Note Heading" w:semiHidden="1" w:unhideWhenUsed="1"/>
+    <w:lsdException w:name="Body Text 2" w:semiHidden="1" w:unhideWhenUsed="1"/>
+    <w:lsdException w:name="Body Text 3" w:semiHidden="1" w:unhideWhenUsed="1"/>
+    <w:lsdException w:name="Body Text Indent 2" w:semiHidden="1" w:unhideWhenUsed="1"/>
+    <w:lsdException w:name="Body Text Indent 3" w:semiHidden="1" w:unhideWhenUsed="1"/>
+    <w:lsdException w:name="Block Text" w:semiHidden="1" w:unhideWhenUsed="1"/>
+    <w:lsdException w:name="Hyperlink" w:semiHidden="1" w:unhideWhenUsed="1"/>
+    <w:lsdException w:name="FollowedHyperlink" w:semiHidden="1" w:unhideWhenUsed="1"/>
+    <w:lsdException w:name="Strong" w:uiPriority="22" w:qFormat="1"/>
+    <w:lsdException w:name="Emphasis" w:uiPriority="20" w:qFormat="1"/>
+    <w:lsdException w:name="Document Map" w:semiHidden="1" w:unhideWhenUsed="1"/>
+    <w:lsdException w:name="Plain Text" w:semiHidden="1" w:unhideWhenUsed="1"/>
+    <w:lsdException w:name="E-mail Signature" w:semiHidden="1" w:unhideWhenUsed="1"/>
+    <w:lsdException w:name="HTML Top of Form" w:semiHidden="1" w:unhideWhenUsed="1"/>
+    <w:lsdException w:name="HTML Bottom of Form" w:semiHidden="1" w:unhideWhenUsed="1"/>
+    <w:lsdException w:name="Normal (Web)" w:semiHidden="1" w:unhideWhenUsed="1"/>
+    <w:lsdException w:name="HTML Acronym" w:semiHidden="1" w:unhideWhenUsed="1"/>
+    <w:lsdException w:name="HTML Address" w:semiHidden="1" w:unhideWhenUsed="1"/>
+    <w:lsdException w:name="HTML Cite" w:semiHidden="1" w:unhideWhenUsed="1"/>
+    <w:lsdException w:name="HTML Code" w:semiHidden="1" w:unhideWhenUsed="1"/>
+    <w:lsdException w:name="HTML Definition" w:semiHidden="1" w:unhideWhenUsed="1"/>
+    <w:lsdException w:name="HTML Keyboard" w:semiHidden="1" w:unhideWhenUsed="1"/>
+    <w:lsdException w:name="HTML Preformatted" w:semiHidden="1" w:unhideWhenUsed="1"/>
+    <w:lsdException w:name="HTML Sample" w:semiHidden="1" w:unhideWhenUsed="1"/>
+    <w:lsdException w:name="HTML Typewriter" w:semiHidden="1" w:unhideWhenUsed="1"/>
+    <w:lsdException w:name="HTML Variable" w:semiHidden="1" w:unhideWhenUsed="1"/>
+    <w:lsdException w:name="Normal Table" w:semiHidden="1" w:unhideWhenUsed="1"/>
+    <w:lsdException w:name="annotation subject" w:semiHidden="1" w:unhideWhenUsed="1"/>
+    <w:lsdException w:name="No List" w:semiHidden="1" w:unhideWhenUsed="1"/>
+    <w:lsdException w:name="Outline List 1" w:semiHidden="1" w:unhideWhenUsed="1"/>
+    <w:lsdException w:name="Outline List 2" w:semiHidden="1" w:unhideWhenUsed="1"/>
+    <w:lsdException w:name="Outline List 3" w:semiHidden="1" w:unhideWhenUsed="1"/>
+    <w:lsdException w:name="Table Simple 1" w:semiHidden="1" w:unhideWhenUsed="1"/>
+    <w:lsdException w:name="Table Simple 2" w:semiHidden="1" w:unhideWhenUsed="1"/>
+    <w:lsdException w:name="Table Simple 3" w:semiHidden="1" w:unhideWhenUsed="1"/>
+    <w:lsdException w:name="Table Classic 1" w:semiHidden="1" w:unhideWhenUsed="1"/>
+    <w:lsdException w:name="Table Classic 2" w:semiHidden="1" w:unhideWhenUsed="1"/>
+    <w:lsdException w:name="Table Classic 3" w:semiHidden="1" w:unhideWhenUsed="1"/>
+    <w:lsdException w:name="Table Classic 4" w:semiHidden="1" w:unhideWhenUsed="1"/>
+    <w:lsdException w:name="Table Colorful 1" w:semiHidden="1" w:unhideWhenUsed="1"/>
+    <w:lsdException w:name="Table Colorful 2" w:semiHidden="1" w:unhideWhenUsed="1"/>
+    <w:lsdException w:name="Table Colorful 3" w:semiHidden="1" w:unhideWhenUsed="1"/>
+    <w:lsdException w:name="Table Columns 1" w:semiHidden="1" w:unhideWhenUsed="1"/>
+    <w:lsdException w:name="Table Columns 2" w:semiHidden="1" w:unhideWhenUsed="1"/>
+    <w:lsdException w:name="Table Columns 3" w:semiHidden="1" w:unhideWhenUsed="1"/>
+    <w:lsdException w:name="Table Columns 4" w:semiHidden="1" w:unhideWhenUsed="1"/>
+    <w:lsdException w:name="Table Columns 5" w:semiHidden="1" w:unhideWhenUsed="1"/>
+    <w:lsdException w:name="Table Grid 1" w:semiHidden="1" w:unhideWhenUsed="1"/>
+    <w:lsdException w:name="Table Grid 2" w:semiHidden="1" w:unhideWhenUsed="1"/>
+    <w:lsdException w:name="Table Grid 3" w:semiHidden="1" w:unhideWhenUsed="1"/>
+    <w:lsdException w:name="Table Grid 4" w:semiHidden="1" w:unhideWhenUsed="1"/>
+    <w:lsdException w:name="Table Grid 5" w:semiHidden="1" w:unhideWhenUsed="1"/>
+    <w:lsdException w:name="Table Grid 6" w:semiHidden="1" w:unhideWhenUsed="1"/>
+    <w:lsdException w:name="Table Grid 7" w:semiHidden="1" w:unhideWhenUsed="1"/>
+    <w:lsdException w:name="Table Grid 8" w:semiHidden="1" w:unhideWhenUsed="1"/>
+    <w:lsdException w:name="Table List 1" w:semiHidden="1" w:unhideWhenUsed="1"/>
+    <w:lsdException w:name="Table List 2" w:semiHidden="1" w:unhideWhenUsed="1"/>
+    <w:lsdException w:name="Table List 3" w:semiHidden="1" w:unhideWhenUsed="1"/>
+    <w:lsdException w:name="Table List 4" w:semiHidden="1" w:unhideWhenUsed="1"/>
+    <w:lsdException w:name="Table List 5" w:semiHidden="1" w:unhideWhenUsed="1"/>
+    <w:lsdException w:name="Table List 6" w:semiHidden="1" w:unhideWhenUsed="1"/>
+    <w:lsdException w:name="Table List 7" w:semiHidden="1" w:unhideWhenUsed="1"/>
+    <w:lsdException w:name="Table List 8" w:semiHidden="1" w:unhideWhenUsed="1"/>
+    <w:lsdException w:name="Table 3D effects 1" w:semiHidden="1" w:unhideWhenUsed="1"/>
+    <w:lsdException w:name="Table 3D effects 2" w:semiHidden="1" w:unhideWhenUsed="1"/>
+    <w:lsdException w:name="Table 3D effects 3" w:semiHidden="1" w:unhideWhenUsed="1"/>
+    <w:lsdException w:name="Table Contemporary" w:semiHidden="1" w:unhideWhenUsed="1"/>
+    <w:lsdException w:name="Table Elegant" w:semiHidden="1" w:unhideWhenUsed="1"/>
+    <w:lsdException w:name="Table Professional" w:semiHidden="1" w:unhideWhenUsed="1"/>
+    <w:lsdException w:name="Table Subtle 1" w:semiHidden="1" w:unhideWhenUsed="1"/>
+    <w:lsdException w:name="Table Subtle 2" w:semiHidden="1" w:unhideWhenUsed="1"/>
+    <w:lsdException w:name="Table Web 1" w:semiHidden="1" w:unhideWhenUsed="1"/>
+    <w:lsdException w:name="Table Web 2" w:semiHidden="1" w:unhideWhenUsed="1"/>
+    <w:lsdException w:name="Table Web 3" w:semiHidden="1" w:unhideWhenUsed="1"/>
+    <w:lsdException w:name="Balloon Text" w:semiHidden="1" w:unhideWhenUsed="1"/>
+    <w:lsdException w:name="Table Grid" w:uiPriority="39"/>
+    <w:lsdException w:name="Table Theme" w:semiHidden="1" w:unhideWhenUsed="1"/>
+    <w:lsdException w:name="Placeholder Text" w:semiHidden="1"/>
+    <w:lsdException w:name="No Spacing" w:uiPriority="1" w:qFormat="1"/>
+    <w:lsdException w:name="Light Shading" w:uiPriority="60"/>
+    <w:lsdException w:name="Light List" w:uiPriority="61"/>
+    <w:lsdException w:name="Light Grid" w:uiPriority="62"/>
+    <w:lsdException w:name="Medium Shading 1" w:uiPriority="63"/>
+    <w:lsdException w:name="Medium Shading 2" w:uiPriority="64"/>
+    <w:lsdException w:name="Medium List 1" w:uiPriority="65"/>
+    <w:lsdException w:name="Medium List 2" w:uiPriority="66"/>
+    <w:lsdException w:name="Medium Grid 1" w:uiPriority="67"/>
+    <w:lsdException w:name="Medium Grid 2" w:uiPriority="68"/>
+    <w:lsdException w:name="Medium Grid 3" w:uiPriority="69"/>
+    <w:lsdException w:name="Dark List" w:uiPriority="70"/>
+    <w:lsdException w:name="Colorful Shading" w:uiPriority="71"/>
+    <w:lsdException w:name="Colorful List" w:uiPriority="72"/>
+    <w:lsdException w:name="Colorful Grid" w:uiPriority="73"/>
+    <w:lsdException w:name="Light Shading Accent 1" w:uiPriority="60"/>
+    <w:lsdException w:name="Light List Accent 1" w:uiPriority="61"/>
+    <w:lsdException w:name="Light Grid Accent 1" w:uiPriority="62"/>
+    <w:lsdException w:name="Medium Shading 1 Accent 1" w:uiPriority="63"/>
+    <w:lsdException w:name="Medium Shading 2 Accent 1" w:uiPriority="64"/>
+    <w:lsdException w:name="Medium List 1 Accent 1" w:uiPriority="65"/>
+    <w:lsdException w:name="Revision" w:semiHidden="1"/>
+    <w:lsdException w:name="List Paragraph" w:uiPriority="34" w:qFormat="1"/>
+    <w:lsdException w:name="Quote" w:uiPriority="29" w:qFormat="1"/>
+    <w:lsdException w:name="Intense Quote" w:uiPriority="30" w:qFormat="1"/>
+    <w:lsdException w:name="Medium List 2 Accent 1" w:uiPriority="66"/>
+    <w:lsdException w:name="Medium Grid 1 Accent 1" w:uiPriority="67"/>
+    <w:lsdException w:name="Medium Grid 2 Accent 1" w:uiPriority="68"/>
+    <w:lsdException w:name="Medium Grid 3 Accent 1" w:uiPriority="69"/>
+    <w:lsdException w:name="Dark List Accent 1" w:uiPriority="70"/>
+    <w:lsdException w:name="Colorful Shading Accent 1" w:uiPriority="71"/>
+    <w:lsdException w:name="Colorful List Accent 1" w:uiPriority="72"/>
+    <w:lsdException w:name="Colorful Grid Accent 1" w:uiPriority="73"/>
+    <w:lsdException w:name="Light Shading Accent 2" w:uiPriority="60"/>
+    <w:lsdException w:name="Light List Accent 2" w:uiPriority="61"/>
+    <w:lsdException w:name="Light Grid Accent 2" w:uiPriority="62"/>
+    <w:lsdException w:name="Medium Shading 1 Accent 2" w:uiPriority="63"/>
+    <w:lsdException w:name="Medium Shading 2 Accent 2" w:uiPriority="64"/>
+    <w:lsdException w:name="Medium List 1 Accent 2" w:uiPriority="65"/>
+    <w:lsdException w:name="Medium List 2 Accent 2" w:uiPriority="66"/>
+    <w:lsdException w:name="Medium Grid 1 Accent 2" w:uiPriority="67"/>
+    <w:lsdException w:name="Medium Grid 2 Accent 2" w:uiPriority="68"/>
+    <w:lsdException w:name="Medium Grid 3 Accent 2" w:uiPriority="69"/>
+    <w:lsdException w:name="Dark List Accent 2" w:uiPriority="70"/>
+    <w:lsdException w:name="Colorful Shading Accent 2" w:uiPriority="71"/>
+    <w:lsdException w:name="Colorful List Accent 2" w:uiPriority="72"/>
+    <w:lsdException w:name="Colorful Grid Accent 2" w:uiPriority="73"/>
+    <w:lsdException w:name="Light Shading Accent 3" w:uiPriority="60"/>
+    <w:lsdException w:name="Light List Accent 3" w:uiPriority="61"/>
+    <w:lsdException w:name="Light Grid Accent 3" w:uiPriority="62"/>
+    <w:lsdException w:name="Medium Shading 1 Accent 3" w:uiPriority="63"/>
+    <w:lsdException w:name="Medium Shading 2 Accent 3" w:uiPriority="64"/>
+    <w:lsdException w:name="Medium List 1 Accent 3" w:uiPriority="65"/>
+    <w:lsdException w:name="Medium List 2 Accent 3" w:uiPriority="66"/>
+    <w:lsdException w:name="Medium Grid 1 Accent 3" w:uiPriority="67"/>
+    <w:lsdException w:name="Medium Grid 2 Accent 3" w:uiPriority="68"/>
+    <w:lsdException w:name="Medium Grid 3 Accent 3" w:uiPriority="69"/>
+    <w:lsdException w:name="Dark List Accent 3" w:uiPriority="70"/>
+    <w:lsdException w:name="Colorful Shading Accent 3" w:uiPriority="71"/>
+    <w:lsdException w:name="Colorful List Accent 3" w:uiPriority="72"/>
+    <w:lsdException w:name="Colorful Grid Accent 3" w:uiPriority="73"/>
+    <w:lsdException w:name="Light Shading Accent 4" w:uiPriority="60"/>
+    <w:lsdException w:name="Light List Accent 4" w:uiPriority="61"/>
+    <w:lsdException w:name="Light Grid Accent 4" w:uiPriority="62"/>
+    <w:lsdException w:name="Medium Shading 1 Accent 4" w:uiPriority="63"/>
+    <w:lsdException w:name="Medium Shading 2 Accent 4" w:uiPriority="64"/>
+    <w:lsdException w:name="Medium List 1 Accent 4" w:uiPriority="65"/>
+    <w:lsdException w:name="Medium List 2 Accent 4" w:uiPriority="66"/>
+    <w:lsdException w:name="Medium Grid 1 Accent 4" w:uiPriority="67"/>
+    <w:lsdException w:name="Medium Grid 2 Accent 4" w:uiPriority="68"/>
+    <w:lsdException w:name="Medium Grid 3 Accent 4" w:uiPriority="69"/>
+    <w:lsdException w:name="Dark List Accent 4" w:uiPriority="70"/>
+    <w:lsdException w:name="Colorful Shading Accent 4" w:uiPriority="71"/>
+    <w:lsdException w:name="Colorful List Accent 4" w:uiPriority="72"/>
+    <w:lsdException w:name="Colorful Grid Accent 4" w:uiPriority="73"/>
+    <w:lsdException w:name="Light Shading Accent 5" w:uiPriority="60"/>
+    <w:lsdException w:name="Light List Accent 5" w:uiPriority="61"/>
+    <w:lsdException w:name="Light Grid Accent 5" w:uiPriority="62"/>
+    <w:lsdException w:name="Medium Shading 1 Accent 5" w:uiPriority="63"/>
+    <w:lsdException w:name="Medium Shading 2 Accent 5" w:uiPriority="64"/>
+    <w:lsdException w:name="Medium List 1 Accent 5" w:uiPriority="65"/>
+    <w:lsdException w:name="Medium List 2 Accent 5" w:uiPriority="66"/>
+    <w:lsdException w:name="Medium Grid 1 Accent 5" w:uiPriority="67"/>
+    <w:lsdException w:name="Medium Grid 2 Accent 5" w:uiPriority="68"/>
+    <w:lsdException w:name="Medium Grid 3 Accent 5" w:uiPriority="69"/>
+    <w:lsdException w:name="Dark List Accent 5" w:uiPriority="70"/>
+    <w:lsdException w:name="Colorful Shading Accent 5" w:uiPriority="71"/>
+    <w:lsdException w:name="Colorful List Accent 5" w:uiPriority="72"/>
+    <w:lsdException w:name="Colorful Grid Accent 5" w:uiPriority="73"/>
+    <w:lsdException w:name="Light Shading Accent 6" w:uiPriority="60"/>
+    <w:lsdException w:name="Light List Accent 6" w:uiPriority="61"/>
+    <w:lsdException w:name="Light Grid Accent 6" w:uiPriority="62"/>
+    <w:lsdException w:name="Medium Shading 1 Accent 6" w:uiPriority="63"/>
+    <w:lsdException w:name="Medium Shading 2 Accent 6" w:uiPriority="64"/>
+    <w:lsdException w:name="Medium List 1 Accent 6" w:uiPriority="65"/>
+    <w:lsdException w:name="Medium List 2 Accent 6" w:uiPriority="66"/>
+    <w:lsdException w:name="Medium Grid 1 Accent 6" w:uiPriority="67"/>
+    <w:lsdException w:name="Medium Grid 2 Accent 6" w:uiPriority="68"/>
+    <w:lsdException w:name="Medium Grid 3 Accent 6" w:uiPriority="69"/>
+    <w:lsdException w:name="Dark List Accent 6" w:uiPriority="70"/>
+    <w:lsdException w:name="Colorful Shading Accent 6" w:uiPriority="71"/>
+    <w:lsdException w:name="Colorful List Accent 6" w:uiPriority="72"/>
+    <w:lsdException w:name="Colorful Grid Accent 6" w:uiPriority="73"/>
+    <w:lsdException w:name="Subtle Emphasis" w:uiPriority="19" w:qFormat="1"/>
+    <w:lsdException w:name="Intense Emphasis" w:uiPriority="21" w:qFormat="1"/>
+    <w:lsdException w:name="Subtle Reference" w:uiPriority="31" w:qFormat="1"/>
+    <w:lsdException w:name="Intense Reference" w:uiPriority="32" w:qFormat="1"/>
+    <w:lsdException w:name="Book Title" w:uiPriority="33" w:qFormat="1"/>
+    <w:lsdException w:name="Bibliography" w:semiHidden="1" w:uiPriority="37" w:unhideWhenUsed="1"/>
+    <w:lsdException w:name="TOC Heading" w:semiHidden="1" w:uiPriority="39" w:unhideWhenUsed="1" w:qFormat="1"/>
+    <w:lsdException w:name="Plain Table 1" w:uiPriority="41"/>
+    <w:lsdException w:name="Plain Table 2" w:uiPriority="42"/>
+    <w:lsdException w:name="Plain Table 3" w:uiPriority="43"/>
+    <w:lsdException w:name="Plain Table 4" w:uiPriority="44"/>
+    <w:lsdException w:name="Plain Table 5" w:uiPriority="45"/>
+    <w:lsdException w:name="Grid Table Light" w:uiPriority="40"/>
+    <w:lsdException w:name="Grid Table 1 Light" w:uiPriority="46"/>
+    <w:lsdException w:name="Grid Table 2" w:uiPriority="47"/>
+    <w:lsdException w:name="Grid Table 3" w:uiPriority="48"/>
+    <w:lsdException w:name="Grid Table 4" w:uiPriority="49"/>
+    <w:lsdException w:name="Grid Table 5 Dark" w:uiPriority="50"/>
+    <w:lsdException w:name="Grid Table 6 Colorful" w:uiPriority="51"/>
+    <w:lsdException w:name="Grid Table 7 Colorful" w:uiPriority="52"/>
+    <w:lsdException w:name="Grid Table 1 Light Accent 1" w:uiPriority="46"/>
+    <w:lsdException w:name="Grid Table 2 Accent 1" w:uiPriority="47"/>
+    <w:lsdException w:name="Grid Table 3 Accent 1" w:uiPriority="48"/>
+    <w:lsdException w:name="Grid Table 4 Accent 1" w:uiPriority="49"/>
+    <w:lsdException w:name="Grid Table 5 Dark Accent 1" w:uiPriority="50"/>
+    <w:lsdException w:name="Grid Table 6 Colorful Accent 1" w:uiPriority="51"/>
+    <w:lsdException w:name="Grid Table 7 Colorful Accent 1" w:uiPriority="52"/>
+    <w:lsdException w:name="Grid Table 1 Light Accent 2" w:uiPriority="46"/>
+    <w:lsdException w:name="Grid Table 2 Accent 2" w:uiPriority="47"/>
+    <w:lsdException w:name="Grid Table 3 Accent 2" w:uiPriority="48"/>
+    <w:lsdException w:name="Grid Table 4 Accent 2" w:uiPriority="49"/>
+    <w:lsdException w:name="Grid Table 5 Dark Accent 2" w:uiPriority="50"/>
+    <w:lsdException w:name="Grid Table 6 Colorful Accent 2" w:uiPriority="51"/>
+    <w:lsdException w:name="Grid Table 7 Colorful Accent 2" w:uiPriority="52"/>
+    <w:lsdException w:name="Grid Table 1 Light Accent 3" w:uiPriority="46"/>
+    <w:lsdException w:name="Grid Table 2 Accent 3" w:uiPriority="47"/>
+    <w:lsdException w:name="Grid Table 3 Accent 3" w:uiPriority="48"/>
+    <w:lsdException w:name="Grid Table 4 Accent 3" w:uiPriority="49"/>
+    <w:lsdException w:name="Grid Table 5 Dark Accent 3" w:uiPriority="50"/>
+    <w:lsdException w:name="Grid Table 6 Colorful Accent 3" w:uiPriority="51"/>
+    <w:lsdException w:name="Grid Table 7 Colorful Accent 3" w:uiPriority="52"/>
+    <w:lsdException w:name="Grid Table 1 Light Accent 4" w:uiPriority="46"/>
+    <w:lsdException w:name="Grid Table 2 Accent 4" w:uiPriority="47"/>
+    <w:lsdException w:name="Grid Table 3 Accent 4" w:uiPriority="48"/>
+    <w:lsdException w:name="Grid Table 4 Accent 4" w:uiPriority="49"/>
+    <w:lsdException w:name="Grid Table 5 Dark Accent 4" w:uiPriority="50"/>
+    <w:lsdException w:name="Grid Table 6 Colorful Accent 4" w:uiPriority="51"/>
+    <w:lsdException w:name="Grid Table 7 Colorful Accent 4" w:uiPriority="52"/>
+    <w:lsdException w:name="Grid Table 1 Light Accent 5" w:uiPriority="46"/>
+    <w:lsdException w:name="Grid Table 2 Accent 5" w:uiPriority="47"/>
+    <w:lsdException w:name="Grid Table 3 Accent 5" w:uiPriority="48"/>
+    <w:lsdException w:name="Grid Table 4 Accent 5" w:uiPriority="49"/>
+    <w:lsdException w:name="Grid Table 5 Dark Accent 5" w:uiPriority="50"/>
+    <w:lsdException w:name="Grid Table 6 Colorful Accent 5" w:uiPriority="51"/>
+    <w:lsdException w:name="Grid Table 7 Colorful Accent 5" w:uiPriority="52"/>
+    <w:lsdException w:name="Grid Table 1 Light Accent 6" w:uiPriority="46"/>
+    <w:lsdException w:name="Grid Table 2 Accent 6" w:uiPriority="47"/>
+    <w:lsdException w:name="Grid Table 3 Accent 6" w:uiPriority="48"/>
+    <w:lsdException w:name="Grid Table 4 Accent 6" w:uiPriority="49"/>
+    <w:lsdException w:name="Grid Table 5 Dark Accent 6" w:uiPriority="50"/>
+    <w:lsdException w:name="Grid Table 6 Colorful Accent 6" w:uiPriority="51"/>
+    <w:lsdException w:name="Grid Table 7 Colorful Accent 6" w:uiPriority="52"/>
+    <w:lsdException w:name="List Table 1 Light" w:uiPriority="46"/>
+    <w:lsdException w:name="List Table 2" w:uiPriority="47"/>
+    <w:lsdException w:name="List Table 3" w:uiPriority="48"/>
+    <w:lsdException w:name="List Table 4" w:uiPriority="49"/>
+    <w:lsdException w:name="List Table 5 Dark" w:uiPriority="50"/>
+    <w:lsdException w:name="List Table 6 Colorful" w:uiPriority="51"/>
+    <w:lsdException w:name="List Table 7 Colorful" w:uiPriority="52"/>
+    <w:lsdException w:name="List Table 1 Light Accent 1" w:uiPriority="46"/>
+    <w:lsdException w:name="List Table 2 Accent 1" w:uiPriority="47"/>
+    <w:lsdException w:name="List Table 3 Accent 1" w:uiPriority="48"/>
+    <w:lsdException w:name="List Table 4 Accent 1" w:uiPriority="49"/>
+    <w:lsdException w:name="List Table 5 Dark Accent 1" w:uiPriority="50"/>
+    <w:lsdException w:name="List Table 6 Colorful Accent 1" w:uiPriority="51"/>
+    <w:lsdException w:name="List Table 7 Colorful Accent 1" w:uiPriority="52"/>
+    <w:lsdException w:name="List Table 1 Light Accent 2" w:uiPriority="46"/>
+    <w:lsdException w:name="List Table 2 Accent 2" w:uiPriority="47"/>
+    <w:lsdException w:name="List Table 3 Accent 2" w:uiPriority="48"/>
+    <w:lsdException w:name="List Table 4 Accent 2" w:uiPriority="49"/>
+    <w:lsdException w:name="List Table 5 Dark Accent 2" w:uiPriority="50"/>
+    <w:lsdException w:name="List Table 6 Colorful Accent 2" w:uiPriority="51"/>
+    <w:lsdException w:name="List Table 7 Colorful Accent 2" w:uiPriority="52"/>
+    <w:lsdException w:name="List Table 1 Light Accent 3" w:uiPriority="46"/>
+    <w:lsdException w:name="List Table 2 Accent 3" w:uiPriority="47"/>
+    <w:lsdException w:name="List Table 3 Accent 3" w:uiPriority="48"/>
+    <w:lsdException w:name="List Table 4 Accent 3" w:uiPriority="49"/>
+    <w:lsdException w:name="List Table 5 Dark Accent 3" w:uiPriority="50"/>
+    <w:lsdException w:name="List Table 6 Colorful Accent 3" w:uiPriority="51"/>
+    <w:lsdException w:name="List Table 7 Colorful Accent 3" w:uiPriority="52"/>
+    <w:lsdException w:name="List Table 1 Light Accent 4" w:uiPriority="46"/>
+    <w:lsdException w:name="List Table 2 Accent 4" w:uiPriority="47"/>
+    <w:lsdException w:name="List Table 3 Accent 4" w:uiPriority="48"/>
+    <w:lsdException w:name="List Table 4 Accent 4" w:uiPriority="49"/>
+    <w:lsdException w:name="List Table 5 Dark Accent 4" w:uiPriority="50"/>
+    <w:lsdException w:name="List Table 6 Colorful Accent 4" w:uiPriority="51"/>
+    <w:lsdException w:name="List Table 7 Colorful Accent 4" w:uiPriority="52"/>
+    <w:lsdException w:name="List Table 1 Light Accent 5" w:uiPriority="46"/>
+    <w:lsdException w:name="List Table 2 Accent 5" w:uiPriority="47"/>
+    <w:lsdException w:name="List Table 3 Accent 5" w:uiPriority="48"/>
+    <w:lsdException w:name="List Table 4 Accent 5" w:uiPriority="49"/>
+    <w:lsdException w:name="List Table 5 Dark Accent 5" w:uiPriority="50"/>
+    <w:lsdException w:name="List Table 6 Colorful Accent 5" w:uiPriority="51"/>
+    <w:lsdException w:name="List Table 7 Colorful Accent 5" w:uiPriority="52"/>
+    <w:lsdException w:name="List Table 1 Light Accent 6" w:uiPriority="46"/>
+    <w:lsdException w:name="List Table 2 Accent 6" w:uiPriority="47"/>
+    <w:lsdException w:name="List Table 3 Accent 6" w:uiPriority="48"/>
+    <w:lsdException w:name="List Table 4 Accent 6" w:uiPriority="49"/>
+    <w:lsdException w:name="List Table 5 Dark Accent 6" w:uiPriority="50"/>
+    <w:lsdException w:name="List Table 6 Colorful Accent 6" w:uiPriority="51"/>
+    <w:lsdException w:name="List Table 7 Colorful Accent 6" w:uiPriority="52"/>
+    <w:lsdException w:name="Mention" w:semiHidden="1" w:unhideWhenUsed="1"/>
+    <w:lsdException w:name="Smart Hyperlink" w:semiHidden="1" w:unhideWhenUsed="1"/>
+    <w:lsdException w:name="Hashtag" w:semiHidden="1" w:unhideWhenUsed="1"/>
+    <w:lsdException w:name="Unresolved Mention" w:semiHidden="1" w:unhideWhenUsed="1"/>
+    <w:lsdException w:name="Smart Link" w:semiHidden="1" w:unhideWhenUsed="1"/>
+  </w:latentStyles>
+  <w:style w:type="paragraph" w:default="1" w:styleId="Normal">
+    <w:name w:val="Normal"/>
     <w:qFormat/>
-    <w:rPr>
-      <w:sz w:val="56"/>
-      <w:szCs w:val="56"/>
-    </w:rPr>
   </w:style>
   <w:style w:type="paragraph" w:styleId="Heading1">
-    <w:name w:val="Heading 1"/>
-    <w:basedOn w:val="Normal"/>
-    <w:next w:val="Normal"/>
+    <w:name w:val="heading 1"/>
+    <w:uiPriority w:val="9"/>
     <w:qFormat/>
+    <w:pPr>
+      <w:outlineLvl w:val="0"/>
+    </w:pPr>
     <w:rPr>
       <w:color w:val="2E74B5"/>
       <w:sz w:val="32"/>
@@ -1489,10 +4684,14 @@
     </w:rPr>
   </w:style>
   <w:style w:type="paragraph" w:styleId="Heading2">
-    <w:name w:val="Heading 2"/>
-    <w:basedOn w:val="Normal"/>
-    <w:next w:val="Normal"/>
+    <w:name w:val="heading 2"/>
+    <w:uiPriority w:val="9"/>
+    <w:semiHidden/>
+    <w:unhideWhenUsed/>
     <w:qFormat/>
+    <w:pPr>
+      <w:outlineLvl w:val="1"/>
+    </w:pPr>
     <w:rPr>
       <w:color w:val="2E74B5"/>
       <w:sz w:val="26"/>
@@ -1500,10 +4699,14 @@
     </w:rPr>
   </w:style>
   <w:style w:type="paragraph" w:styleId="Heading3">
-    <w:name w:val="Heading 3"/>
-    <w:basedOn w:val="Normal"/>
-    <w:next w:val="Normal"/>
+    <w:name w:val="heading 3"/>
+    <w:uiPriority w:val="9"/>
+    <w:semiHidden/>
+    <w:unhideWhenUsed/>
     <w:qFormat/>
+    <w:pPr>
+      <w:outlineLvl w:val="2"/>
+    </w:pPr>
     <w:rPr>
       <w:color w:val="1F4D78"/>
       <w:sz w:val="24"/>
@@ -1511,10 +4714,14 @@
     </w:rPr>
   </w:style>
   <w:style w:type="paragraph" w:styleId="Heading4">
-    <w:name w:val="Heading 4"/>
-    <w:basedOn w:val="Normal"/>
-    <w:next w:val="Normal"/>
+    <w:name w:val="heading 4"/>
+    <w:uiPriority w:val="9"/>
+    <w:semiHidden/>
+    <w:unhideWhenUsed/>
     <w:qFormat/>
+    <w:pPr>
+      <w:outlineLvl w:val="3"/>
+    </w:pPr>
     <w:rPr>
       <w:i/>
       <w:iCs/>
@@ -1522,27 +4729,69 @@
     </w:rPr>
   </w:style>
   <w:style w:type="paragraph" w:styleId="Heading5">
-    <w:name w:val="Heading 5"/>
-    <w:basedOn w:val="Normal"/>
-    <w:next w:val="Normal"/>
+    <w:name w:val="heading 5"/>
+    <w:uiPriority w:val="9"/>
+    <w:semiHidden/>
+    <w:unhideWhenUsed/>
     <w:qFormat/>
+    <w:pPr>
+      <w:outlineLvl w:val="4"/>
+    </w:pPr>
     <w:rPr>
       <w:color w:val="2E74B5"/>
     </w:rPr>
   </w:style>
   <w:style w:type="paragraph" w:styleId="Heading6">
-    <w:name w:val="Heading 6"/>
-    <w:basedOn w:val="Normal"/>
-    <w:next w:val="Normal"/>
+    <w:name w:val="heading 6"/>
+    <w:uiPriority w:val="9"/>
+    <w:semiHidden/>
+    <w:unhideWhenUsed/>
     <w:qFormat/>
+    <w:pPr>
+      <w:outlineLvl w:val="5"/>
+    </w:pPr>
     <w:rPr>
       <w:color w:val="1F4D78"/>
     </w:rPr>
   </w:style>
-  <w:style w:type="paragraph" w:styleId="Strong">
-    <w:name w:val="Strong"/>
-    <w:basedOn w:val="Normal"/>
-    <w:next w:val="Normal"/>
+  <w:style w:type="character" w:default="1" w:styleId="DefaultParagraphFont">
+    <w:name w:val="Default Paragraph Font"/>
+    <w:uiPriority w:val="1"/>
+    <w:semiHidden/>
+    <w:unhideWhenUsed/>
+  </w:style>
+  <w:style w:type="table" w:default="1" w:styleId="TableNormal">
+    <w:name w:val="Normal Table"/>
+    <w:uiPriority w:val="99"/>
+    <w:semiHidden/>
+    <w:unhideWhenUsed/>
+    <w:tblPr>
+      <w:tblInd w:w="0" w:type="dxa"/>
+      <w:tblCellMar>
+        <w:top w:w="0" w:type="dxa"/>
+        <w:left w:w="108" w:type="dxa"/>
+        <w:bottom w:w="0" w:type="dxa"/>
+        <w:right w:w="108" w:type="dxa"/>
+      </w:tblCellMar>
+    </w:tblPr>
+  </w:style>
+  <w:style w:type="numbering" w:default="1" w:styleId="NoList">
+    <w:name w:val="No List"/>
+    <w:uiPriority w:val="99"/>
+    <w:semiHidden/>
+    <w:unhideWhenUsed/>
+  </w:style>
+  <w:style w:type="paragraph" w:styleId="Title">
+    <w:name w:val="Title"/>
+    <w:uiPriority w:val="10"/>
+    <w:qFormat/>
+    <w:rPr>
+      <w:sz w:val="56"/>
+      <w:szCs w:val="56"/>
+    </w:rPr>
+  </w:style>
+  <w:style w:type="paragraph" w:customStyle="1" w:styleId="Strong1">
+    <w:name w:val="Strong1"/>
     <w:qFormat/>
     <w:rPr>
       <w:b/>
@@ -1551,12 +4800,10 @@
   </w:style>
   <w:style w:type="paragraph" w:styleId="ListParagraph">
     <w:name w:val="List Paragraph"/>
-    <w:basedOn w:val="Normal"/>
     <w:qFormat/>
   </w:style>
   <w:style w:type="character" w:styleId="Hyperlink">
     <w:name w:val="Hyperlink"/>
-    <w:basedOn w:val="DefaultParagraphFont"/>
     <w:uiPriority w:val="99"/>
     <w:unhideWhenUsed/>
     <w:rPr>
@@ -1566,7 +4813,6 @@
   </w:style>
   <w:style w:type="character" w:styleId="FootnoteReference">
     <w:name w:val="footnote reference"/>
-    <w:basedOn w:val="DefaultParagraphFont"/>
     <w:uiPriority w:val="99"/>
     <w:semiHidden/>
     <w:unhideWhenUsed/>
@@ -1576,22 +4822,17 @@
   </w:style>
   <w:style w:type="paragraph" w:styleId="FootnoteText">
     <w:name w:val="footnote text"/>
-    <w:basedOn w:val="Normal"/>
     <w:link w:val="FootnoteTextChar"/>
     <w:uiPriority w:val="99"/>
     <w:semiHidden/>
     <w:unhideWhenUsed/>
-    <w:pPr>
-      <w:spacing w:after="0" w:line="240" w:lineRule="auto"/>
-    </w:pPr>
     <w:rPr>
       <w:sz w:val="20"/>
       <w:szCs w:val="20"/>
     </w:rPr>
   </w:style>
-  <w:style w:type="character" w:styleId="FootnoteTextChar">
+  <w:style w:type="character" w:customStyle="1" w:styleId="FootnoteTextChar">
     <w:name w:val="Footnote Text Char"/>
-    <w:basedOn w:val="DefaultParagraphFont"/>
     <w:link w:val="FootnoteText"/>
     <w:uiPriority w:val="99"/>
     <w:semiHidden/>
@@ -1603,7 +4844,6 @@
   </w:style>
   <w:style w:type="character" w:styleId="EndnoteReference">
     <w:name w:val="endnote reference"/>
-    <w:basedOn w:val="DefaultParagraphFont"/>
     <w:uiPriority w:val="99"/>
     <w:semiHidden/>
     <w:unhideWhenUsed/>
@@ -1613,22 +4853,17 @@
   </w:style>
   <w:style w:type="paragraph" w:styleId="EndnoteText">
     <w:name w:val="endnote text"/>
-    <w:basedOn w:val="Normal"/>
     <w:link w:val="EndnoteTextChar"/>
     <w:uiPriority w:val="99"/>
     <w:semiHidden/>
     <w:unhideWhenUsed/>
-    <w:pPr>
-      <w:spacing w:after="0" w:line="240" w:lineRule="auto"/>
-    </w:pPr>
     <w:rPr>
       <w:sz w:val="20"/>
       <w:szCs w:val="20"/>
     </w:rPr>
   </w:style>
-  <w:style w:type="character" w:styleId="EndnoteTextChar">
+  <w:style w:type="character" w:customStyle="1" w:styleId="EndnoteTextChar">
     <w:name w:val="Endnote Text Char"/>
-    <w:basedOn w:val="DefaultParagraphFont"/>
     <w:link w:val="EndnoteText"/>
     <w:uiPriority w:val="99"/>
     <w:semiHidden/>
@@ -1639,4 +4874,319 @@
     </w:rPr>
   </w:style>
 </w:styles>
+</file>
+
+<file path=word/theme/theme1.xml><?xml version="1.0" encoding="utf-8"?>
+<a:theme xmlns:a="http://schemas.openxmlformats.org/drawingml/2006/main" name="Office Theme">
+  <a:themeElements>
+    <a:clrScheme name="Office">
+      <a:dk1>
+        <a:sysClr val="windowText" lastClr="000000"/>
+      </a:dk1>
+      <a:lt1>
+        <a:sysClr val="window" lastClr="FFFFFF"/>
+      </a:lt1>
+      <a:dk2>
+        <a:srgbClr val="0E2841"/>
+      </a:dk2>
+      <a:lt2>
+        <a:srgbClr val="E8E8E8"/>
+      </a:lt2>
+      <a:accent1>
+        <a:srgbClr val="156082"/>
+      </a:accent1>
+      <a:accent2>
+        <a:srgbClr val="E97132"/>
+      </a:accent2>
+      <a:accent3>
+        <a:srgbClr val="196B24"/>
+      </a:accent3>
+      <a:accent4>
+        <a:srgbClr val="0F9ED5"/>
+      </a:accent4>
+      <a:accent5>
+        <a:srgbClr val="A02B93"/>
+      </a:accent5>
+      <a:accent6>
+        <a:srgbClr val="4EA72E"/>
+      </a:accent6>
+      <a:hlink>
+        <a:srgbClr val="467886"/>
+      </a:hlink>
+      <a:folHlink>
+        <a:srgbClr val="96607D"/>
+      </a:folHlink>
+    </a:clrScheme>
+    <a:fontScheme name="Office">
+      <a:majorFont>
+        <a:latin typeface="Aptos Display" panose="02110004020202020204"/>
+        <a:ea typeface=""/>
+        <a:cs typeface=""/>
+        <a:font script="Jpan" typeface="游ゴシック Light"/>
+        <a:font script="Hang" typeface="맑은 고딕"/>
+        <a:font script="Hans" typeface="等线 Light"/>
+        <a:font script="Hant" typeface="新細明體"/>
+        <a:font script="Arab" typeface="Times New Roman"/>
+        <a:font script="Hebr" typeface="Times New Roman"/>
+        <a:font script="Thai" typeface="Angsana New"/>
+        <a:font script="Ethi" typeface="Nyala"/>
+        <a:font script="Beng" typeface="Vrinda"/>
+        <a:font script="Gujr" typeface="Shruti"/>
+        <a:font script="Khmr" typeface="MoolBoran"/>
+        <a:font script="Knda" typeface="Tunga"/>
+        <a:font script="Guru" typeface="Raavi"/>
+        <a:font script="Cans" typeface="Euphemia"/>
+        <a:font script="Cher" typeface="Plantagenet Cherokee"/>
+        <a:font script="Yiii" typeface="Microsoft Yi Baiti"/>
+        <a:font script="Tibt" typeface="Microsoft Himalaya"/>
+        <a:font script="Thaa" typeface="MV Boli"/>
+        <a:font script="Deva" typeface="Mangal"/>
+        <a:font script="Telu" typeface="Gautami"/>
+        <a:font script="Taml" typeface="Latha"/>
+        <a:font script="Syrc" typeface="Estrangelo Edessa"/>
+        <a:font script="Orya" typeface="Kalinga"/>
+        <a:font script="Mlym" typeface="Kartika"/>
+        <a:font script="Laoo" typeface="DokChampa"/>
+        <a:font script="Sinh" typeface="Iskoola Pota"/>
+        <a:font script="Mong" typeface="Mongolian Baiti"/>
+        <a:font script="Viet" typeface="Times New Roman"/>
+        <a:font script="Uigh" typeface="Microsoft Uighur"/>
+        <a:font script="Geor" typeface="Sylfaen"/>
+        <a:font script="Armn" typeface="Arial"/>
+        <a:font script="Bugi" typeface="Leelawadee UI"/>
+        <a:font script="Bopo" typeface="Microsoft JhengHei"/>
+        <a:font script="Java" typeface="Javanese Text"/>
+        <a:font script="Lisu" typeface="Segoe UI"/>
+        <a:font script="Mymr" typeface="Myanmar Text"/>
+        <a:font script="Nkoo" typeface="Ebrima"/>
+        <a:font script="Olck" typeface="Nirmala UI"/>
+        <a:font script="Osma" typeface="Ebrima"/>
+        <a:font script="Phag" typeface="Phagspa"/>
+        <a:font script="Syrn" typeface="Estrangelo Edessa"/>
+        <a:font script="Syrj" typeface="Estrangelo Edessa"/>
+        <a:font script="Syre" typeface="Estrangelo Edessa"/>
+        <a:font script="Sora" typeface="Nirmala UI"/>
+        <a:font script="Tale" typeface="Microsoft Tai Le"/>
+        <a:font script="Talu" typeface="Microsoft New Tai Lue"/>
+        <a:font script="Tfng" typeface="Ebrima"/>
+      </a:majorFont>
+      <a:minorFont>
+        <a:latin typeface="Aptos" panose="02110004020202020204"/>
+        <a:ea typeface=""/>
+        <a:cs typeface=""/>
+        <a:font script="Jpan" typeface="游明朝"/>
+        <a:font script="Hang" typeface="맑은 고딕"/>
+        <a:font script="Hans" typeface="等线"/>
+        <a:font script="Hant" typeface="新細明體"/>
+        <a:font script="Arab" typeface="Arial"/>
+        <a:font script="Hebr" typeface="Arial"/>
+        <a:font script="Thai" typeface="Cordia New"/>
+        <a:font script="Ethi" typeface="Nyala"/>
+        <a:font script="Beng" typeface="Vrinda"/>
+        <a:font script="Gujr" typeface="Shruti"/>
+        <a:font script="Khmr" typeface="DaunPenh"/>
+        <a:font script="Knda" typeface="Tunga"/>
+        <a:font script="Guru" typeface="Raavi"/>
+        <a:font script="Cans" typeface="Euphemia"/>
+        <a:font script="Cher" typeface="Plantagenet Cherokee"/>
+        <a:font script="Yiii" typeface="Microsoft Yi Baiti"/>
+        <a:font script="Tibt" typeface="Microsoft Himalaya"/>
+        <a:font script="Thaa" typeface="MV Boli"/>
+        <a:font script="Deva" typeface="Mangal"/>
+        <a:font script="Telu" typeface="Gautami"/>
+        <a:font script="Taml" typeface="Latha"/>
+        <a:font script="Syrc" typeface="Estrangelo Edessa"/>
+        <a:font script="Orya" typeface="Kalinga"/>
+        <a:font script="Mlym" typeface="Kartika"/>
+        <a:font script="Laoo" typeface="DokChampa"/>
+        <a:font script="Sinh" typeface="Iskoola Pota"/>
+        <a:font script="Mong" typeface="Mongolian Baiti"/>
+        <a:font script="Viet" typeface="Arial"/>
+        <a:font script="Uigh" typeface="Microsoft Uighur"/>
+        <a:font script="Geor" typeface="Sylfaen"/>
+        <a:font script="Armn" typeface="Arial"/>
+        <a:font script="Bugi" typeface="Leelawadee UI"/>
+        <a:font script="Bopo" typeface="Microsoft JhengHei"/>
+        <a:font script="Java" typeface="Javanese Text"/>
+        <a:font script="Lisu" typeface="Segoe UI"/>
+        <a:font script="Mymr" typeface="Myanmar Text"/>
+        <a:font script="Nkoo" typeface="Ebrima"/>
+        <a:font script="Olck" typeface="Nirmala UI"/>
+        <a:font script="Osma" typeface="Ebrima"/>
+        <a:font script="Phag" typeface="Phagspa"/>
+        <a:font script="Syrn" typeface="Estrangelo Edessa"/>
+        <a:font script="Syrj" typeface="Estrangelo Edessa"/>
+        <a:font script="Syre" typeface="Estrangelo Edessa"/>
+        <a:font script="Sora" typeface="Nirmala UI"/>
+        <a:font script="Tale" typeface="Microsoft Tai Le"/>
+        <a:font script="Talu" typeface="Microsoft New Tai Lue"/>
+        <a:font script="Tfng" typeface="Ebrima"/>
+      </a:minorFont>
+    </a:fontScheme>
+    <a:fmtScheme name="Office">
+      <a:fillStyleLst>
+        <a:solidFill>
+          <a:schemeClr val="phClr"/>
+        </a:solidFill>
+        <a:gradFill rotWithShape="1">
+          <a:gsLst>
+            <a:gs pos="0">
+              <a:schemeClr val="phClr">
+                <a:lumMod val="110000"/>
+                <a:satMod val="105000"/>
+                <a:tint val="67000"/>
+              </a:schemeClr>
+            </a:gs>
+            <a:gs pos="50000">
+              <a:schemeClr val="phClr">
+                <a:lumMod val="105000"/>
+                <a:satMod val="103000"/>
+                <a:tint val="73000"/>
+              </a:schemeClr>
+            </a:gs>
+            <a:gs pos="100000">
+              <a:schemeClr val="phClr">
+                <a:lumMod val="105000"/>
+                <a:satMod val="109000"/>
+                <a:tint val="81000"/>
+              </a:schemeClr>
+            </a:gs>
+          </a:gsLst>
+          <a:lin ang="5400000" scaled="0"/>
+        </a:gradFill>
+        <a:gradFill rotWithShape="1">
+          <a:gsLst>
+            <a:gs pos="0">
+              <a:schemeClr val="phClr">
+                <a:satMod val="103000"/>
+                <a:lumMod val="102000"/>
+                <a:tint val="94000"/>
+              </a:schemeClr>
+            </a:gs>
+            <a:gs pos="50000">
+              <a:schemeClr val="phClr">
+                <a:satMod val="110000"/>
+                <a:lumMod val="100000"/>
+                <a:shade val="100000"/>
+              </a:schemeClr>
+            </a:gs>
+            <a:gs pos="100000">
+              <a:schemeClr val="phClr">
+                <a:lumMod val="99000"/>
+                <a:satMod val="120000"/>
+                <a:shade val="78000"/>
+              </a:schemeClr>
+            </a:gs>
+          </a:gsLst>
+          <a:lin ang="5400000" scaled="0"/>
+        </a:gradFill>
+      </a:fillStyleLst>
+      <a:lnStyleLst>
+        <a:ln w="12700" cap="flat" cmpd="sng" algn="ctr">
+          <a:solidFill>
+            <a:schemeClr val="phClr"/>
+          </a:solidFill>
+          <a:prstDash val="solid"/>
+          <a:miter lim="800000"/>
+        </a:ln>
+        <a:ln w="19050" cap="flat" cmpd="sng" algn="ctr">
+          <a:solidFill>
+            <a:schemeClr val="phClr"/>
+          </a:solidFill>
+          <a:prstDash val="solid"/>
+          <a:miter lim="800000"/>
+        </a:ln>
+        <a:ln w="25400" cap="flat" cmpd="sng" algn="ctr">
+          <a:solidFill>
+            <a:schemeClr val="phClr"/>
+          </a:solidFill>
+          <a:prstDash val="solid"/>
+          <a:miter lim="800000"/>
+        </a:ln>
+      </a:lnStyleLst>
+      <a:effectStyleLst>
+        <a:effectStyle>
+          <a:effectLst/>
+        </a:effectStyle>
+        <a:effectStyle>
+          <a:effectLst/>
+        </a:effectStyle>
+        <a:effectStyle>
+          <a:effectLst>
+            <a:outerShdw blurRad="57150" dist="19050" dir="5400000" algn="ctr" rotWithShape="0">
+              <a:srgbClr val="000000">
+                <a:alpha val="63000"/>
+              </a:srgbClr>
+            </a:outerShdw>
+          </a:effectLst>
+        </a:effectStyle>
+      </a:effectStyleLst>
+      <a:bgFillStyleLst>
+        <a:solidFill>
+          <a:schemeClr val="phClr"/>
+        </a:solidFill>
+        <a:solidFill>
+          <a:schemeClr val="phClr">
+            <a:tint val="95000"/>
+            <a:satMod val="170000"/>
+          </a:schemeClr>
+        </a:solidFill>
+        <a:gradFill rotWithShape="1">
+          <a:gsLst>
+            <a:gs pos="0">
+              <a:schemeClr val="phClr">
+                <a:tint val="93000"/>
+                <a:satMod val="150000"/>
+                <a:shade val="98000"/>
+                <a:lumMod val="102000"/>
+              </a:schemeClr>
+            </a:gs>
+            <a:gs pos="50000">
+              <a:schemeClr val="phClr">
+                <a:tint val="98000"/>
+                <a:satMod val="130000"/>
+                <a:shade val="90000"/>
+                <a:lumMod val="103000"/>
+              </a:schemeClr>
+            </a:gs>
+            <a:gs pos="100000">
+              <a:schemeClr val="phClr">
+                <a:shade val="63000"/>
+                <a:satMod val="120000"/>
+              </a:schemeClr>
+            </a:gs>
+          </a:gsLst>
+          <a:lin ang="5400000" scaled="0"/>
+        </a:gradFill>
+      </a:bgFillStyleLst>
+    </a:fmtScheme>
+  </a:themeElements>
+  <a:objectDefaults>
+    <a:lnDef>
+      <a:spPr/>
+      <a:bodyPr/>
+      <a:lstStyle/>
+      <a:style>
+        <a:lnRef idx="2">
+          <a:schemeClr val="accent1"/>
+        </a:lnRef>
+        <a:fillRef idx="0">
+          <a:schemeClr val="accent1"/>
+        </a:fillRef>
+        <a:effectRef idx="1">
+          <a:schemeClr val="accent1"/>
+        </a:effectRef>
+        <a:fontRef idx="minor">
+          <a:schemeClr val="tx1"/>
+        </a:fontRef>
+      </a:style>
+    </a:lnDef>
+  </a:objectDefaults>
+  <a:extraClrSchemeLst/>
+  <a:extLst>
+    <a:ext uri="{05A4C25C-085E-4340-85A3-A5531E510DB2}">
+      <thm15:themeFamily xmlns:thm15="http://schemas.microsoft.com/office/thememl/2012/main" name="Office Theme" id="{2E142A2C-CD16-42D6-873A-C26D2A0506FA}" vid="{1BDDFF52-6CD6-40A5-AB3C-68EB2F1E4D0A}"/>
+    </a:ext>
+  </a:extLst>
+</a:theme>
 </file>